--- a/医療機器DX台帳_簡易仕様書.docx
+++ b/医療機器DX台帳_簡易仕様書.docx
@@ -185,7 +185,7 @@
         <w:spacing w:before="240" w:after="80"/>
       </w:pPr>
       <w:r>
-        <w:t>解決している7つのこと</w:t>
+        <w:t>解決している10のこと</w:t>
       </w:r>
     </w:p>
     <w:p>
@@ -211,7 +211,7 @@
         <w:spacing w:after="80"/>
       </w:pPr>
       <w:r>
-        <w:t>次回いつやるかが出る ── 機器区分ごとの点検周期から次回予定日を自動で計算し、期限切れを台帳画面で色付けする</w:t>
+        <w:t>次回いつやるかが出る ── 機器区分ごとの点検周期から次回予定日を自動で計算し、期限切れ・7日以内・期限が近いの3段階で、台帳画面と点検画面に色付けして出す</w:t>
       </w:r>
     </w:p>
     <w:p>
@@ -281,6 +281,45 @@
     </w:p>
     <w:p>
       <w:pPr>
+        <w:pStyle w:val="a4"/>
+        <w:numPr>
+          <w:ilvl w:val="0"/>
+          <w:numId w:val="2"/>
+        </w:numPr>
+        <w:spacing w:after="80"/>
+      </w:pPr>
+      <w:r>
+        <w:t>立入検査の書類がすぐ出る ── 医療法で求められる「保守点検計画」と「保守点検・修理の記録」を、台帳と履歴からそのまま作って印刷できる</w:t>
+      </w:r>
+    </w:p>
+    <w:p>
+      <w:pPr>
+        <w:pStyle w:val="a4"/>
+        <w:numPr>
+          <w:ilvl w:val="0"/>
+          <w:numId w:val="2"/>
+        </w:numPr>
+        <w:spacing w:after="80"/>
+      </w:pPr>
+      <w:r>
+        <w:t>通知の宛先を画面で変えられる ── 受け取る人の入れ替えや通知の一時停止を、スクリプトエディタを開かずに管理画面から行える。変更は誰がいつ何をしたか記録に残る</w:t>
+      </w:r>
+    </w:p>
+    <w:p>
+      <w:pPr>
+        <w:pStyle w:val="a4"/>
+        <w:numPr>
+          <w:ilvl w:val="0"/>
+          <w:numId w:val="2"/>
+        </w:numPr>
+        <w:spacing w:after="80"/>
+      </w:pPr>
+      <w:r>
+        <w:t>月に1回、数字で振り返れる ── 毎月1日の朝、先月の部署点検の実施率・点検の期限・故障・その他報告のまとめを、幹部へメールで送る</w:t>
+      </w:r>
+    </w:p>
+    <w:p>
+      <w:pPr>
         <w:pStyle w:val="2"/>
         <w:spacing w:before="240" w:after="80"/>
       </w:pPr>
@@ -561,7 +600,7 @@
               <w:rPr>
                 <w:sz w:val="18"/>
               </w:rPr>
-              <w:t>点検画面・マスタ管理画面・台帳ビュー・履歴画面・QRラベル印刷の5画面。このうち点検画面は、GAS版と Cloudflare Workers 版の2つがある。</w:t>
+              <w:t>点検画面・マスタ管理画面・台帳ビュー・履歴画面・QRラベル印刷・帳票・設定の7画面。このうち点検画面は、GAS版と Cloudflare Workers 版の2つがある。</w:t>
             </w:r>
           </w:p>
         </w:tc>
@@ -612,7 +651,7 @@
               <w:rPr>
                 <w:sz w:val="18"/>
               </w:rPr>
-              <w:t>故障まわりの3アクションとその他報告だけ、LINE WORKSで担当者それぞれのBotとの1対1トークへ送る。LINE WORKS を使わない人にはメールで送る（宛先で分ける）。</w:t>
+              <w:t>故障まわりの3アクションとその他報告だけ、LINE WORKSで担当者それぞれのBotとの1対1トークへ送る。LINE WORKS を使わない人にはメールで送る（宛先で分ける）。毎月1日の朝に、先月の月次サマリーをメールで送る。</w:t>
             </w:r>
           </w:p>
         </w:tc>
@@ -663,7 +702,7 @@
               <w:rPr>
                 <w:sz w:val="18"/>
               </w:rPr>
-              <w:t>台帳ビューの印刷（A3横）、QRラベルのシート印刷。</w:t>
+              <w:t>台帳ビューの印刷（A3横）、QRラベルのシート印刷、保守点検計画（A4横）と保守点検・修理の記録（A4縦）。</w:t>
             </w:r>
           </w:p>
         </w:tc>
@@ -1442,6 +1481,200 @@
           </w:p>
         </w:tc>
       </w:tr>
+      <w:tr>
+        <w:trPr>
+          <w:cantSplit/>
+        </w:trPr>
+        <w:tc>
+          <w:tcPr>
+            <w:tcW w:type="dxa" w:w="1872"/>
+            <w:tcMar>
+              <w:top w:w="60" w:type="dxa"/>
+              <w:left w:w="100" w:type="dxa"/>
+              <w:bottom w:w="60" w:type="dxa"/>
+              <w:right w:w="100" w:type="dxa"/>
+            </w:tcMar>
+          </w:tcPr>
+          <w:p>
+            <w:pPr>
+              <w:spacing w:before="0" w:after="0"/>
+            </w:pPr>
+            <w:r/>
+            <w:r>
+              <w:rPr>
+                <w:sz w:val="18"/>
+              </w:rPr>
+              <w:t>帳票</w:t>
+            </w:r>
+          </w:p>
+        </w:tc>
+        <w:tc>
+          <w:tcPr>
+            <w:tcW w:type="dxa" w:w="2059"/>
+            <w:tcMar>
+              <w:top w:w="60" w:type="dxa"/>
+              <w:left w:w="100" w:type="dxa"/>
+              <w:bottom w:w="60" w:type="dxa"/>
+              <w:right w:w="100" w:type="dxa"/>
+            </w:tcMar>
+          </w:tcPr>
+          <w:p>
+            <w:pPr>
+              <w:spacing w:before="0" w:after="0"/>
+            </w:pPr>
+            <w:r/>
+            <w:r>
+              <w:rPr>
+                <w:sz w:val="18"/>
+              </w:rPr>
+              <w:t>GAS ?p=report</w:t>
+            </w:r>
+          </w:p>
+        </w:tc>
+        <w:tc>
+          <w:tcPr>
+            <w:tcW w:type="dxa" w:w="1123"/>
+            <w:tcMar>
+              <w:top w:w="60" w:type="dxa"/>
+              <w:left w:w="100" w:type="dxa"/>
+              <w:bottom w:w="60" w:type="dxa"/>
+              <w:right w:w="100" w:type="dxa"/>
+            </w:tcMar>
+          </w:tcPr>
+          <w:p>
+            <w:pPr>
+              <w:spacing w:before="0" w:after="0"/>
+            </w:pPr>
+            <w:r/>
+            <w:r>
+              <w:rPr>
+                <w:sz w:val="18"/>
+              </w:rPr>
+              <w:t>管理</w:t>
+            </w:r>
+          </w:p>
+        </w:tc>
+        <w:tc>
+          <w:tcPr>
+            <w:tcW w:type="dxa" w:w="4304"/>
+            <w:tcMar>
+              <w:top w:w="60" w:type="dxa"/>
+              <w:left w:w="100" w:type="dxa"/>
+              <w:bottom w:w="60" w:type="dxa"/>
+              <w:right w:w="100" w:type="dxa"/>
+            </w:tcMar>
+          </w:tcPr>
+          <w:p>
+            <w:pPr>
+              <w:spacing w:before="0" w:after="0"/>
+            </w:pPr>
+            <w:r/>
+            <w:r>
+              <w:rPr>
+                <w:sz w:val="18"/>
+              </w:rPr>
+              <w:t>機器管理担当・医療機器安全管理責任者。PC・印刷</w:t>
+            </w:r>
+          </w:p>
+        </w:tc>
+      </w:tr>
+      <w:tr>
+        <w:trPr>
+          <w:cantSplit/>
+        </w:trPr>
+        <w:tc>
+          <w:tcPr>
+            <w:tcW w:type="dxa" w:w="1872"/>
+            <w:tcMar>
+              <w:top w:w="60" w:type="dxa"/>
+              <w:left w:w="100" w:type="dxa"/>
+              <w:bottom w:w="60" w:type="dxa"/>
+              <w:right w:w="100" w:type="dxa"/>
+            </w:tcMar>
+          </w:tcPr>
+          <w:p>
+            <w:pPr>
+              <w:spacing w:before="0" w:after="0"/>
+            </w:pPr>
+            <w:r/>
+            <w:r>
+              <w:rPr>
+                <w:sz w:val="18"/>
+              </w:rPr>
+              <w:t>設定</w:t>
+            </w:r>
+          </w:p>
+        </w:tc>
+        <w:tc>
+          <w:tcPr>
+            <w:tcW w:type="dxa" w:w="2059"/>
+            <w:tcMar>
+              <w:top w:w="60" w:type="dxa"/>
+              <w:left w:w="100" w:type="dxa"/>
+              <w:bottom w:w="60" w:type="dxa"/>
+              <w:right w:w="100" w:type="dxa"/>
+            </w:tcMar>
+          </w:tcPr>
+          <w:p>
+            <w:pPr>
+              <w:spacing w:before="0" w:after="0"/>
+            </w:pPr>
+            <w:r/>
+            <w:r>
+              <w:rPr>
+                <w:sz w:val="18"/>
+              </w:rPr>
+              <w:t>GAS ?p=settings</w:t>
+            </w:r>
+          </w:p>
+        </w:tc>
+        <w:tc>
+          <w:tcPr>
+            <w:tcW w:type="dxa" w:w="1123"/>
+            <w:tcMar>
+              <w:top w:w="60" w:type="dxa"/>
+              <w:left w:w="100" w:type="dxa"/>
+              <w:bottom w:w="60" w:type="dxa"/>
+              <w:right w:w="100" w:type="dxa"/>
+            </w:tcMar>
+          </w:tcPr>
+          <w:p>
+            <w:pPr>
+              <w:spacing w:before="0" w:after="0"/>
+            </w:pPr>
+            <w:r/>
+            <w:r>
+              <w:rPr>
+                <w:sz w:val="18"/>
+              </w:rPr>
+              <w:t>管理</w:t>
+            </w:r>
+          </w:p>
+        </w:tc>
+        <w:tc>
+          <w:tcPr>
+            <w:tcW w:type="dxa" w:w="4304"/>
+            <w:tcMar>
+              <w:top w:w="60" w:type="dxa"/>
+              <w:left w:w="100" w:type="dxa"/>
+              <w:bottom w:w="60" w:type="dxa"/>
+              <w:right w:w="100" w:type="dxa"/>
+            </w:tcMar>
+          </w:tcPr>
+          <w:p>
+            <w:pPr>
+              <w:spacing w:before="0" w:after="0"/>
+            </w:pPr>
+            <w:r/>
+            <w:r>
+              <w:rPr>
+                <w:sz w:val="18"/>
+              </w:rPr>
+              <w:t>機器管理担当。PC</w:t>
+            </w:r>
+          </w:p>
+        </w:tc>
+      </w:tr>
     </w:tbl>
     <w:p>
       <w:pPr>
@@ -1457,7 +1690,7 @@
           <w:color w:val="7B8A84"/>
           <w:sz w:val="18"/>
         </w:rPr>
-        <w:t>GAS側はパラメータを付けずに開くと点検画面になります。GASの5画面は上部に同じナビ（nav.html）をinclude しており、互いに行き来できます。現在いる画面のボタンだけ色が付きます。Workers版の点検画面は独立しているため、このナビを持ちません（環境変数 GAS_LINKS を "1" にすると、画面下に台帳・履歴・マスタ管理へのリンクが出ます）。</w:t>
+        <w:t>GAS側はパラメータを付けずに開くと点検画面になります。GASの7画面は上部に同じナビ（nav.html）をinclude しており、互いに行き来できます。現在いる画面のボタンだけ色が付きます。Workers版の点検画面は独立しているため、このナビを持ちません（環境変数 GAS_LINKS を "1" にすると、画面下に台帳・履歴・マスタ管理へのリンクが出ます）。</w:t>
       </w:r>
     </w:p>
     <w:p>
@@ -1971,7 +2204,20 @@
         <w:spacing w:after="80"/>
       </w:pPr>
       <w:r>
-        <w:t>点検画面を開き、「📷 QRをスキャン」でカメラを立ち上げてラベルを読む。ラベルをスマホのカメラアプリで読んでも、同じ画面が開く。</w:t>
+        <w:t>点検画面を開くと、上に「🗓 点検の期限」が出る。部署を選ぶと、期限切れ・7日以内・期限が近いの台数と機器の一覧が出て、押すとその機器が開く（部署点検だけ）。</w:t>
+      </w:r>
+    </w:p>
+    <w:p>
+      <w:pPr>
+        <w:pStyle w:val="a4"/>
+        <w:numPr>
+          <w:ilvl w:val="0"/>
+          <w:numId w:val="3"/>
+        </w:numPr>
+        <w:spacing w:after="80"/>
+      </w:pPr>
+      <w:r>
+        <w:t>「📷 QRをスキャン」でカメラを立ち上げてラベルを読む。ラベルをスマホのカメラアプリで読んでも、同じ画面が開く。</w:t>
       </w:r>
     </w:p>
     <w:p>
@@ -1997,7 +2243,7 @@
         <w:spacing w:after="80"/>
       </w:pPr>
       <w:r>
-        <w:t>機器カードで、名前・管理番号・ステータス・代表写真・前回点検日を確認する。</w:t>
+        <w:t>機器カードで、名前・管理番号・ステータス・代表写真・前回点検日を確認する。期限が近い・過ぎているときは、カードの中に色付きの帯で出る。</w:t>
       </w:r>
     </w:p>
     <w:p>
@@ -2945,7 +3191,7 @@
         <w:spacing w:after="80"/>
       </w:pPr>
       <w:r>
-        <w:t>上部のKPIカード4枚（登録機器／点検期限切れ／故障中・修理中／点検記録なし）。カードを押すとその条件で絞り込む</w:t>
+        <w:t>上部のKPIカード6枚（登録機器／⛔ 点検期限切れ／⚠️ 7日以内／🗓 期限が近い／故障中・修理中／点検記録なし）。期限の3枚は「部署 n　業者 n」の内訳つき。カードを押すとその条件で絞り込む</w:t>
       </w:r>
     </w:p>
     <w:p>
@@ -2984,7 +3230,7 @@
         <w:spacing w:after="80"/>
       </w:pPr>
       <w:r>
-        <w:t>故障中は赤、修理中は橙、貸出中は青、廃棄・紛失はグレーで行を塗る。点検期限切れのセルは赤</w:t>
+        <w:t>故障中は赤、修理中は橙、貸出中は青、廃棄・紛失はグレーで行を塗る。次回予定日のセルは、期限切れ＝赤、7日以内＝オレンジ、期限が近い＝黄色。「あと4日」「15日超過」を添える</w:t>
       </w:r>
     </w:p>
     <w:p>
@@ -3323,6 +3569,586 @@
     </w:p>
     <w:p>
       <w:pPr>
+        <w:pStyle w:val="2"/>
+        <w:spacing w:before="240" w:after="80"/>
+      </w:pPr>
+      <w:r>
+        <w:t>帳票（PC）</w:t>
+      </w:r>
+    </w:p>
+    <w:p>
+      <w:pPr>
+        <w:spacing w:after="120"/>
+      </w:pPr>
+      <w:r>
+        <w:t>立入検査で求められる2つの書類を作って印刷します。読むだけで、台帳にも履歴にも書き込みません。</w:t>
+      </w:r>
+    </w:p>
+    <w:tbl>
+      <w:tblPr>
+        <w:tblW w:w="9360" w:type="dxa"/>
+        <w:tblBorders>
+          <w:top w:val="single" w:sz="4" w:space="0" w:color="D4DAD7"/>
+          <w:left w:val="single" w:sz="4" w:space="0" w:color="D4DAD7"/>
+          <w:bottom w:val="single" w:sz="4" w:space="0" w:color="D4DAD7"/>
+          <w:right w:val="single" w:sz="4" w:space="0" w:color="D4DAD7"/>
+          <w:insideH w:val="single" w:sz="2" w:space="0" w:color="E3EAE7"/>
+          <w:insideV w:val="single" w:sz="2" w:space="0" w:color="E3EAE7"/>
+        </w:tblBorders>
+        <w:tblLayout w:type="fixed"/>
+        <w:tblLook w:firstColumn="1" w:firstRow="1" w:lastColumn="0" w:lastRow="0" w:noHBand="0" w:noVBand="1" w:val="04A0"/>
+      </w:tblPr>
+      <w:tblGrid>
+        <w:gridCol w:w="2059"/>
+        <w:gridCol w:w="6177"/>
+        <w:gridCol w:w="1123"/>
+      </w:tblGrid>
+      <w:tr>
+        <w:trPr>
+          <w:tblHeader/>
+          <w:cantSplit/>
+        </w:trPr>
+        <w:tc>
+          <w:tcPr>
+            <w:tcW w:type="dxa" w:w="2059"/>
+            <w:shd w:val="clear" w:color="auto" w:fill="EDF6F3"/>
+            <w:tcMar>
+              <w:top w:w="60" w:type="dxa"/>
+              <w:left w:w="100" w:type="dxa"/>
+              <w:bottom w:w="60" w:type="dxa"/>
+              <w:right w:w="100" w:type="dxa"/>
+            </w:tcMar>
+          </w:tcPr>
+          <w:p>
+            <w:pPr>
+              <w:spacing w:before="0" w:after="0"/>
+            </w:pPr>
+            <w:r/>
+            <w:r>
+              <w:rPr>
+                <w:b/>
+                <w:sz w:val="18"/>
+              </w:rPr>
+              <w:t>帳票</w:t>
+            </w:r>
+          </w:p>
+        </w:tc>
+        <w:tc>
+          <w:tcPr>
+            <w:tcW w:type="dxa" w:w="6176"/>
+            <w:shd w:val="clear" w:color="auto" w:fill="EDF6F3"/>
+            <w:tcMar>
+              <w:top w:w="60" w:type="dxa"/>
+              <w:left w:w="100" w:type="dxa"/>
+              <w:bottom w:w="60" w:type="dxa"/>
+              <w:right w:w="100" w:type="dxa"/>
+            </w:tcMar>
+          </w:tcPr>
+          <w:p>
+            <w:pPr>
+              <w:spacing w:before="0" w:after="0"/>
+            </w:pPr>
+            <w:r/>
+            <w:r>
+              <w:rPr>
+                <w:b/>
+                <w:sz w:val="18"/>
+              </w:rPr>
+              <w:t>中身</w:t>
+            </w:r>
+          </w:p>
+        </w:tc>
+        <w:tc>
+          <w:tcPr>
+            <w:tcW w:type="dxa" w:w="1123"/>
+            <w:shd w:val="clear" w:color="auto" w:fill="EDF6F3"/>
+            <w:tcMar>
+              <w:top w:w="60" w:type="dxa"/>
+              <w:left w:w="100" w:type="dxa"/>
+              <w:bottom w:w="60" w:type="dxa"/>
+              <w:right w:w="100" w:type="dxa"/>
+            </w:tcMar>
+          </w:tcPr>
+          <w:p>
+            <w:pPr>
+              <w:spacing w:before="0" w:after="0"/>
+            </w:pPr>
+            <w:r/>
+            <w:r>
+              <w:rPr>
+                <w:b/>
+                <w:sz w:val="18"/>
+              </w:rPr>
+              <w:t>用紙</w:t>
+            </w:r>
+          </w:p>
+        </w:tc>
+      </w:tr>
+      <w:tr>
+        <w:trPr>
+          <w:cantSplit/>
+        </w:trPr>
+        <w:tc>
+          <w:tcPr>
+            <w:tcW w:type="dxa" w:w="2059"/>
+            <w:tcMar>
+              <w:top w:w="60" w:type="dxa"/>
+              <w:left w:w="100" w:type="dxa"/>
+              <w:bottom w:w="60" w:type="dxa"/>
+              <w:right w:w="100" w:type="dxa"/>
+            </w:tcMar>
+          </w:tcPr>
+          <w:p>
+            <w:pPr>
+              <w:spacing w:before="0" w:after="0"/>
+            </w:pPr>
+            <w:r/>
+            <w:r>
+              <w:rPr>
+                <w:sz w:val="18"/>
+              </w:rPr>
+              <w:t>🗓 保守点検計画</w:t>
+            </w:r>
+          </w:p>
+        </w:tc>
+        <w:tc>
+          <w:tcPr>
+            <w:tcW w:type="dxa" w:w="6176"/>
+            <w:tcMar>
+              <w:top w:w="60" w:type="dxa"/>
+              <w:left w:w="100" w:type="dxa"/>
+              <w:bottom w:w="60" w:type="dxa"/>
+              <w:right w:w="100" w:type="dxa"/>
+            </w:tcMar>
+          </w:tcPr>
+          <w:p>
+            <w:pPr>
+              <w:spacing w:before="0" w:after="0"/>
+            </w:pPr>
+            <w:r/>
+            <w:r>
+              <w:rPr>
+                <w:sz w:val="18"/>
+              </w:rPr>
+              <w:t>年度を選ぶ。機器ごとに、医療機器名・製造販売業者・型式・製造番号・使用開始日（購入年）と、部署点検・業者点検の周期、年度12か月の予定（○）と実績（●）。予定の月が過ぎても実施が無いと ✕。</w:t>
+            </w:r>
+          </w:p>
+        </w:tc>
+        <w:tc>
+          <w:tcPr>
+            <w:tcW w:type="dxa" w:w="1123"/>
+            <w:tcMar>
+              <w:top w:w="60" w:type="dxa"/>
+              <w:left w:w="100" w:type="dxa"/>
+              <w:bottom w:w="60" w:type="dxa"/>
+              <w:right w:w="100" w:type="dxa"/>
+            </w:tcMar>
+          </w:tcPr>
+          <w:p>
+            <w:pPr>
+              <w:spacing w:before="0" w:after="0"/>
+            </w:pPr>
+            <w:r/>
+            <w:r>
+              <w:rPr>
+                <w:sz w:val="18"/>
+              </w:rPr>
+              <w:t>A4横</w:t>
+            </w:r>
+          </w:p>
+        </w:tc>
+      </w:tr>
+      <w:tr>
+        <w:trPr>
+          <w:cantSplit/>
+        </w:trPr>
+        <w:tc>
+          <w:tcPr>
+            <w:tcW w:type="dxa" w:w="2059"/>
+            <w:tcMar>
+              <w:top w:w="60" w:type="dxa"/>
+              <w:left w:w="100" w:type="dxa"/>
+              <w:bottom w:w="60" w:type="dxa"/>
+              <w:right w:w="100" w:type="dxa"/>
+            </w:tcMar>
+          </w:tcPr>
+          <w:p>
+            <w:pPr>
+              <w:spacing w:before="0" w:after="0"/>
+            </w:pPr>
+            <w:r/>
+            <w:r>
+              <w:rPr>
+                <w:sz w:val="18"/>
+              </w:rPr>
+              <w:t>📝 保守点検・修理の記録</w:t>
+            </w:r>
+          </w:p>
+        </w:tc>
+        <w:tc>
+          <w:tcPr>
+            <w:tcW w:type="dxa" w:w="6176"/>
+            <w:tcMar>
+              <w:top w:w="60" w:type="dxa"/>
+              <w:left w:w="100" w:type="dxa"/>
+              <w:bottom w:w="60" w:type="dxa"/>
+              <w:right w:w="100" w:type="dxa"/>
+            </w:tcMar>
+          </w:tcPr>
+          <w:p>
+            <w:pPr>
+              <w:spacing w:before="0" w:after="0"/>
+            </w:pPr>
+            <w:r/>
+            <w:r>
+              <w:rPr>
+                <w:sz w:val="18"/>
+              </w:rPr>
+              <w:t>期間を選ぶ。機器ごとに、保守点検の記録（年月日・概要・判定・実施者）と、修理の記録（故障報告・故障出し・故障復帰の年月日・内容・記録者）。</w:t>
+            </w:r>
+          </w:p>
+        </w:tc>
+        <w:tc>
+          <w:tcPr>
+            <w:tcW w:type="dxa" w:w="1123"/>
+            <w:tcMar>
+              <w:top w:w="60" w:type="dxa"/>
+              <w:left w:w="100" w:type="dxa"/>
+              <w:bottom w:w="60" w:type="dxa"/>
+              <w:right w:w="100" w:type="dxa"/>
+            </w:tcMar>
+          </w:tcPr>
+          <w:p>
+            <w:pPr>
+              <w:spacing w:before="0" w:after="0"/>
+            </w:pPr>
+            <w:r/>
+            <w:r>
+              <w:rPr>
+                <w:sz w:val="18"/>
+              </w:rPr>
+              <w:t>A4縦</w:t>
+            </w:r>
+          </w:p>
+        </w:tc>
+      </w:tr>
+    </w:tbl>
+    <w:p>
+      <w:pPr>
+        <w:spacing w:after="160"/>
+      </w:pPr>
+    </w:p>
+    <w:p>
+      <w:pPr>
+        <w:spacing w:after="120"/>
+      </w:pPr>
+      <w:r>
+        <w:t>対象は「特定保守管理医療機器のみ」か「すべての機器」を選び、拠点・部署・機器区分でも絞れます。右上に施設名と医療機器安全管理責任者の氏名、責任者・確認者の押印欄が入ります。施設名・責任者名・「システムで記録し始めた月」はブラウザに覚えさせます。</w:t>
+      </w:r>
+    </w:p>
+    <w:p>
+      <w:pPr>
+        <w:pStyle w:val="2"/>
+        <w:spacing w:before="240" w:after="80"/>
+      </w:pPr>
+      <w:r>
+        <w:t>設定画面（PC）</w:t>
+      </w:r>
+    </w:p>
+    <w:p>
+      <w:pPr>
+        <w:spacing w:after="120"/>
+      </w:pPr>
+      <w:r>
+        <w:t>スクリプトプロパティのうち、日常の運用で触るものだけを画面から変えます。</w:t>
+      </w:r>
+    </w:p>
+    <w:tbl>
+      <w:tblPr>
+        <w:tblW w:w="9360" w:type="dxa"/>
+        <w:tblBorders>
+          <w:top w:val="single" w:sz="4" w:space="0" w:color="D4DAD7"/>
+          <w:left w:val="single" w:sz="4" w:space="0" w:color="D4DAD7"/>
+          <w:bottom w:val="single" w:sz="4" w:space="0" w:color="D4DAD7"/>
+          <w:right w:val="single" w:sz="4" w:space="0" w:color="D4DAD7"/>
+          <w:insideH w:val="single" w:sz="2" w:space="0" w:color="E3EAE7"/>
+          <w:insideV w:val="single" w:sz="2" w:space="0" w:color="E3EAE7"/>
+        </w:tblBorders>
+        <w:tblLayout w:type="fixed"/>
+        <w:tblLook w:firstColumn="1" w:firstRow="1" w:lastColumn="0" w:lastRow="0" w:noHBand="0" w:noVBand="1" w:val="04A0"/>
+      </w:tblPr>
+      <w:tblGrid>
+        <w:gridCol w:w="1497"/>
+        <w:gridCol w:w="7862"/>
+      </w:tblGrid>
+      <w:tr>
+        <w:trPr>
+          <w:tblHeader/>
+          <w:cantSplit/>
+        </w:trPr>
+        <w:tc>
+          <w:tcPr>
+            <w:tcW w:type="dxa" w:w="1497"/>
+            <w:shd w:val="clear" w:color="auto" w:fill="EDF6F3"/>
+            <w:tcMar>
+              <w:top w:w="60" w:type="dxa"/>
+              <w:left w:w="100" w:type="dxa"/>
+              <w:bottom w:w="60" w:type="dxa"/>
+              <w:right w:w="100" w:type="dxa"/>
+            </w:tcMar>
+          </w:tcPr>
+          <w:p>
+            <w:pPr>
+              <w:spacing w:before="0" w:after="0"/>
+            </w:pPr>
+            <w:r/>
+            <w:r>
+              <w:rPr>
+                <w:b/>
+                <w:sz w:val="18"/>
+              </w:rPr>
+              <w:t>区分</w:t>
+            </w:r>
+          </w:p>
+        </w:tc>
+        <w:tc>
+          <w:tcPr>
+            <w:tcW w:type="dxa" w:w="7861"/>
+            <w:shd w:val="clear" w:color="auto" w:fill="EDF6F3"/>
+            <w:tcMar>
+              <w:top w:w="60" w:type="dxa"/>
+              <w:left w:w="100" w:type="dxa"/>
+              <w:bottom w:w="60" w:type="dxa"/>
+              <w:right w:w="100" w:type="dxa"/>
+            </w:tcMar>
+          </w:tcPr>
+          <w:p>
+            <w:pPr>
+              <w:spacing w:before="0" w:after="0"/>
+            </w:pPr>
+            <w:r/>
+            <w:r>
+              <w:rPr>
+                <w:b/>
+                <w:sz w:val="18"/>
+              </w:rPr>
+              <w:t>中身</w:t>
+            </w:r>
+          </w:p>
+        </w:tc>
+      </w:tr>
+      <w:tr>
+        <w:trPr>
+          <w:cantSplit/>
+        </w:trPr>
+        <w:tc>
+          <w:tcPr>
+            <w:tcW w:type="dxa" w:w="1497"/>
+            <w:tcMar>
+              <w:top w:w="60" w:type="dxa"/>
+              <w:left w:w="100" w:type="dxa"/>
+              <w:bottom w:w="60" w:type="dxa"/>
+              <w:right w:w="100" w:type="dxa"/>
+            </w:tcMar>
+          </w:tcPr>
+          <w:p>
+            <w:pPr>
+              <w:spacing w:before="0" w:after="0"/>
+            </w:pPr>
+            <w:r/>
+            <w:r>
+              <w:rPr>
+                <w:sz w:val="18"/>
+              </w:rPr>
+              <w:t>変えられる</w:t>
+            </w:r>
+          </w:p>
+        </w:tc>
+        <w:tc>
+          <w:tcPr>
+            <w:tcW w:type="dxa" w:w="7861"/>
+            <w:tcMar>
+              <w:top w:w="60" w:type="dxa"/>
+              <w:left w:w="100" w:type="dxa"/>
+              <w:bottom w:w="60" w:type="dxa"/>
+              <w:right w:w="100" w:type="dxa"/>
+            </w:tcMar>
+          </w:tcPr>
+          <w:p>
+            <w:pPr>
+              <w:spacing w:before="0" w:after="0"/>
+            </w:pPr>
+            <w:r/>
+            <w:r>
+              <w:rPr>
+                <w:sz w:val="18"/>
+              </w:rPr>
+              <w:t>通知を受け取る人（LINE WORKS／メール）、メールの返信先、メールにリンクを入れない、メールだけ止める、通知を全部止める、点検画面のパスワード。テスト送信のボタン（保存済みの設定で送り、誰に届いたかを画面に出す）。</w:t>
+            </w:r>
+          </w:p>
+        </w:tc>
+      </w:tr>
+      <w:tr>
+        <w:trPr>
+          <w:cantSplit/>
+        </w:trPr>
+        <w:tc>
+          <w:tcPr>
+            <w:tcW w:type="dxa" w:w="1497"/>
+            <w:tcMar>
+              <w:top w:w="60" w:type="dxa"/>
+              <w:left w:w="100" w:type="dxa"/>
+              <w:bottom w:w="60" w:type="dxa"/>
+              <w:right w:w="100" w:type="dxa"/>
+            </w:tcMar>
+          </w:tcPr>
+          <w:p>
+            <w:pPr>
+              <w:spacing w:before="0" w:after="0"/>
+            </w:pPr>
+            <w:r/>
+            <w:r>
+              <w:rPr>
+                <w:sz w:val="18"/>
+              </w:rPr>
+              <w:t>見るだけ</w:t>
+            </w:r>
+          </w:p>
+        </w:tc>
+        <w:tc>
+          <w:tcPr>
+            <w:tcW w:type="dxa" w:w="7861"/>
+            <w:tcMar>
+              <w:top w:w="60" w:type="dxa"/>
+              <w:left w:w="100" w:type="dxa"/>
+              <w:bottom w:w="60" w:type="dxa"/>
+              <w:right w:w="100" w:type="dxa"/>
+            </w:tcMar>
+          </w:tcPr>
+          <w:p>
+            <w:pPr>
+              <w:spacing w:before="0" w:after="0"/>
+            </w:pPr>
+            <w:r/>
+            <w:r>
+              <w:rPr>
+                <w:sz w:val="18"/>
+              </w:rPr>
+              <w:t>LINE WORKS の接続情報、パスワード類、合言葉、書類フォルダのIDなど。「設定あり／未設定」だけを出し、値は出さない。秘密鍵は読めるかどうかまで確かめる。メールの残り送信数も出す。</w:t>
+            </w:r>
+          </w:p>
+        </w:tc>
+      </w:tr>
+      <w:tr>
+        <w:trPr>
+          <w:cantSplit/>
+        </w:trPr>
+        <w:tc>
+          <w:tcPr>
+            <w:tcW w:type="dxa" w:w="1497"/>
+            <w:tcMar>
+              <w:top w:w="60" w:type="dxa"/>
+              <w:left w:w="100" w:type="dxa"/>
+              <w:bottom w:w="60" w:type="dxa"/>
+              <w:right w:w="100" w:type="dxa"/>
+            </w:tcMar>
+          </w:tcPr>
+          <w:p>
+            <w:pPr>
+              <w:spacing w:before="0" w:after="0"/>
+            </w:pPr>
+            <w:r/>
+            <w:r>
+              <w:rPr>
+                <w:sz w:val="18"/>
+              </w:rPr>
+              <w:t>月次サマリー</w:t>
+            </w:r>
+          </w:p>
+        </w:tc>
+        <w:tc>
+          <w:tcPr>
+            <w:tcW w:type="dxa" w:w="7861"/>
+            <w:tcMar>
+              <w:top w:w="60" w:type="dxa"/>
+              <w:left w:w="100" w:type="dxa"/>
+              <w:bottom w:w="60" w:type="dxa"/>
+              <w:right w:w="100" w:type="dxa"/>
+            </w:tcMar>
+          </w:tcPr>
+          <w:p>
+            <w:pPr>
+              <w:spacing w:before="0" w:after="0"/>
+            </w:pPr>
+            <w:r/>
+            <w:r>
+              <w:rPr>
+                <w:sz w:val="18"/>
+              </w:rPr>
+              <w:t>自動送信の設定・解除、先月分のプレビュー、テスト送信。自動送信が付いているか、送る相手、最後に送った月を出す。</w:t>
+            </w:r>
+          </w:p>
+        </w:tc>
+      </w:tr>
+      <w:tr>
+        <w:trPr>
+          <w:cantSplit/>
+        </w:trPr>
+        <w:tc>
+          <w:tcPr>
+            <w:tcW w:type="dxa" w:w="1497"/>
+            <w:tcMar>
+              <w:top w:w="60" w:type="dxa"/>
+              <w:left w:w="100" w:type="dxa"/>
+              <w:bottom w:w="60" w:type="dxa"/>
+              <w:right w:w="100" w:type="dxa"/>
+            </w:tcMar>
+          </w:tcPr>
+          <w:p>
+            <w:pPr>
+              <w:spacing w:before="0" w:after="0"/>
+            </w:pPr>
+            <w:r/>
+            <w:r>
+              <w:rPr>
+                <w:sz w:val="18"/>
+              </w:rPr>
+              <w:t>変更の記録</w:t>
+            </w:r>
+          </w:p>
+        </w:tc>
+        <w:tc>
+          <w:tcPr>
+            <w:tcW w:type="dxa" w:w="7861"/>
+            <w:tcMar>
+              <w:top w:w="60" w:type="dxa"/>
+              <w:left w:w="100" w:type="dxa"/>
+              <w:bottom w:w="60" w:type="dxa"/>
+              <w:right w:w="100" w:type="dxa"/>
+            </w:tcMar>
+          </w:tcPr>
+          <w:p>
+            <w:pPr>
+              <w:spacing w:before="0" w:after="0"/>
+            </w:pPr>
+            <w:r/>
+            <w:r>
+              <w:rPr>
+                <w:sz w:val="18"/>
+              </w:rPr>
+              <w:t>保存とテスト送信のたびに、変更者・日時・変わった中身を __LOG に残す。画面の下で新しい順に30件見られる。</w:t>
+            </w:r>
+          </w:p>
+        </w:tc>
+      </w:tr>
+    </w:tbl>
+    <w:p>
+      <w:pPr>
+        <w:spacing w:after="160"/>
+      </w:pPr>
+    </w:p>
+    <w:p>
+      <w:pPr>
         <w:pStyle w:val="1"/>
         <w:spacing w:before="320" w:after="120"/>
       </w:pPr>
@@ -3892,7 +4718,7 @@
         <w:spacing w:after="120"/>
       </w:pPr>
       <w:r>
-        <w:t>プロジェクトの設定画面で登録します。名前が一致していないと動きません。</w:t>
+        <w:t>プロジェクトの設定画面で登録します。名前が一致していないと動きません。通知まわりの6つ（LW_TO_USERS / MAIL_TO / MAIL_REPLY_TO / MAIL_NO_LINK / MAIL_OFF / LW_OFF）と点検画面のパスワード（INSPECT_PW）は、管理画面の「🛠 設定」からも変えられます。</w:t>
       </w:r>
     </w:p>
     <w:tbl>
@@ -4015,7 +4841,7 @@
               <w:rPr>
                 <w:sz w:val="18"/>
               </w:rPr>
-              <w:t>点検画面のパスワード。現場共通。初期値は 2784。</w:t>
+              <w:t>点検画面のパスワード。現場共通。初期値は 2784。GAS版も Cloudflare 版も、これ1つを見る（Workers 側には持たない）。</w:t>
             </w:r>
           </w:p>
         </w:tc>
@@ -5059,6 +5885,247 @@
                 <w:sz w:val="18"/>
               </w:rPr>
               <w:t>（任意）"1" でメールだけ止める。LINE WORKS はそのまま。</w:t>
+            </w:r>
+          </w:p>
+        </w:tc>
+      </w:tr>
+    </w:tbl>
+    <w:p>
+      <w:pPr>
+        <w:spacing w:after="160"/>
+      </w:pPr>
+    </w:p>
+    <w:p>
+      <w:pPr>
+        <w:spacing w:after="120"/>
+      </w:pPr>
+      <w:r>
+        <w:t>月次サマリー（summary.gs）のぶんです。どれも任意です。</w:t>
+      </w:r>
+    </w:p>
+    <w:tbl>
+      <w:tblPr>
+        <w:tblW w:w="9360" w:type="dxa"/>
+        <w:tblBorders>
+          <w:top w:val="single" w:sz="4" w:space="0" w:color="D4DAD7"/>
+          <w:left w:val="single" w:sz="4" w:space="0" w:color="D4DAD7"/>
+          <w:bottom w:val="single" w:sz="4" w:space="0" w:color="D4DAD7"/>
+          <w:right w:val="single" w:sz="4" w:space="0" w:color="D4DAD7"/>
+          <w:insideH w:val="single" w:sz="2" w:space="0" w:color="E3EAE7"/>
+          <w:insideV w:val="single" w:sz="2" w:space="0" w:color="E3EAE7"/>
+        </w:tblBorders>
+        <w:tblLayout w:type="fixed"/>
+        <w:tblLook w:firstColumn="1" w:firstRow="1" w:lastColumn="0" w:lastRow="0" w:noHBand="0" w:noVBand="1" w:val="04A0"/>
+      </w:tblPr>
+      <w:tblGrid>
+        <w:gridCol w:w="2059"/>
+        <w:gridCol w:w="7300"/>
+      </w:tblGrid>
+      <w:tr>
+        <w:trPr>
+          <w:tblHeader/>
+          <w:cantSplit/>
+        </w:trPr>
+        <w:tc>
+          <w:tcPr>
+            <w:tcW w:type="dxa" w:w="2059"/>
+            <w:shd w:val="clear" w:color="auto" w:fill="EDF6F3"/>
+            <w:tcMar>
+              <w:top w:w="60" w:type="dxa"/>
+              <w:left w:w="100" w:type="dxa"/>
+              <w:bottom w:w="60" w:type="dxa"/>
+              <w:right w:w="100" w:type="dxa"/>
+            </w:tcMar>
+          </w:tcPr>
+          <w:p>
+            <w:pPr>
+              <w:spacing w:before="0" w:after="0"/>
+            </w:pPr>
+            <w:r/>
+            <w:r>
+              <w:rPr>
+                <w:b/>
+                <w:sz w:val="18"/>
+              </w:rPr>
+              <w:t>名前</w:t>
+            </w:r>
+          </w:p>
+        </w:tc>
+        <w:tc>
+          <w:tcPr>
+            <w:tcW w:type="dxa" w:w="7299"/>
+            <w:shd w:val="clear" w:color="auto" w:fill="EDF6F3"/>
+            <w:tcMar>
+              <w:top w:w="60" w:type="dxa"/>
+              <w:left w:w="100" w:type="dxa"/>
+              <w:bottom w:w="60" w:type="dxa"/>
+              <w:right w:w="100" w:type="dxa"/>
+            </w:tcMar>
+          </w:tcPr>
+          <w:p>
+            <w:pPr>
+              <w:spacing w:before="0" w:after="0"/>
+            </w:pPr>
+            <w:r/>
+            <w:r>
+              <w:rPr>
+                <w:b/>
+                <w:sz w:val="18"/>
+              </w:rPr>
+              <w:t>用途</w:t>
+            </w:r>
+          </w:p>
+        </w:tc>
+      </w:tr>
+      <w:tr>
+        <w:trPr>
+          <w:cantSplit/>
+        </w:trPr>
+        <w:tc>
+          <w:tcPr>
+            <w:tcW w:type="dxa" w:w="2059"/>
+            <w:tcMar>
+              <w:top w:w="60" w:type="dxa"/>
+              <w:left w:w="100" w:type="dxa"/>
+              <w:bottom w:w="60" w:type="dxa"/>
+              <w:right w:w="100" w:type="dxa"/>
+            </w:tcMar>
+          </w:tcPr>
+          <w:p>
+            <w:pPr>
+              <w:spacing w:before="0" w:after="0"/>
+            </w:pPr>
+            <w:r/>
+            <w:r>
+              <w:rPr>
+                <w:sz w:val="18"/>
+              </w:rPr>
+              <w:t>SUMMARY_OFF</w:t>
+            </w:r>
+          </w:p>
+        </w:tc>
+        <w:tc>
+          <w:tcPr>
+            <w:tcW w:type="dxa" w:w="7299"/>
+            <w:tcMar>
+              <w:top w:w="60" w:type="dxa"/>
+              <w:left w:w="100" w:type="dxa"/>
+              <w:bottom w:w="60" w:type="dxa"/>
+              <w:right w:w="100" w:type="dxa"/>
+            </w:tcMar>
+          </w:tcPr>
+          <w:p>
+            <w:pPr>
+              <w:spacing w:before="0" w:after="0"/>
+            </w:pPr>
+            <w:r/>
+            <w:r>
+              <w:rPr>
+                <w:sz w:val="18"/>
+              </w:rPr>
+              <w:t>"1" で月次サマリーだけ止める。設定画面から変えられる。</w:t>
+            </w:r>
+          </w:p>
+        </w:tc>
+      </w:tr>
+      <w:tr>
+        <w:trPr>
+          <w:cantSplit/>
+        </w:trPr>
+        <w:tc>
+          <w:tcPr>
+            <w:tcW w:type="dxa" w:w="2059"/>
+            <w:tcMar>
+              <w:top w:w="60" w:type="dxa"/>
+              <w:left w:w="100" w:type="dxa"/>
+              <w:bottom w:w="60" w:type="dxa"/>
+              <w:right w:w="100" w:type="dxa"/>
+            </w:tcMar>
+          </w:tcPr>
+          <w:p>
+            <w:pPr>
+              <w:spacing w:before="0" w:after="0"/>
+            </w:pPr>
+            <w:r/>
+            <w:r>
+              <w:rPr>
+                <w:sz w:val="18"/>
+              </w:rPr>
+              <w:t>RECORD_SINCE</w:t>
+            </w:r>
+          </w:p>
+        </w:tc>
+        <w:tc>
+          <w:tcPr>
+            <w:tcW w:type="dxa" w:w="7299"/>
+            <w:tcMar>
+              <w:top w:w="60" w:type="dxa"/>
+              <w:left w:w="100" w:type="dxa"/>
+              <w:bottom w:w="60" w:type="dxa"/>
+              <w:right w:w="100" w:type="dxa"/>
+            </w:tcMar>
+          </w:tcPr>
+          <w:p>
+            <w:pPr>
+              <w:spacing w:before="0" w:after="0"/>
+            </w:pPr>
+            <w:r/>
+            <w:r>
+              <w:rPr>
+                <w:sz w:val="18"/>
+              </w:rPr>
+              <w:t>システムで記録し始めた月（例 2026-10）。この月より前は実施率に数えない。空なら、部署点検の記録がいちばん古い月を使う。</w:t>
+            </w:r>
+          </w:p>
+        </w:tc>
+      </w:tr>
+      <w:tr>
+        <w:trPr>
+          <w:cantSplit/>
+        </w:trPr>
+        <w:tc>
+          <w:tcPr>
+            <w:tcW w:type="dxa" w:w="2059"/>
+            <w:tcMar>
+              <w:top w:w="60" w:type="dxa"/>
+              <w:left w:w="100" w:type="dxa"/>
+              <w:bottom w:w="60" w:type="dxa"/>
+              <w:right w:w="100" w:type="dxa"/>
+            </w:tcMar>
+          </w:tcPr>
+          <w:p>
+            <w:pPr>
+              <w:spacing w:before="0" w:after="0"/>
+            </w:pPr>
+            <w:r/>
+            <w:r>
+              <w:rPr>
+                <w:sz w:val="18"/>
+              </w:rPr>
+              <w:t>SM_LAST</w:t>
+            </w:r>
+          </w:p>
+        </w:tc>
+        <w:tc>
+          <w:tcPr>
+            <w:tcW w:type="dxa" w:w="7299"/>
+            <w:tcMar>
+              <w:top w:w="60" w:type="dxa"/>
+              <w:left w:w="100" w:type="dxa"/>
+              <w:bottom w:w="60" w:type="dxa"/>
+              <w:right w:w="100" w:type="dxa"/>
+            </w:tcMar>
+          </w:tcPr>
+          <w:p>
+            <w:pPr>
+              <w:spacing w:before="0" w:after="0"/>
+            </w:pPr>
+            <w:r/>
+            <w:r>
+              <w:rPr>
+                <w:sz w:val="18"/>
+              </w:rPr>
+              <w:t>最後に送った月。二重送信よけにシステムが書く。手で触らない。</w:t>
             </w:r>
           </w:p>
         </w:tc>
@@ -5613,7 +6680,7 @@
               <w:rPr>
                 <w:sz w:val="18"/>
               </w:rPr>
-              <w:t>機器1台1行。管理番号が主キー。ステータスとファイルBOXIDを持つ。</w:t>
+              <w:t>機器1台1行。管理番号が主キー。ステータスとファイルBOXIDを持つ。部署と保管場所は、保管場所がその部署のものである組み合わせだけ保存できる。</w:t>
             </w:r>
           </w:p>
         </w:tc>
@@ -5715,7 +6782,7 @@
               <w:rPr>
                 <w:sz w:val="18"/>
               </w:rPr>
-              <w:t>設置部署。担当者2名。</w:t>
+              <w:t>設置部署。担当者は持たない（人の情報はユーザーマスタだけ）。</w:t>
             </w:r>
           </w:p>
         </w:tc>
@@ -5868,7 +6935,7 @@
               <w:rPr>
                 <w:sz w:val="18"/>
               </w:rPr>
-              <w:t>点検表。点検区分（部署点検／業者点検）。</w:t>
+              <w:t>点検表。点検区分（部署点検／業者点検）。機器区分IDは機器区分マスタの点検表IDに合わせて自動で入る（syncChkCat_）。</w:t>
             </w:r>
           </w:p>
         </w:tc>
@@ -5970,7 +7037,7 @@
               <w:rPr>
                 <w:sz w:val="18"/>
               </w:rPr>
-              <w:t>履歴に記録する行為。ステータス更新・点検日更新の指定。</w:t>
+              <w:t>履歴に記録する行為。ステータス更新・点検日更新は説明用の列で、実際の動きは action.gs の ACTION_FORM が決める（マスタ画面では見るだけ）。</w:t>
             </w:r>
           </w:p>
         </w:tc>
@@ -6021,7 +7088,7 @@
               <w:rPr>
                 <w:sz w:val="18"/>
               </w:rPr>
-              <w:t>職員。職員番号が主キー。部署と権限。</w:t>
+              <w:t>職員。職員番号が主キー。部署を持つ。</w:t>
             </w:r>
           </w:p>
         </w:tc>
@@ -9814,6 +10881,1156 @@
         <w:spacing w:before="240" w:after="80"/>
       </w:pPr>
       <w:r>
+        <w:t>帳票の作り（保守点検計画）</w:t>
+      </w:r>
+    </w:p>
+    <w:p>
+      <w:pPr>
+        <w:spacing w:after="120"/>
+      </w:pPr>
+      <w:r>
+        <w:t>記載事項は、医療機関向けの指針で示されている「医療機器名・製造販売業者名・型式／型番／購入年・保守点検をする予定の時期と間隔」に合わせています。</w:t>
+      </w:r>
+    </w:p>
+    <w:tbl>
+      <w:tblPr>
+        <w:tblW w:w="9360" w:type="dxa"/>
+        <w:tblBorders>
+          <w:top w:val="single" w:sz="4" w:space="0" w:color="D4DAD7"/>
+          <w:left w:val="single" w:sz="4" w:space="0" w:color="D4DAD7"/>
+          <w:bottom w:val="single" w:sz="4" w:space="0" w:color="D4DAD7"/>
+          <w:right w:val="single" w:sz="4" w:space="0" w:color="D4DAD7"/>
+          <w:insideH w:val="single" w:sz="2" w:space="0" w:color="E3EAE7"/>
+          <w:insideV w:val="single" w:sz="2" w:space="0" w:color="E3EAE7"/>
+        </w:tblBorders>
+        <w:tblLayout w:type="fixed"/>
+        <w:tblLook w:firstColumn="1" w:firstRow="1" w:lastColumn="0" w:lastRow="0" w:noHBand="0" w:noVBand="1" w:val="04A0"/>
+      </w:tblPr>
+      <w:tblGrid>
+        <w:gridCol w:w="1872"/>
+        <w:gridCol w:w="7488"/>
+      </w:tblGrid>
+      <w:tr>
+        <w:trPr>
+          <w:tblHeader/>
+          <w:cantSplit/>
+        </w:trPr>
+        <w:tc>
+          <w:tcPr>
+            <w:tcW w:type="dxa" w:w="1872"/>
+            <w:shd w:val="clear" w:color="auto" w:fill="EDF6F3"/>
+            <w:tcMar>
+              <w:top w:w="60" w:type="dxa"/>
+              <w:left w:w="100" w:type="dxa"/>
+              <w:bottom w:w="60" w:type="dxa"/>
+              <w:right w:w="100" w:type="dxa"/>
+            </w:tcMar>
+          </w:tcPr>
+          <w:p>
+            <w:pPr>
+              <w:spacing w:before="0" w:after="0"/>
+            </w:pPr>
+            <w:r/>
+            <w:r>
+              <w:rPr>
+                <w:b/>
+                <w:sz w:val="18"/>
+              </w:rPr>
+              <w:t>項目</w:t>
+            </w:r>
+          </w:p>
+        </w:tc>
+        <w:tc>
+          <w:tcPr>
+            <w:tcW w:type="dxa" w:w="7487"/>
+            <w:shd w:val="clear" w:color="auto" w:fill="EDF6F3"/>
+            <w:tcMar>
+              <w:top w:w="60" w:type="dxa"/>
+              <w:left w:w="100" w:type="dxa"/>
+              <w:bottom w:w="60" w:type="dxa"/>
+              <w:right w:w="100" w:type="dxa"/>
+            </w:tcMar>
+          </w:tcPr>
+          <w:p>
+            <w:pPr>
+              <w:spacing w:before="0" w:after="0"/>
+            </w:pPr>
+            <w:r/>
+            <w:r>
+              <w:rPr>
+                <w:b/>
+                <w:sz w:val="18"/>
+              </w:rPr>
+              <w:t>内容</w:t>
+            </w:r>
+          </w:p>
+        </w:tc>
+      </w:tr>
+      <w:tr>
+        <w:trPr>
+          <w:cantSplit/>
+        </w:trPr>
+        <w:tc>
+          <w:tcPr>
+            <w:tcW w:type="dxa" w:w="1872"/>
+            <w:tcMar>
+              <w:top w:w="60" w:type="dxa"/>
+              <w:left w:w="100" w:type="dxa"/>
+              <w:bottom w:w="60" w:type="dxa"/>
+              <w:right w:w="100" w:type="dxa"/>
+            </w:tcMar>
+          </w:tcPr>
+          <w:p>
+            <w:pPr>
+              <w:spacing w:before="0" w:after="0"/>
+            </w:pPr>
+            <w:r/>
+            <w:r>
+              <w:rPr>
+                <w:sz w:val="18"/>
+              </w:rPr>
+              <w:t>周期</w:t>
+            </w:r>
+          </w:p>
+        </w:tc>
+        <w:tc>
+          <w:tcPr>
+            <w:tcW w:type="dxa" w:w="7487"/>
+            <w:tcMar>
+              <w:top w:w="60" w:type="dxa"/>
+              <w:left w:w="100" w:type="dxa"/>
+              <w:bottom w:w="60" w:type="dxa"/>
+              <w:right w:w="100" w:type="dxa"/>
+            </w:tcMar>
+          </w:tcPr>
+          <w:p>
+            <w:pPr>
+              <w:spacing w:before="0" w:after="0"/>
+            </w:pPr>
+            <w:r/>
+            <w:r>
+              <w:rPr>
+                <w:sz w:val="18"/>
+              </w:rPr>
+              <w:t>機器区分マスタの「部署点検周期(月)」「業者点検周期(月)」。業者点検は ACT003 と ACT004（校正）の両方を拾う。</w:t>
+            </w:r>
+          </w:p>
+        </w:tc>
+      </w:tr>
+      <w:tr>
+        <w:trPr>
+          <w:cantSplit/>
+        </w:trPr>
+        <w:tc>
+          <w:tcPr>
+            <w:tcW w:type="dxa" w:w="1872"/>
+            <w:tcMar>
+              <w:top w:w="60" w:type="dxa"/>
+              <w:left w:w="100" w:type="dxa"/>
+              <w:bottom w:w="60" w:type="dxa"/>
+              <w:right w:w="100" w:type="dxa"/>
+            </w:tcMar>
+          </w:tcPr>
+          <w:p>
+            <w:pPr>
+              <w:spacing w:before="0" w:after="0"/>
+            </w:pPr>
+            <w:r/>
+            <w:r>
+              <w:rPr>
+                <w:sz w:val="18"/>
+              </w:rPr>
+              <w:t>予定の起点</w:t>
+            </w:r>
+          </w:p>
+        </w:tc>
+        <w:tc>
+          <w:tcPr>
+            <w:tcW w:type="dxa" w:w="7487"/>
+            <w:tcMar>
+              <w:top w:w="60" w:type="dxa"/>
+              <w:left w:w="100" w:type="dxa"/>
+              <w:bottom w:w="60" w:type="dxa"/>
+              <w:right w:w="100" w:type="dxa"/>
+            </w:tcMar>
+          </w:tcPr>
+          <w:p>
+            <w:pPr>
+              <w:spacing w:before="0" w:after="0"/>
+            </w:pPr>
+            <w:r/>
+            <w:r>
+              <w:rPr>
+                <w:sz w:val="18"/>
+              </w:rPr>
+              <w:t>年度が始まる前の最後の実施日。無ければ使用開始日。どちらも無ければ4月。</w:t>
+            </w:r>
+          </w:p>
+        </w:tc>
+      </w:tr>
+      <w:tr>
+        <w:trPr>
+          <w:cantSplit/>
+        </w:trPr>
+        <w:tc>
+          <w:tcPr>
+            <w:tcW w:type="dxa" w:w="1872"/>
+            <w:tcMar>
+              <w:top w:w="60" w:type="dxa"/>
+              <w:left w:w="100" w:type="dxa"/>
+              <w:bottom w:w="60" w:type="dxa"/>
+              <w:right w:w="100" w:type="dxa"/>
+            </w:tcMar>
+          </w:tcPr>
+          <w:p>
+            <w:pPr>
+              <w:spacing w:before="0" w:after="0"/>
+            </w:pPr>
+            <w:r/>
+            <w:r>
+              <w:rPr>
+                <w:sz w:val="18"/>
+              </w:rPr>
+              <w:t>予定の月</w:t>
+            </w:r>
+          </w:p>
+        </w:tc>
+        <w:tc>
+          <w:tcPr>
+            <w:tcW w:type="dxa" w:w="7487"/>
+            <w:tcMar>
+              <w:top w:w="60" w:type="dxa"/>
+              <w:left w:w="100" w:type="dxa"/>
+              <w:bottom w:w="60" w:type="dxa"/>
+              <w:right w:w="100" w:type="dxa"/>
+            </w:tcMar>
+          </w:tcPr>
+          <w:p>
+            <w:pPr>
+              <w:spacing w:before="0" w:after="0"/>
+            </w:pPr>
+            <w:r/>
+            <w:r>
+              <w:rPr>
+                <w:sz w:val="18"/>
+              </w:rPr>
+              <w:t>起点＋周期、さらに＋周期…のうち、年度の12か月に入る月。起点＋周期が年度の前に過ぎていたら（期限切れのまま年度に入ったら）4月を最初の予定にする。24か月ごとなど、年度内に予定が無いときは備考に次回の年月を出す。</w:t>
+            </w:r>
+          </w:p>
+        </w:tc>
+      </w:tr>
+      <w:tr>
+        <w:trPr>
+          <w:cantSplit/>
+        </w:trPr>
+        <w:tc>
+          <w:tcPr>
+            <w:tcW w:type="dxa" w:w="1872"/>
+            <w:tcMar>
+              <w:top w:w="60" w:type="dxa"/>
+              <w:left w:w="100" w:type="dxa"/>
+              <w:bottom w:w="60" w:type="dxa"/>
+              <w:right w:w="100" w:type="dxa"/>
+            </w:tcMar>
+          </w:tcPr>
+          <w:p>
+            <w:pPr>
+              <w:spacing w:before="0" w:after="0"/>
+            </w:pPr>
+            <w:r/>
+            <w:r>
+              <w:rPr>
+                <w:sz w:val="18"/>
+              </w:rPr>
+              <w:t>記号</w:t>
+            </w:r>
+          </w:p>
+        </w:tc>
+        <w:tc>
+          <w:tcPr>
+            <w:tcW w:type="dxa" w:w="7487"/>
+            <w:tcMar>
+              <w:top w:w="60" w:type="dxa"/>
+              <w:left w:w="100" w:type="dxa"/>
+              <w:bottom w:w="60" w:type="dxa"/>
+              <w:right w:w="100" w:type="dxa"/>
+            </w:tcMar>
+          </w:tcPr>
+          <w:p>
+            <w:pPr>
+              <w:spacing w:before="0" w:after="0"/>
+            </w:pPr>
+            <w:r/>
+            <w:r>
+              <w:rPr>
+                <w:sz w:val="18"/>
+              </w:rPr>
+              <w:t>○ 予定 ／ ● 実施（予定外の実施も●）／ ✕ 予定の月が過ぎたのに実施なし。「システムで記録し始めた月」より前の予定は灰色の○にし、✕にしない（紙で記録していた期間のため）。</w:t>
+            </w:r>
+          </w:p>
+        </w:tc>
+      </w:tr>
+      <w:tr>
+        <w:trPr>
+          <w:cantSplit/>
+        </w:trPr>
+        <w:tc>
+          <w:tcPr>
+            <w:tcW w:type="dxa" w:w="1872"/>
+            <w:tcMar>
+              <w:top w:w="60" w:type="dxa"/>
+              <w:left w:w="100" w:type="dxa"/>
+              <w:bottom w:w="60" w:type="dxa"/>
+              <w:right w:w="100" w:type="dxa"/>
+            </w:tcMar>
+          </w:tcPr>
+          <w:p>
+            <w:pPr>
+              <w:spacing w:before="0" w:after="0"/>
+            </w:pPr>
+            <w:r/>
+            <w:r>
+              <w:rPr>
+                <w:sz w:val="18"/>
+              </w:rPr>
+              <w:t>対象外</w:t>
+            </w:r>
+          </w:p>
+        </w:tc>
+        <w:tc>
+          <w:tcPr>
+            <w:tcW w:type="dxa" w:w="7487"/>
+            <w:tcMar>
+              <w:top w:w="60" w:type="dxa"/>
+              <w:left w:w="100" w:type="dxa"/>
+              <w:bottom w:w="60" w:type="dxa"/>
+              <w:right w:w="100" w:type="dxa"/>
+            </w:tcMar>
+          </w:tcPr>
+          <w:p>
+            <w:pPr>
+              <w:spacing w:before="0" w:after="0"/>
+            </w:pPr>
+            <w:r/>
+            <w:r>
+              <w:rPr>
+                <w:sz w:val="18"/>
+              </w:rPr>
+              <w:t>ステータスが廃棄・紛失の機器は載せない。</w:t>
+            </w:r>
+          </w:p>
+        </w:tc>
+      </w:tr>
+      <w:tr>
+        <w:trPr>
+          <w:cantSplit/>
+        </w:trPr>
+        <w:tc>
+          <w:tcPr>
+            <w:tcW w:type="dxa" w:w="1872"/>
+            <w:tcMar>
+              <w:top w:w="60" w:type="dxa"/>
+              <w:left w:w="100" w:type="dxa"/>
+              <w:bottom w:w="60" w:type="dxa"/>
+              <w:right w:w="100" w:type="dxa"/>
+            </w:tcMar>
+          </w:tcPr>
+          <w:p>
+            <w:pPr>
+              <w:spacing w:before="0" w:after="0"/>
+            </w:pPr>
+            <w:r/>
+            <w:r>
+              <w:rPr>
+                <w:sz w:val="18"/>
+              </w:rPr>
+              <w:t>確認が必要な機器</w:t>
+            </w:r>
+          </w:p>
+        </w:tc>
+        <w:tc>
+          <w:tcPr>
+            <w:tcW w:type="dxa" w:w="7487"/>
+            <w:tcMar>
+              <w:top w:w="60" w:type="dxa"/>
+              <w:left w:w="100" w:type="dxa"/>
+              <w:bottom w:w="60" w:type="dxa"/>
+              <w:right w:w="100" w:type="dxa"/>
+            </w:tcMar>
+          </w:tcPr>
+          <w:p>
+            <w:pPr>
+              <w:spacing w:before="0" w:after="0"/>
+            </w:pPr>
+            <w:r/>
+            <w:r>
+              <w:rPr>
+                <w:sz w:val="18"/>
+              </w:rPr>
+              <w:t>点検周期が入っていない区分、使用開始日・メーカー・型番が空の機器を一覧にする。画面にだけ出し、印刷するかはチェックで選ぶ。</w:t>
+            </w:r>
+          </w:p>
+        </w:tc>
+      </w:tr>
+    </w:tbl>
+    <w:p>
+      <w:pPr>
+        <w:spacing w:after="160"/>
+      </w:pPr>
+    </w:p>
+    <w:p>
+      <w:pPr>
+        <w:pStyle w:val="2"/>
+        <w:spacing w:before="240" w:after="80"/>
+      </w:pPr>
+      <w:r>
+        <w:t>帳票の作り（保守点検・修理の記録）</w:t>
+      </w:r>
+    </w:p>
+    <w:p>
+      <w:pPr>
+        <w:spacing w:after="120"/>
+      </w:pPr>
+      <w:r>
+        <w:t>記載事項は「医療機器名・製造販売業者名・型式／型番／購入年・保守点検の記録（年月日・概要・保守点検者）・修理の記録（年月日・概要・修理者）」に合わせています。</w:t>
+      </w:r>
+    </w:p>
+    <w:tbl>
+      <w:tblPr>
+        <w:tblW w:w="9360" w:type="dxa"/>
+        <w:tblBorders>
+          <w:top w:val="single" w:sz="4" w:space="0" w:color="D4DAD7"/>
+          <w:left w:val="single" w:sz="4" w:space="0" w:color="D4DAD7"/>
+          <w:bottom w:val="single" w:sz="4" w:space="0" w:color="D4DAD7"/>
+          <w:right w:val="single" w:sz="4" w:space="0" w:color="D4DAD7"/>
+          <w:insideH w:val="single" w:sz="2" w:space="0" w:color="E3EAE7"/>
+          <w:insideV w:val="single" w:sz="2" w:space="0" w:color="E3EAE7"/>
+        </w:tblBorders>
+        <w:tblLayout w:type="fixed"/>
+        <w:tblLook w:firstColumn="1" w:firstRow="1" w:lastColumn="0" w:lastRow="0" w:noHBand="0" w:noVBand="1" w:val="04A0"/>
+      </w:tblPr>
+      <w:tblGrid>
+        <w:gridCol w:w="1872"/>
+        <w:gridCol w:w="7488"/>
+      </w:tblGrid>
+      <w:tr>
+        <w:trPr>
+          <w:tblHeader/>
+          <w:cantSplit/>
+        </w:trPr>
+        <w:tc>
+          <w:tcPr>
+            <w:tcW w:type="dxa" w:w="1872"/>
+            <w:shd w:val="clear" w:color="auto" w:fill="EDF6F3"/>
+            <w:tcMar>
+              <w:top w:w="60" w:type="dxa"/>
+              <w:left w:w="100" w:type="dxa"/>
+              <w:bottom w:w="60" w:type="dxa"/>
+              <w:right w:w="100" w:type="dxa"/>
+            </w:tcMar>
+          </w:tcPr>
+          <w:p>
+            <w:pPr>
+              <w:spacing w:before="0" w:after="0"/>
+            </w:pPr>
+            <w:r/>
+            <w:r>
+              <w:rPr>
+                <w:b/>
+                <w:sz w:val="18"/>
+              </w:rPr>
+              <w:t>項目</w:t>
+            </w:r>
+          </w:p>
+        </w:tc>
+        <w:tc>
+          <w:tcPr>
+            <w:tcW w:type="dxa" w:w="7487"/>
+            <w:shd w:val="clear" w:color="auto" w:fill="EDF6F3"/>
+            <w:tcMar>
+              <w:top w:w="60" w:type="dxa"/>
+              <w:left w:w="100" w:type="dxa"/>
+              <w:bottom w:w="60" w:type="dxa"/>
+              <w:right w:w="100" w:type="dxa"/>
+            </w:tcMar>
+          </w:tcPr>
+          <w:p>
+            <w:pPr>
+              <w:spacing w:before="0" w:after="0"/>
+            </w:pPr>
+            <w:r/>
+            <w:r>
+              <w:rPr>
+                <w:b/>
+                <w:sz w:val="18"/>
+              </w:rPr>
+              <w:t>内容</w:t>
+            </w:r>
+          </w:p>
+        </w:tc>
+      </w:tr>
+      <w:tr>
+        <w:trPr>
+          <w:cantSplit/>
+        </w:trPr>
+        <w:tc>
+          <w:tcPr>
+            <w:tcW w:type="dxa" w:w="1872"/>
+            <w:tcMar>
+              <w:top w:w="60" w:type="dxa"/>
+              <w:left w:w="100" w:type="dxa"/>
+              <w:bottom w:w="60" w:type="dxa"/>
+              <w:right w:w="100" w:type="dxa"/>
+            </w:tcMar>
+          </w:tcPr>
+          <w:p>
+            <w:pPr>
+              <w:spacing w:before="0" w:after="0"/>
+            </w:pPr>
+            <w:r/>
+            <w:r>
+              <w:rPr>
+                <w:sz w:val="18"/>
+              </w:rPr>
+              <w:t>保守点検の記録</w:t>
+            </w:r>
+          </w:p>
+        </w:tc>
+        <w:tc>
+          <w:tcPr>
+            <w:tcW w:type="dxa" w:w="7487"/>
+            <w:tcMar>
+              <w:top w:w="60" w:type="dxa"/>
+              <w:left w:w="100" w:type="dxa"/>
+              <w:bottom w:w="60" w:type="dxa"/>
+              <w:right w:w="100" w:type="dxa"/>
+            </w:tcMar>
+          </w:tcPr>
+          <w:p>
+            <w:pPr>
+              <w:spacing w:before="0" w:after="0"/>
+            </w:pPr>
+            <w:r/>
+            <w:r>
+              <w:rPr>
+                <w:sz w:val="18"/>
+              </w:rPr>
+              <w:t>部署点検（ACT002）と業者点検（ACT003・ACT004）。概要は点検表名、×になった項目名（点検結果と点検項目マスタから引く）、備考。「部署点検も載せる」を外すと業者点検だけになる。</w:t>
+            </w:r>
+          </w:p>
+        </w:tc>
+      </w:tr>
+      <w:tr>
+        <w:trPr>
+          <w:cantSplit/>
+        </w:trPr>
+        <w:tc>
+          <w:tcPr>
+            <w:tcW w:type="dxa" w:w="1872"/>
+            <w:tcMar>
+              <w:top w:w="60" w:type="dxa"/>
+              <w:left w:w="100" w:type="dxa"/>
+              <w:bottom w:w="60" w:type="dxa"/>
+              <w:right w:w="100" w:type="dxa"/>
+            </w:tcMar>
+          </w:tcPr>
+          <w:p>
+            <w:pPr>
+              <w:spacing w:before="0" w:after="0"/>
+            </w:pPr>
+            <w:r/>
+            <w:r>
+              <w:rPr>
+                <w:sz w:val="18"/>
+              </w:rPr>
+              <w:t>修理の記録</w:t>
+            </w:r>
+          </w:p>
+        </w:tc>
+        <w:tc>
+          <w:tcPr>
+            <w:tcW w:type="dxa" w:w="7487"/>
+            <w:tcMar>
+              <w:top w:w="60" w:type="dxa"/>
+              <w:left w:w="100" w:type="dxa"/>
+              <w:bottom w:w="60" w:type="dxa"/>
+              <w:right w:w="100" w:type="dxa"/>
+            </w:tcMar>
+          </w:tcPr>
+          <w:p>
+            <w:pPr>
+              <w:spacing w:before="0" w:after="0"/>
+            </w:pPr>
+            <w:r/>
+            <w:r>
+              <w:rPr>
+                <w:sz w:val="18"/>
+              </w:rPr>
+              <w:t>故障報告（ACT005）・故障出し（ACT006）・故障復帰（ACT007）。概要は故障内容／対応内容と備考。</w:t>
+            </w:r>
+          </w:p>
+        </w:tc>
+      </w:tr>
+      <w:tr>
+        <w:trPr>
+          <w:cantSplit/>
+        </w:trPr>
+        <w:tc>
+          <w:tcPr>
+            <w:tcW w:type="dxa" w:w="1872"/>
+            <w:tcMar>
+              <w:top w:w="60" w:type="dxa"/>
+              <w:left w:w="100" w:type="dxa"/>
+              <w:bottom w:w="60" w:type="dxa"/>
+              <w:right w:w="100" w:type="dxa"/>
+            </w:tcMar>
+          </w:tcPr>
+          <w:p>
+            <w:pPr>
+              <w:spacing w:before="0" w:after="0"/>
+            </w:pPr>
+            <w:r/>
+            <w:r>
+              <w:rPr>
+                <w:sz w:val="18"/>
+              </w:rPr>
+              <w:t>記録の無い機器</w:t>
+            </w:r>
+          </w:p>
+        </w:tc>
+        <w:tc>
+          <w:tcPr>
+            <w:tcW w:type="dxa" w:w="7487"/>
+            <w:tcMar>
+              <w:top w:w="60" w:type="dxa"/>
+              <w:left w:w="100" w:type="dxa"/>
+              <w:bottom w:w="60" w:type="dxa"/>
+              <w:right w:w="100" w:type="dxa"/>
+            </w:tcMar>
+          </w:tcPr>
+          <w:p>
+            <w:pPr>
+              <w:spacing w:before="0" w:after="0"/>
+            </w:pPr>
+            <w:r/>
+            <w:r>
+              <w:rPr>
+                <w:sz w:val="18"/>
+              </w:rPr>
+              <w:t>件数は毎回頭に出す。「記録の無い機器も載せる」で一覧にも並べる（廃棄・紛失は除く）。</w:t>
+            </w:r>
+          </w:p>
+        </w:tc>
+      </w:tr>
+      <w:tr>
+        <w:trPr>
+          <w:cantSplit/>
+        </w:trPr>
+        <w:tc>
+          <w:tcPr>
+            <w:tcW w:type="dxa" w:w="1872"/>
+            <w:tcMar>
+              <w:top w:w="60" w:type="dxa"/>
+              <w:left w:w="100" w:type="dxa"/>
+              <w:bottom w:w="60" w:type="dxa"/>
+              <w:right w:w="100" w:type="dxa"/>
+            </w:tcMar>
+          </w:tcPr>
+          <w:p>
+            <w:pPr>
+              <w:spacing w:before="0" w:after="0"/>
+            </w:pPr>
+            <w:r/>
+            <w:r>
+              <w:rPr>
+                <w:sz w:val="18"/>
+              </w:rPr>
+              <w:t>読み替え</w:t>
+            </w:r>
+          </w:p>
+        </w:tc>
+        <w:tc>
+          <w:tcPr>
+            <w:tcW w:type="dxa" w:w="7487"/>
+            <w:tcMar>
+              <w:top w:w="60" w:type="dxa"/>
+              <w:left w:w="100" w:type="dxa"/>
+              <w:bottom w:w="60" w:type="dxa"/>
+              <w:right w:w="100" w:type="dxa"/>
+            </w:tcMar>
+          </w:tcPr>
+          <w:p>
+            <w:pPr>
+              <w:spacing w:before="0" w:after="0"/>
+            </w:pPr>
+            <w:r/>
+            <w:r>
+              <w:rPr>
+                <w:sz w:val="18"/>
+              </w:rPr>
+              <w:t>購入年は使用開始日、製造販売業者はメーカーマスタの名称で記載する。業者点検・修理の「保守点検者／記録者」は院内で登録した職員。実施した業者名は対応内容か備考に書く運用にする。帳票の注記にも明記している。</w:t>
+            </w:r>
+          </w:p>
+        </w:tc>
+      </w:tr>
+    </w:tbl>
+    <w:p>
+      <w:pPr>
+        <w:spacing w:after="160"/>
+      </w:pPr>
+    </w:p>
+    <w:p>
+      <w:pPr>
+        <w:pStyle w:val="2"/>
+        <w:spacing w:before="240" w:after="80"/>
+      </w:pPr>
+      <w:r>
+        <w:t>設定画面の作り</w:t>
+      </w:r>
+    </w:p>
+    <w:tbl>
+      <w:tblPr>
+        <w:tblW w:w="9360" w:type="dxa"/>
+        <w:tblBorders>
+          <w:top w:val="single" w:sz="4" w:space="0" w:color="D4DAD7"/>
+          <w:left w:val="single" w:sz="4" w:space="0" w:color="D4DAD7"/>
+          <w:bottom w:val="single" w:sz="4" w:space="0" w:color="D4DAD7"/>
+          <w:right w:val="single" w:sz="4" w:space="0" w:color="D4DAD7"/>
+          <w:insideH w:val="single" w:sz="2" w:space="0" w:color="E3EAE7"/>
+          <w:insideV w:val="single" w:sz="2" w:space="0" w:color="E3EAE7"/>
+        </w:tblBorders>
+        <w:tblLayout w:type="fixed"/>
+        <w:tblLook w:firstColumn="1" w:firstRow="1" w:lastColumn="0" w:lastRow="0" w:noHBand="0" w:noVBand="1" w:val="04A0"/>
+      </w:tblPr>
+      <w:tblGrid>
+        <w:gridCol w:w="1872"/>
+        <w:gridCol w:w="7488"/>
+      </w:tblGrid>
+      <w:tr>
+        <w:trPr>
+          <w:tblHeader/>
+          <w:cantSplit/>
+        </w:trPr>
+        <w:tc>
+          <w:tcPr>
+            <w:tcW w:type="dxa" w:w="1872"/>
+            <w:shd w:val="clear" w:color="auto" w:fill="EDF6F3"/>
+            <w:tcMar>
+              <w:top w:w="60" w:type="dxa"/>
+              <w:left w:w="100" w:type="dxa"/>
+              <w:bottom w:w="60" w:type="dxa"/>
+              <w:right w:w="100" w:type="dxa"/>
+            </w:tcMar>
+          </w:tcPr>
+          <w:p>
+            <w:pPr>
+              <w:spacing w:before="0" w:after="0"/>
+            </w:pPr>
+            <w:r/>
+            <w:r>
+              <w:rPr>
+                <w:b/>
+                <w:sz w:val="18"/>
+              </w:rPr>
+              <w:t>項目</w:t>
+            </w:r>
+          </w:p>
+        </w:tc>
+        <w:tc>
+          <w:tcPr>
+            <w:tcW w:type="dxa" w:w="7487"/>
+            <w:shd w:val="clear" w:color="auto" w:fill="EDF6F3"/>
+            <w:tcMar>
+              <w:top w:w="60" w:type="dxa"/>
+              <w:left w:w="100" w:type="dxa"/>
+              <w:bottom w:w="60" w:type="dxa"/>
+              <w:right w:w="100" w:type="dxa"/>
+            </w:tcMar>
+          </w:tcPr>
+          <w:p>
+            <w:pPr>
+              <w:spacing w:before="0" w:after="0"/>
+            </w:pPr>
+            <w:r/>
+            <w:r>
+              <w:rPr>
+                <w:b/>
+                <w:sz w:val="18"/>
+              </w:rPr>
+              <w:t>内容</w:t>
+            </w:r>
+          </w:p>
+        </w:tc>
+      </w:tr>
+      <w:tr>
+        <w:trPr>
+          <w:cantSplit/>
+        </w:trPr>
+        <w:tc>
+          <w:tcPr>
+            <w:tcW w:type="dxa" w:w="1872"/>
+            <w:tcMar>
+              <w:top w:w="60" w:type="dxa"/>
+              <w:left w:w="100" w:type="dxa"/>
+              <w:bottom w:w="60" w:type="dxa"/>
+              <w:right w:w="100" w:type="dxa"/>
+            </w:tcMar>
+          </w:tcPr>
+          <w:p>
+            <w:pPr>
+              <w:spacing w:before="0" w:after="0"/>
+            </w:pPr>
+            <w:r/>
+            <w:r>
+              <w:rPr>
+                <w:sz w:val="18"/>
+              </w:rPr>
+              <w:t>変えてよい項目の一覧</w:t>
+            </w:r>
+          </w:p>
+        </w:tc>
+        <w:tc>
+          <w:tcPr>
+            <w:tcW w:type="dxa" w:w="7487"/>
+            <w:tcMar>
+              <w:top w:w="60" w:type="dxa"/>
+              <w:left w:w="100" w:type="dxa"/>
+              <w:bottom w:w="60" w:type="dxa"/>
+              <w:right w:w="100" w:type="dxa"/>
+            </w:tcMar>
+          </w:tcPr>
+          <w:p>
+            <w:pPr>
+              <w:spacing w:before="0" w:after="0"/>
+            </w:pPr>
+            <w:r/>
+            <w:r>
+              <w:rPr>
+                <w:sz w:val="18"/>
+              </w:rPr>
+              <w:t>settings.gs の STG_EDIT に書いたものだけを読み書きする。画面から別の名前を送られても、サーバー側で黙って捨てる。</w:t>
+            </w:r>
+          </w:p>
+        </w:tc>
+      </w:tr>
+      <w:tr>
+        <w:trPr>
+          <w:cantSplit/>
+        </w:trPr>
+        <w:tc>
+          <w:tcPr>
+            <w:tcW w:type="dxa" w:w="1872"/>
+            <w:tcMar>
+              <w:top w:w="60" w:type="dxa"/>
+              <w:left w:w="100" w:type="dxa"/>
+              <w:bottom w:w="60" w:type="dxa"/>
+              <w:right w:w="100" w:type="dxa"/>
+            </w:tcMar>
+          </w:tcPr>
+          <w:p>
+            <w:pPr>
+              <w:spacing w:before="0" w:after="0"/>
+            </w:pPr>
+            <w:r/>
+            <w:r>
+              <w:rPr>
+                <w:sz w:val="18"/>
+              </w:rPr>
+              <w:t>見るだけの項目</w:t>
+            </w:r>
+          </w:p>
+        </w:tc>
+        <w:tc>
+          <w:tcPr>
+            <w:tcW w:type="dxa" w:w="7487"/>
+            <w:tcMar>
+              <w:top w:w="60" w:type="dxa"/>
+              <w:left w:w="100" w:type="dxa"/>
+              <w:bottom w:w="60" w:type="dxa"/>
+              <w:right w:w="100" w:type="dxa"/>
+            </w:tcMar>
+          </w:tcPr>
+          <w:p>
+            <w:pPr>
+              <w:spacing w:before="0" w:after="0"/>
+            </w:pPr>
+            <w:r/>
+            <w:r>
+              <w:rPr>
+                <w:sz w:val="18"/>
+              </w:rPr>
+              <w:t>STG_VIEW。値は返さず「設定あり／未設定」だけ。LW_PRIVATE_KEY は lwPrivateKey_() で読めるかまで確かめる。</w:t>
+            </w:r>
+          </w:p>
+        </w:tc>
+      </w:tr>
+      <w:tr>
+        <w:trPr>
+          <w:cantSplit/>
+        </w:trPr>
+        <w:tc>
+          <w:tcPr>
+            <w:tcW w:type="dxa" w:w="1872"/>
+            <w:tcMar>
+              <w:top w:w="60" w:type="dxa"/>
+              <w:left w:w="100" w:type="dxa"/>
+              <w:bottom w:w="60" w:type="dxa"/>
+              <w:right w:w="100" w:type="dxa"/>
+            </w:tcMar>
+          </w:tcPr>
+          <w:p>
+            <w:pPr>
+              <w:spacing w:before="0" w:after="0"/>
+            </w:pPr>
+            <w:r/>
+            <w:r>
+              <w:rPr>
+                <w:sz w:val="18"/>
+              </w:rPr>
+              <w:t>入力チェック</w:t>
+            </w:r>
+          </w:p>
+        </w:tc>
+        <w:tc>
+          <w:tcPr>
+            <w:tcW w:type="dxa" w:w="7487"/>
+            <w:tcMar>
+              <w:top w:w="60" w:type="dxa"/>
+              <w:left w:w="100" w:type="dxa"/>
+              <w:bottom w:w="60" w:type="dxa"/>
+              <w:right w:w="100" w:type="dxa"/>
+            </w:tcMar>
+          </w:tcPr>
+          <w:p>
+            <w:pPr>
+              <w:spacing w:before="0" w:after="0"/>
+            </w:pPr>
+            <w:r/>
+            <w:r>
+              <w:rPr>
+                <w:sz w:val="18"/>
+              </w:rPr>
+              <w:t>メールアドレスの形、LINE WORKS ID に使えない文字、50人まで、LINE WORKS とメールの二重登録。1つでも引っかかれば何も保存しない。</w:t>
+            </w:r>
+          </w:p>
+        </w:tc>
+      </w:tr>
+      <w:tr>
+        <w:trPr>
+          <w:cantSplit/>
+        </w:trPr>
+        <w:tc>
+          <w:tcPr>
+            <w:tcW w:type="dxa" w:w="1872"/>
+            <w:tcMar>
+              <w:top w:w="60" w:type="dxa"/>
+              <w:left w:w="100" w:type="dxa"/>
+              <w:bottom w:w="60" w:type="dxa"/>
+              <w:right w:w="100" w:type="dxa"/>
+            </w:tcMar>
+          </w:tcPr>
+          <w:p>
+            <w:pPr>
+              <w:spacing w:before="0" w:after="0"/>
+            </w:pPr>
+            <w:r/>
+            <w:r>
+              <w:rPr>
+                <w:sz w:val="18"/>
+              </w:rPr>
+              <w:t>同時に変えたとき</w:t>
+            </w:r>
+          </w:p>
+        </w:tc>
+        <w:tc>
+          <w:tcPr>
+            <w:tcW w:type="dxa" w:w="7487"/>
+            <w:tcMar>
+              <w:top w:w="60" w:type="dxa"/>
+              <w:left w:w="100" w:type="dxa"/>
+              <w:bottom w:w="60" w:type="dxa"/>
+              <w:right w:w="100" w:type="dxa"/>
+            </w:tcMar>
+          </w:tcPr>
+          <w:p>
+            <w:pPr>
+              <w:spacing w:before="0" w:after="0"/>
+            </w:pPr>
+            <w:r/>
+            <w:r>
+              <w:rPr>
+                <w:sz w:val="18"/>
+              </w:rPr>
+              <w:t>読み込んだ時点の値からMD5の目印（stamp）を作って画面に渡し、保存時に今の値と照らす。違えば「ほかの人が先に変えました」で止める。</w:t>
+            </w:r>
+          </w:p>
+        </w:tc>
+      </w:tr>
+      <w:tr>
+        <w:trPr>
+          <w:cantSplit/>
+        </w:trPr>
+        <w:tc>
+          <w:tcPr>
+            <w:tcW w:type="dxa" w:w="1872"/>
+            <w:tcMar>
+              <w:top w:w="60" w:type="dxa"/>
+              <w:left w:w="100" w:type="dxa"/>
+              <w:bottom w:w="60" w:type="dxa"/>
+              <w:right w:w="100" w:type="dxa"/>
+            </w:tcMar>
+          </w:tcPr>
+          <w:p>
+            <w:pPr>
+              <w:spacing w:before="0" w:after="0"/>
+            </w:pPr>
+            <w:r/>
+            <w:r>
+              <w:rPr>
+                <w:sz w:val="18"/>
+              </w:rPr>
+              <w:t>書き方</w:t>
+            </w:r>
+          </w:p>
+        </w:tc>
+        <w:tc>
+          <w:tcPr>
+            <w:tcW w:type="dxa" w:w="7487"/>
+            <w:tcMar>
+              <w:top w:w="60" w:type="dxa"/>
+              <w:left w:w="100" w:type="dxa"/>
+              <w:bottom w:w="60" w:type="dxa"/>
+              <w:right w:w="100" w:type="dxa"/>
+            </w:tcMar>
+          </w:tcPr>
+          <w:p>
+            <w:pPr>
+              <w:spacing w:before="0" w:after="0"/>
+            </w:pPr>
+            <w:r/>
+            <w:r>
+              <w:rPr>
+                <w:sz w:val="18"/>
+              </w:rPr>
+              <w:t>変わった項目だけ書き換える。一覧はカンマ区切り、オン・オフは "1" か削除。withLock の中で行う。</w:t>
+            </w:r>
+          </w:p>
+        </w:tc>
+      </w:tr>
+      <w:tr>
+        <w:trPr>
+          <w:cantSplit/>
+        </w:trPr>
+        <w:tc>
+          <w:tcPr>
+            <w:tcW w:type="dxa" w:w="1872"/>
+            <w:tcMar>
+              <w:top w:w="60" w:type="dxa"/>
+              <w:left w:w="100" w:type="dxa"/>
+              <w:bottom w:w="60" w:type="dxa"/>
+              <w:right w:w="100" w:type="dxa"/>
+            </w:tcMar>
+          </w:tcPr>
+          <w:p>
+            <w:pPr>
+              <w:spacing w:before="0" w:after="0"/>
+            </w:pPr>
+            <w:r/>
+            <w:r>
+              <w:rPr>
+                <w:sz w:val="18"/>
+              </w:rPr>
+              <w:t>記録</w:t>
+            </w:r>
+          </w:p>
+        </w:tc>
+        <w:tc>
+          <w:tcPr>
+            <w:tcW w:type="dxa" w:w="7487"/>
+            <w:tcMar>
+              <w:top w:w="60" w:type="dxa"/>
+              <w:left w:w="100" w:type="dxa"/>
+              <w:bottom w:w="60" w:type="dxa"/>
+              <w:right w:w="100" w:type="dxa"/>
+            </w:tcMar>
+          </w:tcPr>
+          <w:p>
+            <w:pPr>
+              <w:spacing w:before="0" w:after="0"/>
+            </w:pPr>
+            <w:r/>
+            <w:r>
+              <w:rPr>
+                <w:sz w:val="18"/>
+              </w:rPr>
+              <w:t>__LOG に 種別 SETTINGS で、変更者（ユーザーマスタから選ぶ）と、一覧なら追加・削除した人、オン・オフなら前後を残す。テスト送信の結果も残す。</w:t>
+            </w:r>
+          </w:p>
+        </w:tc>
+      </w:tr>
+      <w:tr>
+        <w:trPr>
+          <w:cantSplit/>
+        </w:trPr>
+        <w:tc>
+          <w:tcPr>
+            <w:tcW w:type="dxa" w:w="1872"/>
+            <w:tcMar>
+              <w:top w:w="60" w:type="dxa"/>
+              <w:left w:w="100" w:type="dxa"/>
+              <w:bottom w:w="60" w:type="dxa"/>
+              <w:right w:w="100" w:type="dxa"/>
+            </w:tcMar>
+          </w:tcPr>
+          <w:p>
+            <w:pPr>
+              <w:spacing w:before="0" w:after="0"/>
+            </w:pPr>
+            <w:r/>
+            <w:r>
+              <w:rPr>
+                <w:sz w:val="18"/>
+              </w:rPr>
+              <w:t>点検用パスワード</w:t>
+            </w:r>
+          </w:p>
+        </w:tc>
+        <w:tc>
+          <w:tcPr>
+            <w:tcW w:type="dxa" w:w="7487"/>
+            <w:tcMar>
+              <w:top w:w="60" w:type="dxa"/>
+              <w:left w:w="100" w:type="dxa"/>
+              <w:bottom w:w="60" w:type="dxa"/>
+              <w:right w:w="100" w:type="dxa"/>
+            </w:tcMar>
+          </w:tcPr>
+          <w:p>
+            <w:pPr>
+              <w:spacing w:before="0" w:after="0"/>
+            </w:pPr>
+            <w:r/>
+            <w:r>
+              <w:rPr>
+                <w:sz w:val="18"/>
+              </w:rPr>
+              <w:t>INSPECT_PW は type secret として変えられる。4〜64文字・空白なし・管理パスワードと同じ値は不可（同じだと現場のパスワードで管理画面まで入れるため）。画面では伏せ字で出し、👁 で表示を切り替える。保存前に確認を出す。記録には「変更しました」とだけ残し、値は残さない。</w:t>
+            </w:r>
+          </w:p>
+        </w:tc>
+      </w:tr>
+    </w:tbl>
+    <w:p>
+      <w:pPr>
+        <w:spacing w:after="160"/>
+      </w:pPr>
+    </w:p>
+    <w:p>
+      <w:pPr>
+        <w:pStyle w:val="2"/>
+        <w:spacing w:before="240" w:after="80"/>
+      </w:pPr>
+      <w:r>
         <w:t>次回点検予定日の計算</w:t>
       </w:r>
     </w:p>
@@ -10099,6 +12316,1861 @@
                 <w:sz w:val="18"/>
               </w:rPr>
               <w:t>次回予定日が今日より前なら期限切れ。台帳ビューでセルを赤く塗り、KPIカードの「点検期限切れ」に数える。</w:t>
+            </w:r>
+          </w:p>
+        </w:tc>
+      </w:tr>
+    </w:tbl>
+    <w:p>
+      <w:pPr>
+        <w:spacing w:after="160"/>
+      </w:pPr>
+    </w:p>
+    <w:p>
+      <w:pPr>
+        <w:pStyle w:val="2"/>
+        <w:spacing w:before="240" w:after="80"/>
+      </w:pPr>
+      <w:r>
+        <w:t>点検期限の3段階（due.gs）</w:t>
+      </w:r>
+    </w:p>
+    <w:p>
+      <w:pPr>
+        <w:spacing w:after="120"/>
+      </w:pPr>
+      <w:r>
+        <w:t>次回予定日までの残り日数で、3段階の目印を付けます。「期限が近い」を一律1か月前にしないのは、毎月点検の機器がいつ見ても「近い」になり、表示の意味がなくなるためです。</w:t>
+      </w:r>
+    </w:p>
+    <w:tbl>
+      <w:tblPr>
+        <w:tblW w:w="9360" w:type="dxa"/>
+        <w:tblBorders>
+          <w:top w:val="single" w:sz="4" w:space="0" w:color="D4DAD7"/>
+          <w:left w:val="single" w:sz="4" w:space="0" w:color="D4DAD7"/>
+          <w:bottom w:val="single" w:sz="4" w:space="0" w:color="D4DAD7"/>
+          <w:right w:val="single" w:sz="4" w:space="0" w:color="D4DAD7"/>
+          <w:insideH w:val="single" w:sz="2" w:space="0" w:color="E3EAE7"/>
+          <w:insideV w:val="single" w:sz="2" w:space="0" w:color="E3EAE7"/>
+        </w:tblBorders>
+        <w:tblLayout w:type="fixed"/>
+        <w:tblLook w:firstColumn="1" w:firstRow="1" w:lastColumn="0" w:lastRow="0" w:noHBand="0" w:noVBand="1" w:val="04A0"/>
+      </w:tblPr>
+      <w:tblGrid>
+        <w:gridCol w:w="2433"/>
+        <w:gridCol w:w="5241"/>
+        <w:gridCol w:w="1684"/>
+      </w:tblGrid>
+      <w:tr>
+        <w:trPr>
+          <w:tblHeader/>
+          <w:cantSplit/>
+        </w:trPr>
+        <w:tc>
+          <w:tcPr>
+            <w:tcW w:type="dxa" w:w="2433"/>
+            <w:shd w:val="clear" w:color="auto" w:fill="EDF6F3"/>
+            <w:tcMar>
+              <w:top w:w="60" w:type="dxa"/>
+              <w:left w:w="100" w:type="dxa"/>
+              <w:bottom w:w="60" w:type="dxa"/>
+              <w:right w:w="100" w:type="dxa"/>
+            </w:tcMar>
+          </w:tcPr>
+          <w:p>
+            <w:pPr>
+              <w:spacing w:before="0" w:after="0"/>
+            </w:pPr>
+            <w:r/>
+            <w:r>
+              <w:rPr>
+                <w:b/>
+                <w:sz w:val="18"/>
+              </w:rPr>
+              <w:t>目印</w:t>
+            </w:r>
+          </w:p>
+        </w:tc>
+        <w:tc>
+          <w:tcPr>
+            <w:tcW w:type="dxa" w:w="5240"/>
+            <w:shd w:val="clear" w:color="auto" w:fill="EDF6F3"/>
+            <w:tcMar>
+              <w:top w:w="60" w:type="dxa"/>
+              <w:left w:w="100" w:type="dxa"/>
+              <w:bottom w:w="60" w:type="dxa"/>
+              <w:right w:w="100" w:type="dxa"/>
+            </w:tcMar>
+          </w:tcPr>
+          <w:p>
+            <w:pPr>
+              <w:spacing w:before="0" w:after="0"/>
+            </w:pPr>
+            <w:r/>
+            <w:r>
+              <w:rPr>
+                <w:b/>
+                <w:sz w:val="18"/>
+              </w:rPr>
+              <w:t>条件</w:t>
+            </w:r>
+          </w:p>
+        </w:tc>
+        <w:tc>
+          <w:tcPr>
+            <w:tcW w:type="dxa" w:w="1684"/>
+            <w:shd w:val="clear" w:color="auto" w:fill="EDF6F3"/>
+            <w:tcMar>
+              <w:top w:w="60" w:type="dxa"/>
+              <w:left w:w="100" w:type="dxa"/>
+              <w:bottom w:w="60" w:type="dxa"/>
+              <w:right w:w="100" w:type="dxa"/>
+            </w:tcMar>
+          </w:tcPr>
+          <w:p>
+            <w:pPr>
+              <w:spacing w:before="0" w:after="0"/>
+            </w:pPr>
+            <w:r/>
+            <w:r>
+              <w:rPr>
+                <w:b/>
+                <w:sz w:val="18"/>
+              </w:rPr>
+              <w:t>色</w:t>
+            </w:r>
+          </w:p>
+        </w:tc>
+      </w:tr>
+      <w:tr>
+        <w:trPr>
+          <w:cantSplit/>
+        </w:trPr>
+        <w:tc>
+          <w:tcPr>
+            <w:tcW w:type="dxa" w:w="2433"/>
+            <w:tcMar>
+              <w:top w:w="60" w:type="dxa"/>
+              <w:left w:w="100" w:type="dxa"/>
+              <w:bottom w:w="60" w:type="dxa"/>
+              <w:right w:w="100" w:type="dxa"/>
+            </w:tcMar>
+          </w:tcPr>
+          <w:p>
+            <w:pPr>
+              <w:spacing w:before="0" w:after="0"/>
+            </w:pPr>
+            <w:r/>
+            <w:r>
+              <w:rPr>
+                <w:sz w:val="18"/>
+              </w:rPr>
+              <w:t>⛔ 期限切れ（over）</w:t>
+            </w:r>
+          </w:p>
+        </w:tc>
+        <w:tc>
+          <w:tcPr>
+            <w:tcW w:type="dxa" w:w="5240"/>
+            <w:tcMar>
+              <w:top w:w="60" w:type="dxa"/>
+              <w:left w:w="100" w:type="dxa"/>
+              <w:bottom w:w="60" w:type="dxa"/>
+              <w:right w:w="100" w:type="dxa"/>
+            </w:tcMar>
+          </w:tcPr>
+          <w:p>
+            <w:pPr>
+              <w:spacing w:before="0" w:after="0"/>
+            </w:pPr>
+            <w:r/>
+            <w:r>
+              <w:rPr>
+                <w:sz w:val="18"/>
+              </w:rPr>
+              <w:t>次回予定日を過ぎた</w:t>
+            </w:r>
+          </w:p>
+        </w:tc>
+        <w:tc>
+          <w:tcPr>
+            <w:tcW w:type="dxa" w:w="1684"/>
+            <w:tcMar>
+              <w:top w:w="60" w:type="dxa"/>
+              <w:left w:w="100" w:type="dxa"/>
+              <w:bottom w:w="60" w:type="dxa"/>
+              <w:right w:w="100" w:type="dxa"/>
+            </w:tcMar>
+          </w:tcPr>
+          <w:p>
+            <w:pPr>
+              <w:spacing w:before="0" w:after="0"/>
+            </w:pPr>
+            <w:r/>
+            <w:r>
+              <w:rPr>
+                <w:sz w:val="18"/>
+              </w:rPr>
+              <w:t>赤</w:t>
+            </w:r>
+          </w:p>
+        </w:tc>
+      </w:tr>
+      <w:tr>
+        <w:trPr>
+          <w:cantSplit/>
+        </w:trPr>
+        <w:tc>
+          <w:tcPr>
+            <w:tcW w:type="dxa" w:w="2433"/>
+            <w:tcMar>
+              <w:top w:w="60" w:type="dxa"/>
+              <w:left w:w="100" w:type="dxa"/>
+              <w:bottom w:w="60" w:type="dxa"/>
+              <w:right w:w="100" w:type="dxa"/>
+            </w:tcMar>
+          </w:tcPr>
+          <w:p>
+            <w:pPr>
+              <w:spacing w:before="0" w:after="0"/>
+            </w:pPr>
+            <w:r/>
+            <w:r>
+              <w:rPr>
+                <w:sz w:val="18"/>
+              </w:rPr>
+              <w:t>⚠️ 7日以内（week）</w:t>
+            </w:r>
+          </w:p>
+        </w:tc>
+        <w:tc>
+          <w:tcPr>
+            <w:tcW w:type="dxa" w:w="5240"/>
+            <w:tcMar>
+              <w:top w:w="60" w:type="dxa"/>
+              <w:left w:w="100" w:type="dxa"/>
+              <w:bottom w:w="60" w:type="dxa"/>
+              <w:right w:w="100" w:type="dxa"/>
+            </w:tcMar>
+          </w:tcPr>
+          <w:p>
+            <w:pPr>
+              <w:spacing w:before="0" w:after="0"/>
+            </w:pPr>
+            <w:r/>
+            <w:r>
+              <w:rPr>
+                <w:sz w:val="18"/>
+              </w:rPr>
+              <w:t>今日から7日以内（周期に関係なく）</w:t>
+            </w:r>
+          </w:p>
+        </w:tc>
+        <w:tc>
+          <w:tcPr>
+            <w:tcW w:type="dxa" w:w="1684"/>
+            <w:tcMar>
+              <w:top w:w="60" w:type="dxa"/>
+              <w:left w:w="100" w:type="dxa"/>
+              <w:bottom w:w="60" w:type="dxa"/>
+              <w:right w:w="100" w:type="dxa"/>
+            </w:tcMar>
+          </w:tcPr>
+          <w:p>
+            <w:pPr>
+              <w:spacing w:before="0" w:after="0"/>
+            </w:pPr>
+            <w:r/>
+            <w:r>
+              <w:rPr>
+                <w:sz w:val="18"/>
+              </w:rPr>
+              <w:t>オレンジ</w:t>
+            </w:r>
+          </w:p>
+        </w:tc>
+      </w:tr>
+      <w:tr>
+        <w:trPr>
+          <w:cantSplit/>
+        </w:trPr>
+        <w:tc>
+          <w:tcPr>
+            <w:tcW w:type="dxa" w:w="2433"/>
+            <w:tcMar>
+              <w:top w:w="60" w:type="dxa"/>
+              <w:left w:w="100" w:type="dxa"/>
+              <w:bottom w:w="60" w:type="dxa"/>
+              <w:right w:w="100" w:type="dxa"/>
+            </w:tcMar>
+          </w:tcPr>
+          <w:p>
+            <w:pPr>
+              <w:spacing w:before="0" w:after="0"/>
+            </w:pPr>
+            <w:r/>
+            <w:r>
+              <w:rPr>
+                <w:sz w:val="18"/>
+              </w:rPr>
+              <w:t>🗓 期限が近い（soon）</w:t>
+            </w:r>
+          </w:p>
+        </w:tc>
+        <w:tc>
+          <w:tcPr>
+            <w:tcW w:type="dxa" w:w="5240"/>
+            <w:tcMar>
+              <w:top w:w="60" w:type="dxa"/>
+              <w:left w:w="100" w:type="dxa"/>
+              <w:bottom w:w="60" w:type="dxa"/>
+              <w:right w:w="100" w:type="dxa"/>
+            </w:tcMar>
+          </w:tcPr>
+          <w:p>
+            <w:pPr>
+              <w:spacing w:before="0" w:after="0"/>
+            </w:pPr>
+            <w:r/>
+            <w:r>
+              <w:rPr>
+                <w:sz w:val="18"/>
+              </w:rPr>
+              <w:t>周期の4分の1より内側。最短7日・最長60日</w:t>
+            </w:r>
+          </w:p>
+        </w:tc>
+        <w:tc>
+          <w:tcPr>
+            <w:tcW w:type="dxa" w:w="1684"/>
+            <w:tcMar>
+              <w:top w:w="60" w:type="dxa"/>
+              <w:left w:w="100" w:type="dxa"/>
+              <w:bottom w:w="60" w:type="dxa"/>
+              <w:right w:w="100" w:type="dxa"/>
+            </w:tcMar>
+          </w:tcPr>
+          <w:p>
+            <w:pPr>
+              <w:spacing w:before="0" w:after="0"/>
+            </w:pPr>
+            <w:r/>
+            <w:r>
+              <w:rPr>
+                <w:sz w:val="18"/>
+              </w:rPr>
+              <w:t>黄色</w:t>
+            </w:r>
+          </w:p>
+        </w:tc>
+      </w:tr>
+    </w:tbl>
+    <w:p>
+      <w:pPr>
+        <w:spacing w:after="160"/>
+      </w:pPr>
+    </w:p>
+    <w:tbl>
+      <w:tblPr>
+        <w:tblW w:w="9360" w:type="dxa"/>
+        <w:tblBorders>
+          <w:top w:val="single" w:sz="4" w:space="0" w:color="D4DAD7"/>
+          <w:left w:val="single" w:sz="4" w:space="0" w:color="D4DAD7"/>
+          <w:bottom w:val="single" w:sz="4" w:space="0" w:color="D4DAD7"/>
+          <w:right w:val="single" w:sz="4" w:space="0" w:color="D4DAD7"/>
+          <w:insideH w:val="single" w:sz="2" w:space="0" w:color="E3EAE7"/>
+          <w:insideV w:val="single" w:sz="2" w:space="0" w:color="E3EAE7"/>
+        </w:tblBorders>
+        <w:tblLayout w:type="fixed"/>
+        <w:tblLook w:firstColumn="1" w:firstRow="1" w:lastColumn="0" w:lastRow="0" w:noHBand="0" w:noVBand="1" w:val="04A0"/>
+      </w:tblPr>
+      <w:tblGrid>
+        <w:gridCol w:w="2808"/>
+        <w:gridCol w:w="6552"/>
+      </w:tblGrid>
+      <w:tr>
+        <w:trPr>
+          <w:tblHeader/>
+          <w:cantSplit/>
+        </w:trPr>
+        <w:tc>
+          <w:tcPr>
+            <w:tcW w:type="dxa" w:w="2808"/>
+            <w:shd w:val="clear" w:color="auto" w:fill="EDF6F3"/>
+            <w:tcMar>
+              <w:top w:w="60" w:type="dxa"/>
+              <w:left w:w="100" w:type="dxa"/>
+              <w:bottom w:w="60" w:type="dxa"/>
+              <w:right w:w="100" w:type="dxa"/>
+            </w:tcMar>
+          </w:tcPr>
+          <w:p>
+            <w:pPr>
+              <w:spacing w:before="0" w:after="0"/>
+            </w:pPr>
+            <w:r/>
+            <w:r>
+              <w:rPr>
+                <w:b/>
+                <w:sz w:val="18"/>
+              </w:rPr>
+              <w:t>周期</w:t>
+            </w:r>
+          </w:p>
+        </w:tc>
+        <w:tc>
+          <w:tcPr>
+            <w:tcW w:type="dxa" w:w="6551"/>
+            <w:shd w:val="clear" w:color="auto" w:fill="EDF6F3"/>
+            <w:tcMar>
+              <w:top w:w="60" w:type="dxa"/>
+              <w:left w:w="100" w:type="dxa"/>
+              <w:bottom w:w="60" w:type="dxa"/>
+              <w:right w:w="100" w:type="dxa"/>
+            </w:tcMar>
+          </w:tcPr>
+          <w:p>
+            <w:pPr>
+              <w:spacing w:before="0" w:after="0"/>
+            </w:pPr>
+            <w:r/>
+            <w:r>
+              <w:rPr>
+                <w:b/>
+                <w:sz w:val="18"/>
+              </w:rPr>
+              <w:t>「期限が近い」を出し始める時期</w:t>
+            </w:r>
+          </w:p>
+        </w:tc>
+      </w:tr>
+      <w:tr>
+        <w:trPr>
+          <w:cantSplit/>
+        </w:trPr>
+        <w:tc>
+          <w:tcPr>
+            <w:tcW w:type="dxa" w:w="2808"/>
+            <w:tcMar>
+              <w:top w:w="60" w:type="dxa"/>
+              <w:left w:w="100" w:type="dxa"/>
+              <w:bottom w:w="60" w:type="dxa"/>
+              <w:right w:w="100" w:type="dxa"/>
+            </w:tcMar>
+          </w:tcPr>
+          <w:p>
+            <w:pPr>
+              <w:spacing w:before="0" w:after="0"/>
+            </w:pPr>
+            <w:r/>
+            <w:r>
+              <w:rPr>
+                <w:sz w:val="18"/>
+              </w:rPr>
+              <w:t>1か月</w:t>
+            </w:r>
+          </w:p>
+        </w:tc>
+        <w:tc>
+          <w:tcPr>
+            <w:tcW w:type="dxa" w:w="6551"/>
+            <w:tcMar>
+              <w:top w:w="60" w:type="dxa"/>
+              <w:left w:w="100" w:type="dxa"/>
+              <w:bottom w:w="60" w:type="dxa"/>
+              <w:right w:w="100" w:type="dxa"/>
+            </w:tcMar>
+          </w:tcPr>
+          <w:p>
+            <w:pPr>
+              <w:spacing w:before="0" w:after="0"/>
+            </w:pPr>
+            <w:r/>
+            <w:r>
+              <w:rPr>
+                <w:sz w:val="18"/>
+              </w:rPr>
+              <w:t>7日前</w:t>
+            </w:r>
+          </w:p>
+        </w:tc>
+      </w:tr>
+      <w:tr>
+        <w:trPr>
+          <w:cantSplit/>
+        </w:trPr>
+        <w:tc>
+          <w:tcPr>
+            <w:tcW w:type="dxa" w:w="2808"/>
+            <w:tcMar>
+              <w:top w:w="60" w:type="dxa"/>
+              <w:left w:w="100" w:type="dxa"/>
+              <w:bottom w:w="60" w:type="dxa"/>
+              <w:right w:w="100" w:type="dxa"/>
+            </w:tcMar>
+          </w:tcPr>
+          <w:p>
+            <w:pPr>
+              <w:spacing w:before="0" w:after="0"/>
+            </w:pPr>
+            <w:r/>
+            <w:r>
+              <w:rPr>
+                <w:sz w:val="18"/>
+              </w:rPr>
+              <w:t>2か月</w:t>
+            </w:r>
+          </w:p>
+        </w:tc>
+        <w:tc>
+          <w:tcPr>
+            <w:tcW w:type="dxa" w:w="6551"/>
+            <w:tcMar>
+              <w:top w:w="60" w:type="dxa"/>
+              <w:left w:w="100" w:type="dxa"/>
+              <w:bottom w:w="60" w:type="dxa"/>
+              <w:right w:w="100" w:type="dxa"/>
+            </w:tcMar>
+          </w:tcPr>
+          <w:p>
+            <w:pPr>
+              <w:spacing w:before="0" w:after="0"/>
+            </w:pPr>
+            <w:r/>
+            <w:r>
+              <w:rPr>
+                <w:sz w:val="18"/>
+              </w:rPr>
+              <w:t>15日前</w:t>
+            </w:r>
+          </w:p>
+        </w:tc>
+      </w:tr>
+      <w:tr>
+        <w:trPr>
+          <w:cantSplit/>
+        </w:trPr>
+        <w:tc>
+          <w:tcPr>
+            <w:tcW w:type="dxa" w:w="2808"/>
+            <w:tcMar>
+              <w:top w:w="60" w:type="dxa"/>
+              <w:left w:w="100" w:type="dxa"/>
+              <w:bottom w:w="60" w:type="dxa"/>
+              <w:right w:w="100" w:type="dxa"/>
+            </w:tcMar>
+          </w:tcPr>
+          <w:p>
+            <w:pPr>
+              <w:spacing w:before="0" w:after="0"/>
+            </w:pPr>
+            <w:r/>
+            <w:r>
+              <w:rPr>
+                <w:sz w:val="18"/>
+              </w:rPr>
+              <w:t>3か月</w:t>
+            </w:r>
+          </w:p>
+        </w:tc>
+        <w:tc>
+          <w:tcPr>
+            <w:tcW w:type="dxa" w:w="6551"/>
+            <w:tcMar>
+              <w:top w:w="60" w:type="dxa"/>
+              <w:left w:w="100" w:type="dxa"/>
+              <w:bottom w:w="60" w:type="dxa"/>
+              <w:right w:w="100" w:type="dxa"/>
+            </w:tcMar>
+          </w:tcPr>
+          <w:p>
+            <w:pPr>
+              <w:spacing w:before="0" w:after="0"/>
+            </w:pPr>
+            <w:r/>
+            <w:r>
+              <w:rPr>
+                <w:sz w:val="18"/>
+              </w:rPr>
+              <w:t>22日前</w:t>
+            </w:r>
+          </w:p>
+        </w:tc>
+      </w:tr>
+      <w:tr>
+        <w:trPr>
+          <w:cantSplit/>
+        </w:trPr>
+        <w:tc>
+          <w:tcPr>
+            <w:tcW w:type="dxa" w:w="2808"/>
+            <w:tcMar>
+              <w:top w:w="60" w:type="dxa"/>
+              <w:left w:w="100" w:type="dxa"/>
+              <w:bottom w:w="60" w:type="dxa"/>
+              <w:right w:w="100" w:type="dxa"/>
+            </w:tcMar>
+          </w:tcPr>
+          <w:p>
+            <w:pPr>
+              <w:spacing w:before="0" w:after="0"/>
+            </w:pPr>
+            <w:r/>
+            <w:r>
+              <w:rPr>
+                <w:sz w:val="18"/>
+              </w:rPr>
+              <w:t>4か月</w:t>
+            </w:r>
+          </w:p>
+        </w:tc>
+        <w:tc>
+          <w:tcPr>
+            <w:tcW w:type="dxa" w:w="6551"/>
+            <w:tcMar>
+              <w:top w:w="60" w:type="dxa"/>
+              <w:left w:w="100" w:type="dxa"/>
+              <w:bottom w:w="60" w:type="dxa"/>
+              <w:right w:w="100" w:type="dxa"/>
+            </w:tcMar>
+          </w:tcPr>
+          <w:p>
+            <w:pPr>
+              <w:spacing w:before="0" w:after="0"/>
+            </w:pPr>
+            <w:r/>
+            <w:r>
+              <w:rPr>
+                <w:sz w:val="18"/>
+              </w:rPr>
+              <w:t>30日前</w:t>
+            </w:r>
+          </w:p>
+        </w:tc>
+      </w:tr>
+      <w:tr>
+        <w:trPr>
+          <w:cantSplit/>
+        </w:trPr>
+        <w:tc>
+          <w:tcPr>
+            <w:tcW w:type="dxa" w:w="2808"/>
+            <w:tcMar>
+              <w:top w:w="60" w:type="dxa"/>
+              <w:left w:w="100" w:type="dxa"/>
+              <w:bottom w:w="60" w:type="dxa"/>
+              <w:right w:w="100" w:type="dxa"/>
+            </w:tcMar>
+          </w:tcPr>
+          <w:p>
+            <w:pPr>
+              <w:spacing w:before="0" w:after="0"/>
+            </w:pPr>
+            <w:r/>
+            <w:r>
+              <w:rPr>
+                <w:sz w:val="18"/>
+              </w:rPr>
+              <w:t>6か月</w:t>
+            </w:r>
+          </w:p>
+        </w:tc>
+        <w:tc>
+          <w:tcPr>
+            <w:tcW w:type="dxa" w:w="6551"/>
+            <w:tcMar>
+              <w:top w:w="60" w:type="dxa"/>
+              <w:left w:w="100" w:type="dxa"/>
+              <w:bottom w:w="60" w:type="dxa"/>
+              <w:right w:w="100" w:type="dxa"/>
+            </w:tcMar>
+          </w:tcPr>
+          <w:p>
+            <w:pPr>
+              <w:spacing w:before="0" w:after="0"/>
+            </w:pPr>
+            <w:r/>
+            <w:r>
+              <w:rPr>
+                <w:sz w:val="18"/>
+              </w:rPr>
+              <w:t>45日前</w:t>
+            </w:r>
+          </w:p>
+        </w:tc>
+      </w:tr>
+      <w:tr>
+        <w:trPr>
+          <w:cantSplit/>
+        </w:trPr>
+        <w:tc>
+          <w:tcPr>
+            <w:tcW w:type="dxa" w:w="2808"/>
+            <w:tcMar>
+              <w:top w:w="60" w:type="dxa"/>
+              <w:left w:w="100" w:type="dxa"/>
+              <w:bottom w:w="60" w:type="dxa"/>
+              <w:right w:w="100" w:type="dxa"/>
+            </w:tcMar>
+          </w:tcPr>
+          <w:p>
+            <w:pPr>
+              <w:spacing w:before="0" w:after="0"/>
+            </w:pPr>
+            <w:r/>
+            <w:r>
+              <w:rPr>
+                <w:sz w:val="18"/>
+              </w:rPr>
+              <w:t>12か月以上</w:t>
+            </w:r>
+          </w:p>
+        </w:tc>
+        <w:tc>
+          <w:tcPr>
+            <w:tcW w:type="dxa" w:w="6551"/>
+            <w:tcMar>
+              <w:top w:w="60" w:type="dxa"/>
+              <w:left w:w="100" w:type="dxa"/>
+              <w:bottom w:w="60" w:type="dxa"/>
+              <w:right w:w="100" w:type="dxa"/>
+            </w:tcMar>
+          </w:tcPr>
+          <w:p>
+            <w:pPr>
+              <w:spacing w:before="0" w:after="0"/>
+            </w:pPr>
+            <w:r/>
+            <w:r>
+              <w:rPr>
+                <w:sz w:val="18"/>
+              </w:rPr>
+              <w:t>60日前</w:t>
+            </w:r>
+          </w:p>
+        </w:tc>
+      </w:tr>
+    </w:tbl>
+    <w:p>
+      <w:pPr>
+        <w:spacing w:after="160"/>
+      </w:pPr>
+    </w:p>
+    <w:tbl>
+      <w:tblPr>
+        <w:tblW w:w="9360" w:type="dxa"/>
+        <w:tblBorders>
+          <w:top w:val="single" w:sz="4" w:space="0" w:color="D4DAD7"/>
+          <w:left w:val="single" w:sz="4" w:space="0" w:color="D4DAD7"/>
+          <w:bottom w:val="single" w:sz="4" w:space="0" w:color="D4DAD7"/>
+          <w:right w:val="single" w:sz="4" w:space="0" w:color="D4DAD7"/>
+          <w:insideH w:val="single" w:sz="2" w:space="0" w:color="E3EAE7"/>
+          <w:insideV w:val="single" w:sz="2" w:space="0" w:color="E3EAE7"/>
+        </w:tblBorders>
+        <w:tblLayout w:type="fixed"/>
+        <w:tblLook w:firstColumn="1" w:firstRow="1" w:lastColumn="0" w:lastRow="0" w:noHBand="0" w:noVBand="1" w:val="04A0"/>
+      </w:tblPr>
+      <w:tblGrid>
+        <w:gridCol w:w="1872"/>
+        <w:gridCol w:w="7488"/>
+      </w:tblGrid>
+      <w:tr>
+        <w:trPr>
+          <w:tblHeader/>
+          <w:cantSplit/>
+        </w:trPr>
+        <w:tc>
+          <w:tcPr>
+            <w:tcW w:type="dxa" w:w="1872"/>
+            <w:shd w:val="clear" w:color="auto" w:fill="EDF6F3"/>
+            <w:tcMar>
+              <w:top w:w="60" w:type="dxa"/>
+              <w:left w:w="100" w:type="dxa"/>
+              <w:bottom w:w="60" w:type="dxa"/>
+              <w:right w:w="100" w:type="dxa"/>
+            </w:tcMar>
+          </w:tcPr>
+          <w:p>
+            <w:pPr>
+              <w:spacing w:before="0" w:after="0"/>
+            </w:pPr>
+            <w:r/>
+            <w:r>
+              <w:rPr>
+                <w:b/>
+                <w:sz w:val="18"/>
+              </w:rPr>
+              <w:t>項目</w:t>
+            </w:r>
+          </w:p>
+        </w:tc>
+        <w:tc>
+          <w:tcPr>
+            <w:tcW w:type="dxa" w:w="7487"/>
+            <w:shd w:val="clear" w:color="auto" w:fill="EDF6F3"/>
+            <w:tcMar>
+              <w:top w:w="60" w:type="dxa"/>
+              <w:left w:w="100" w:type="dxa"/>
+              <w:bottom w:w="60" w:type="dxa"/>
+              <w:right w:w="100" w:type="dxa"/>
+            </w:tcMar>
+          </w:tcPr>
+          <w:p>
+            <w:pPr>
+              <w:spacing w:before="0" w:after="0"/>
+            </w:pPr>
+            <w:r/>
+            <w:r>
+              <w:rPr>
+                <w:b/>
+                <w:sz w:val="18"/>
+              </w:rPr>
+              <w:t>内容</w:t>
+            </w:r>
+          </w:p>
+        </w:tc>
+      </w:tr>
+      <w:tr>
+        <w:trPr>
+          <w:cantSplit/>
+        </w:trPr>
+        <w:tc>
+          <w:tcPr>
+            <w:tcW w:type="dxa" w:w="1872"/>
+            <w:tcMar>
+              <w:top w:w="60" w:type="dxa"/>
+              <w:left w:w="100" w:type="dxa"/>
+              <w:bottom w:w="60" w:type="dxa"/>
+              <w:right w:w="100" w:type="dxa"/>
+            </w:tcMar>
+          </w:tcPr>
+          <w:p>
+            <w:pPr>
+              <w:spacing w:before="0" w:after="0"/>
+            </w:pPr>
+            <w:r/>
+            <w:r>
+              <w:rPr>
+                <w:sz w:val="18"/>
+              </w:rPr>
+              <w:t>数えない機器</w:t>
+            </w:r>
+          </w:p>
+        </w:tc>
+        <w:tc>
+          <w:tcPr>
+            <w:tcW w:type="dxa" w:w="7487"/>
+            <w:tcMar>
+              <w:top w:w="60" w:type="dxa"/>
+              <w:left w:w="100" w:type="dxa"/>
+              <w:bottom w:w="60" w:type="dxa"/>
+              <w:right w:w="100" w:type="dxa"/>
+            </w:tcMar>
+          </w:tcPr>
+          <w:p>
+            <w:pPr>
+              <w:spacing w:before="0" w:after="0"/>
+            </w:pPr>
+            <w:r/>
+            <w:r>
+              <w:rPr>
+                <w:sz w:val="18"/>
+              </w:rPr>
+              <w:t>ステータスが廃棄・紛失の機器。実施記録が無い機器（次回予定日が出ないため。台帳の「点検記録なし」に入る）。</w:t>
+            </w:r>
+          </w:p>
+        </w:tc>
+      </w:tr>
+      <w:tr>
+        <w:trPr>
+          <w:cantSplit/>
+        </w:trPr>
+        <w:tc>
+          <w:tcPr>
+            <w:tcW w:type="dxa" w:w="1872"/>
+            <w:tcMar>
+              <w:top w:w="60" w:type="dxa"/>
+              <w:left w:w="100" w:type="dxa"/>
+              <w:bottom w:w="60" w:type="dxa"/>
+              <w:right w:w="100" w:type="dxa"/>
+            </w:tcMar>
+          </w:tcPr>
+          <w:p>
+            <w:pPr>
+              <w:spacing w:before="0" w:after="0"/>
+            </w:pPr>
+            <w:r/>
+            <w:r>
+              <w:rPr>
+                <w:sz w:val="18"/>
+              </w:rPr>
+              <w:t>日の数え方</w:t>
+            </w:r>
+          </w:p>
+        </w:tc>
+        <w:tc>
+          <w:tcPr>
+            <w:tcW w:type="dxa" w:w="7487"/>
+            <w:tcMar>
+              <w:top w:w="60" w:type="dxa"/>
+              <w:left w:w="100" w:type="dxa"/>
+              <w:bottom w:w="60" w:type="dxa"/>
+              <w:right w:w="100" w:type="dxa"/>
+            </w:tcMar>
+          </w:tcPr>
+          <w:p>
+            <w:pPr>
+              <w:spacing w:before="0" w:after="0"/>
+            </w:pPr>
+            <w:r/>
+            <w:r>
+              <w:rPr>
+                <w:sz w:val="18"/>
+              </w:rPr>
+              <w:t>日本時間の年月日どうしの差。時刻は見ない。</w:t>
+            </w:r>
+          </w:p>
+        </w:tc>
+      </w:tr>
+      <w:tr>
+        <w:trPr>
+          <w:cantSplit/>
+        </w:trPr>
+        <w:tc>
+          <w:tcPr>
+            <w:tcW w:type="dxa" w:w="1872"/>
+            <w:tcMar>
+              <w:top w:w="60" w:type="dxa"/>
+              <w:left w:w="100" w:type="dxa"/>
+              <w:bottom w:w="60" w:type="dxa"/>
+              <w:right w:w="100" w:type="dxa"/>
+            </w:tcMar>
+          </w:tcPr>
+          <w:p>
+            <w:pPr>
+              <w:spacing w:before="0" w:after="0"/>
+            </w:pPr>
+            <w:r/>
+            <w:r>
+              <w:rPr>
+                <w:sz w:val="18"/>
+              </w:rPr>
+              <w:t>台帳ビュー</w:t>
+            </w:r>
+          </w:p>
+        </w:tc>
+        <w:tc>
+          <w:tcPr>
+            <w:tcW w:type="dxa" w:w="7487"/>
+            <w:tcMar>
+              <w:top w:w="60" w:type="dxa"/>
+              <w:left w:w="100" w:type="dxa"/>
+              <w:bottom w:w="60" w:type="dxa"/>
+              <w:right w:w="100" w:type="dxa"/>
+            </w:tcMar>
+          </w:tcPr>
+          <w:p>
+            <w:pPr>
+              <w:spacing w:before="0" w:after="0"/>
+            </w:pPr>
+            <w:r/>
+            <w:r>
+              <w:rPr>
+                <w:sz w:val="18"/>
+              </w:rPr>
+              <w:t>dueAugmentLedger_()。台帳（ledger.gs）が出した次回予定日の文字列と_overDept / _overMaker をそのまま使い、機器区分の周期を引いて目印を足す。画面に出ている日付と色が食い違わないようにするため、ledger.gs には手を入れていない。</w:t>
+            </w:r>
+          </w:p>
+        </w:tc>
+      </w:tr>
+      <w:tr>
+        <w:trPr>
+          <w:cantSplit/>
+        </w:trPr>
+        <w:tc>
+          <w:tcPr>
+            <w:tcW w:type="dxa" w:w="1872"/>
+            <w:tcMar>
+              <w:top w:w="60" w:type="dxa"/>
+              <w:left w:w="100" w:type="dxa"/>
+              <w:bottom w:w="60" w:type="dxa"/>
+              <w:right w:w="100" w:type="dxa"/>
+            </w:tcMar>
+          </w:tcPr>
+          <w:p>
+            <w:pPr>
+              <w:spacing w:before="0" w:after="0"/>
+            </w:pPr>
+            <w:r/>
+            <w:r>
+              <w:rPr>
+                <w:sz w:val="18"/>
+              </w:rPr>
+              <w:t>点検画面の機器カード</w:t>
+            </w:r>
+          </w:p>
+        </w:tc>
+        <w:tc>
+          <w:tcPr>
+            <w:tcW w:type="dxa" w:w="7487"/>
+            <w:tcMar>
+              <w:top w:w="60" w:type="dxa"/>
+              <w:left w:w="100" w:type="dxa"/>
+              <w:bottom w:w="60" w:type="dxa"/>
+              <w:right w:w="100" w:type="dxa"/>
+            </w:tcMar>
+          </w:tcPr>
+          <w:p>
+            <w:pPr>
+              <w:spacing w:before="0" w:after="0"/>
+            </w:pPr>
+            <w:r/>
+            <w:r>
+              <w:rPr>
+                <w:sz w:val="18"/>
+              </w:rPr>
+              <w:t>dueForDevice_()。apiGetContext と cfapi の device が、機器の情報に due（部署点検・業者点検それぞれの次回予定日・残り日数・目印）を足して返す。業者点検は目印が付いたときだけ画面に出す。出せなくても点検はできるよう、失敗は null。</w:t>
+            </w:r>
+          </w:p>
+        </w:tc>
+      </w:tr>
+      <w:tr>
+        <w:trPr>
+          <w:cantSplit/>
+        </w:trPr>
+        <w:tc>
+          <w:tcPr>
+            <w:tcW w:type="dxa" w:w="1872"/>
+            <w:tcMar>
+              <w:top w:w="60" w:type="dxa"/>
+              <w:left w:w="100" w:type="dxa"/>
+              <w:bottom w:w="60" w:type="dxa"/>
+              <w:right w:w="100" w:type="dxa"/>
+            </w:tcMar>
+          </w:tcPr>
+          <w:p>
+            <w:pPr>
+              <w:spacing w:before="0" w:after="0"/>
+            </w:pPr>
+            <w:r/>
+            <w:r>
+              <w:rPr>
+                <w:sz w:val="18"/>
+              </w:rPr>
+              <w:t>点検画面の一覧</w:t>
+            </w:r>
+          </w:p>
+        </w:tc>
+        <w:tc>
+          <w:tcPr>
+            <w:tcW w:type="dxa" w:w="7487"/>
+            <w:tcMar>
+              <w:top w:w="60" w:type="dxa"/>
+              <w:left w:w="100" w:type="dxa"/>
+              <w:bottom w:w="60" w:type="dxa"/>
+              <w:right w:w="100" w:type="dxa"/>
+            </w:tcMar>
+          </w:tcPr>
+          <w:p>
+            <w:pPr>
+              <w:spacing w:before="0" w:after="0"/>
+            </w:pPr>
+            <w:r/>
+            <w:r>
+              <w:rPr>
+                <w:sz w:val="18"/>
+              </w:rPr>
+              <w:t>getDueList(dept)。部署ごとに、目印の付いた機器を残り日数の順に返す。部署点検だけ（業者点検は現場の仕事ではないため）。画面は最初3台だけ出し、残りは「ほか n 台も見る」。選んだ部署はスマホの localStorage（mkdx_due_dept）に覚える。1分以内に取ったものは使い回し、点検を登録したら取り直す。</w:t>
+            </w:r>
+          </w:p>
+        </w:tc>
+      </w:tr>
+      <w:tr>
+        <w:trPr>
+          <w:cantSplit/>
+        </w:trPr>
+        <w:tc>
+          <w:tcPr>
+            <w:tcW w:type="dxa" w:w="1872"/>
+            <w:tcMar>
+              <w:top w:w="60" w:type="dxa"/>
+              <w:left w:w="100" w:type="dxa"/>
+              <w:bottom w:w="60" w:type="dxa"/>
+              <w:right w:w="100" w:type="dxa"/>
+            </w:tcMar>
+          </w:tcPr>
+          <w:p>
+            <w:pPr>
+              <w:spacing w:before="0" w:after="0"/>
+            </w:pPr>
+            <w:r/>
+            <w:r>
+              <w:rPr>
+                <w:sz w:val="18"/>
+              </w:rPr>
+              <w:t>変えるとき</w:t>
+            </w:r>
+          </w:p>
+        </w:tc>
+        <w:tc>
+          <w:tcPr>
+            <w:tcW w:type="dxa" w:w="7487"/>
+            <w:tcMar>
+              <w:top w:w="60" w:type="dxa"/>
+              <w:left w:w="100" w:type="dxa"/>
+              <w:bottom w:w="60" w:type="dxa"/>
+              <w:right w:w="100" w:type="dxa"/>
+            </w:tcMar>
+          </w:tcPr>
+          <w:p>
+            <w:pPr>
+              <w:spacing w:before="0" w:after="0"/>
+            </w:pPr>
+            <w:r/>
+            <w:r>
+              <w:rPr>
+                <w:sz w:val="18"/>
+              </w:rPr>
+              <w:t>due.gs の DUE_WEEK（7）・DUE_RATIO（0.25）・DUE_MIN（7）・DUE_MAX（60）。台帳と点検画面の両方に同時に効く。</w:t>
+            </w:r>
+          </w:p>
+        </w:tc>
+      </w:tr>
+    </w:tbl>
+    <w:p>
+      <w:pPr>
+        <w:spacing w:after="160"/>
+      </w:pPr>
+    </w:p>
+    <w:p>
+      <w:pPr>
+        <w:pStyle w:val="2"/>
+        <w:spacing w:before="240" w:after="80"/>
+      </w:pPr>
+      <w:r>
+        <w:t>月次サマリー（summary.gs）</w:t>
+      </w:r>
+    </w:p>
+    <w:p>
+      <w:pPr>
+        <w:spacing w:after="120"/>
+      </w:pPr>
+      <w:r>
+        <w:t>毎月1日の8時台に、先月のまとめを1通メールで送ります。幹部が月に1回、数字で振り返るためのものです。</w:t>
+      </w:r>
+    </w:p>
+    <w:tbl>
+      <w:tblPr>
+        <w:tblW w:w="9360" w:type="dxa"/>
+        <w:tblBorders>
+          <w:top w:val="single" w:sz="4" w:space="0" w:color="D4DAD7"/>
+          <w:left w:val="single" w:sz="4" w:space="0" w:color="D4DAD7"/>
+          <w:bottom w:val="single" w:sz="4" w:space="0" w:color="D4DAD7"/>
+          <w:right w:val="single" w:sz="4" w:space="0" w:color="D4DAD7"/>
+          <w:insideH w:val="single" w:sz="2" w:space="0" w:color="E3EAE7"/>
+          <w:insideV w:val="single" w:sz="2" w:space="0" w:color="E3EAE7"/>
+        </w:tblBorders>
+        <w:tblLayout w:type="fixed"/>
+        <w:tblLook w:firstColumn="1" w:firstRow="1" w:lastColumn="0" w:lastRow="0" w:noHBand="0" w:noVBand="1" w:val="04A0"/>
+      </w:tblPr>
+      <w:tblGrid>
+        <w:gridCol w:w="1872"/>
+        <w:gridCol w:w="7488"/>
+      </w:tblGrid>
+      <w:tr>
+        <w:trPr>
+          <w:tblHeader/>
+          <w:cantSplit/>
+        </w:trPr>
+        <w:tc>
+          <w:tcPr>
+            <w:tcW w:type="dxa" w:w="1872"/>
+            <w:shd w:val="clear" w:color="auto" w:fill="EDF6F3"/>
+            <w:tcMar>
+              <w:top w:w="60" w:type="dxa"/>
+              <w:left w:w="100" w:type="dxa"/>
+              <w:bottom w:w="60" w:type="dxa"/>
+              <w:right w:w="100" w:type="dxa"/>
+            </w:tcMar>
+          </w:tcPr>
+          <w:p>
+            <w:pPr>
+              <w:spacing w:before="0" w:after="0"/>
+            </w:pPr>
+            <w:r/>
+            <w:r>
+              <w:rPr>
+                <w:b/>
+                <w:sz w:val="18"/>
+              </w:rPr>
+              <w:t>見出し</w:t>
+            </w:r>
+          </w:p>
+        </w:tc>
+        <w:tc>
+          <w:tcPr>
+            <w:tcW w:type="dxa" w:w="7487"/>
+            <w:shd w:val="clear" w:color="auto" w:fill="EDF6F3"/>
+            <w:tcMar>
+              <w:top w:w="60" w:type="dxa"/>
+              <w:left w:w="100" w:type="dxa"/>
+              <w:bottom w:w="60" w:type="dxa"/>
+              <w:right w:w="100" w:type="dxa"/>
+            </w:tcMar>
+          </w:tcPr>
+          <w:p>
+            <w:pPr>
+              <w:spacing w:before="0" w:after="0"/>
+            </w:pPr>
+            <w:r/>
+            <w:r>
+              <w:rPr>
+                <w:b/>
+                <w:sz w:val="18"/>
+              </w:rPr>
+              <w:t>中身</w:t>
+            </w:r>
+          </w:p>
+        </w:tc>
+      </w:tr>
+      <w:tr>
+        <w:trPr>
+          <w:cantSplit/>
+        </w:trPr>
+        <w:tc>
+          <w:tcPr>
+            <w:tcW w:type="dxa" w:w="1872"/>
+            <w:tcMar>
+              <w:top w:w="60" w:type="dxa"/>
+              <w:left w:w="100" w:type="dxa"/>
+              <w:bottom w:w="60" w:type="dxa"/>
+              <w:right w:w="100" w:type="dxa"/>
+            </w:tcMar>
+          </w:tcPr>
+          <w:p>
+            <w:pPr>
+              <w:spacing w:before="0" w:after="0"/>
+            </w:pPr>
+            <w:r/>
+            <w:r>
+              <w:rPr>
+                <w:sz w:val="18"/>
+              </w:rPr>
+              <w:t>✅ 部署点検</w:t>
+            </w:r>
+          </w:p>
+        </w:tc>
+        <w:tc>
+          <w:tcPr>
+            <w:tcW w:type="dxa" w:w="7487"/>
+            <w:tcMar>
+              <w:top w:w="60" w:type="dxa"/>
+              <w:left w:w="100" w:type="dxa"/>
+              <w:bottom w:w="60" w:type="dxa"/>
+              <w:right w:w="100" w:type="dxa"/>
+            </w:tcMar>
+          </w:tcPr>
+          <w:p>
+            <w:pPr>
+              <w:spacing w:before="0" w:after="0"/>
+            </w:pPr>
+            <w:r/>
+            <w:r>
+              <w:rPr>
+                <w:sz w:val="18"/>
+              </w:rPr>
+              <w:t>先月の予定 → 実施（実施率）。予定外の実施の回数。実施率の低い部署を3つまで（予定が3回以上ある部署だけで比べる）。</w:t>
+            </w:r>
+          </w:p>
+        </w:tc>
+      </w:tr>
+      <w:tr>
+        <w:trPr>
+          <w:cantSplit/>
+        </w:trPr>
+        <w:tc>
+          <w:tcPr>
+            <w:tcW w:type="dxa" w:w="1872"/>
+            <w:tcMar>
+              <w:top w:w="60" w:type="dxa"/>
+              <w:left w:w="100" w:type="dxa"/>
+              <w:bottom w:w="60" w:type="dxa"/>
+              <w:right w:w="100" w:type="dxa"/>
+            </w:tcMar>
+          </w:tcPr>
+          <w:p>
+            <w:pPr>
+              <w:spacing w:before="0" w:after="0"/>
+            </w:pPr>
+            <w:r/>
+            <w:r>
+              <w:rPr>
+                <w:sz w:val="18"/>
+              </w:rPr>
+              <w:t>⏰ 点検の期限</w:t>
+            </w:r>
+          </w:p>
+        </w:tc>
+        <w:tc>
+          <w:tcPr>
+            <w:tcW w:type="dxa" w:w="7487"/>
+            <w:tcMar>
+              <w:top w:w="60" w:type="dxa"/>
+              <w:left w:w="100" w:type="dxa"/>
+              <w:bottom w:w="60" w:type="dxa"/>
+              <w:right w:w="100" w:type="dxa"/>
+            </w:tcMar>
+          </w:tcPr>
+          <w:p>
+            <w:pPr>
+              <w:spacing w:before="0" w:after="0"/>
+            </w:pPr>
+            <w:r/>
+            <w:r>
+              <w:rPr>
+                <w:sz w:val="18"/>
+              </w:rPr>
+              <w:t>送った時点の 期限切れ・7日以内・期限が近い の台数と、部署点検・業者点検の内訳。</w:t>
+            </w:r>
+          </w:p>
+        </w:tc>
+      </w:tr>
+      <w:tr>
+        <w:trPr>
+          <w:cantSplit/>
+        </w:trPr>
+        <w:tc>
+          <w:tcPr>
+            <w:tcW w:type="dxa" w:w="1872"/>
+            <w:tcMar>
+              <w:top w:w="60" w:type="dxa"/>
+              <w:left w:w="100" w:type="dxa"/>
+              <w:bottom w:w="60" w:type="dxa"/>
+              <w:right w:w="100" w:type="dxa"/>
+            </w:tcMar>
+          </w:tcPr>
+          <w:p>
+            <w:pPr>
+              <w:spacing w:before="0" w:after="0"/>
+            </w:pPr>
+            <w:r/>
+            <w:r>
+              <w:rPr>
+                <w:sz w:val="18"/>
+              </w:rPr>
+              <w:t>🔧 故障</w:t>
+            </w:r>
+          </w:p>
+        </w:tc>
+        <w:tc>
+          <w:tcPr>
+            <w:tcW w:type="dxa" w:w="7487"/>
+            <w:tcMar>
+              <w:top w:w="60" w:type="dxa"/>
+              <w:left w:w="100" w:type="dxa"/>
+              <w:bottom w:w="60" w:type="dxa"/>
+              <w:right w:w="100" w:type="dxa"/>
+            </w:tcMar>
+          </w:tcPr>
+          <w:p>
+            <w:pPr>
+              <w:spacing w:before="0" w:after="0"/>
+            </w:pPr>
+            <w:r/>
+            <w:r>
+              <w:rPr>
+                <w:sz w:val="18"/>
+              </w:rPr>
+              <w:t>先月の 故障報告・故障出し・故障復帰 の件数。いま故障中・修理中の台数と、最後の故障報告（故障出し）から30日を超えた機器の名前。</w:t>
+            </w:r>
+          </w:p>
+        </w:tc>
+      </w:tr>
+      <w:tr>
+        <w:trPr>
+          <w:cantSplit/>
+        </w:trPr>
+        <w:tc>
+          <w:tcPr>
+            <w:tcW w:type="dxa" w:w="1872"/>
+            <w:tcMar>
+              <w:top w:w="60" w:type="dxa"/>
+              <w:left w:w="100" w:type="dxa"/>
+              <w:bottom w:w="60" w:type="dxa"/>
+              <w:right w:w="100" w:type="dxa"/>
+            </w:tcMar>
+          </w:tcPr>
+          <w:p>
+            <w:pPr>
+              <w:spacing w:before="0" w:after="0"/>
+            </w:pPr>
+            <w:r/>
+            <w:r>
+              <w:rPr>
+                <w:sz w:val="18"/>
+              </w:rPr>
+              <w:t>💬 その他報告</w:t>
+            </w:r>
+          </w:p>
+        </w:tc>
+        <w:tc>
+          <w:tcPr>
+            <w:tcW w:type="dxa" w:w="7487"/>
+            <w:tcMar>
+              <w:top w:w="60" w:type="dxa"/>
+              <w:left w:w="100" w:type="dxa"/>
+              <w:bottom w:w="60" w:type="dxa"/>
+              <w:right w:w="100" w:type="dxa"/>
+            </w:tcMar>
+          </w:tcPr>
+          <w:p>
+            <w:pPr>
+              <w:spacing w:before="0" w:after="0"/>
+            </w:pPr>
+            <w:r/>
+            <w:r>
+              <w:rPr>
+                <w:sz w:val="18"/>
+              </w:rPr>
+              <w:t>先月の件数と、分類ごとの内訳（[分類] の頭書きから数える）。</w:t>
+            </w:r>
+          </w:p>
+        </w:tc>
+      </w:tr>
+      <w:tr>
+        <w:trPr>
+          <w:cantSplit/>
+        </w:trPr>
+        <w:tc>
+          <w:tcPr>
+            <w:tcW w:type="dxa" w:w="1872"/>
+            <w:tcMar>
+              <w:top w:w="60" w:type="dxa"/>
+              <w:left w:w="100" w:type="dxa"/>
+              <w:bottom w:w="60" w:type="dxa"/>
+              <w:right w:w="100" w:type="dxa"/>
+            </w:tcMar>
+          </w:tcPr>
+          <w:p>
+            <w:pPr>
+              <w:spacing w:before="0" w:after="0"/>
+            </w:pPr>
+            <w:r/>
+            <w:r>
+              <w:rPr>
+                <w:sz w:val="18"/>
+              </w:rPr>
+              <w:t>▶ リンク</w:t>
+            </w:r>
+          </w:p>
+        </w:tc>
+        <w:tc>
+          <w:tcPr>
+            <w:tcW w:type="dxa" w:w="7487"/>
+            <w:tcMar>
+              <w:top w:w="60" w:type="dxa"/>
+              <w:left w:w="100" w:type="dxa"/>
+              <w:bottom w:w="60" w:type="dxa"/>
+              <w:right w:w="100" w:type="dxa"/>
+            </w:tcMar>
+          </w:tcPr>
+          <w:p>
+            <w:pPr>
+              <w:spacing w:before="0" w:after="0"/>
+            </w:pPr>
+            <w:r/>
+            <w:r>
+              <w:rPr>
+                <w:sz w:val="18"/>
+              </w:rPr>
+              <w:t>帳票と台帳ビューへのリンク。MAIL_NO_LINK がオンなら付けない。</w:t>
+            </w:r>
+          </w:p>
+        </w:tc>
+      </w:tr>
+    </w:tbl>
+    <w:p>
+      <w:pPr>
+        <w:spacing w:after="160"/>
+      </w:pPr>
+    </w:p>
+    <w:tbl>
+      <w:tblPr>
+        <w:tblW w:w="9360" w:type="dxa"/>
+        <w:tblBorders>
+          <w:top w:val="single" w:sz="4" w:space="0" w:color="D4DAD7"/>
+          <w:left w:val="single" w:sz="4" w:space="0" w:color="D4DAD7"/>
+          <w:bottom w:val="single" w:sz="4" w:space="0" w:color="D4DAD7"/>
+          <w:right w:val="single" w:sz="4" w:space="0" w:color="D4DAD7"/>
+          <w:insideH w:val="single" w:sz="2" w:space="0" w:color="E3EAE7"/>
+          <w:insideV w:val="single" w:sz="2" w:space="0" w:color="E3EAE7"/>
+        </w:tblBorders>
+        <w:tblLayout w:type="fixed"/>
+        <w:tblLook w:firstColumn="1" w:firstRow="1" w:lastColumn="0" w:lastRow="0" w:noHBand="0" w:noVBand="1" w:val="04A0"/>
+      </w:tblPr>
+      <w:tblGrid>
+        <w:gridCol w:w="1497"/>
+        <w:gridCol w:w="7862"/>
+      </w:tblGrid>
+      <w:tr>
+        <w:trPr>
+          <w:tblHeader/>
+          <w:cantSplit/>
+        </w:trPr>
+        <w:tc>
+          <w:tcPr>
+            <w:tcW w:type="dxa" w:w="1497"/>
+            <w:shd w:val="clear" w:color="auto" w:fill="EDF6F3"/>
+            <w:tcMar>
+              <w:top w:w="60" w:type="dxa"/>
+              <w:left w:w="100" w:type="dxa"/>
+              <w:bottom w:w="60" w:type="dxa"/>
+              <w:right w:w="100" w:type="dxa"/>
+            </w:tcMar>
+          </w:tcPr>
+          <w:p>
+            <w:pPr>
+              <w:spacing w:before="0" w:after="0"/>
+            </w:pPr>
+            <w:r/>
+            <w:r>
+              <w:rPr>
+                <w:b/>
+                <w:sz w:val="18"/>
+              </w:rPr>
+              <w:t>項目</w:t>
+            </w:r>
+          </w:p>
+        </w:tc>
+        <w:tc>
+          <w:tcPr>
+            <w:tcW w:type="dxa" w:w="7861"/>
+            <w:shd w:val="clear" w:color="auto" w:fill="EDF6F3"/>
+            <w:tcMar>
+              <w:top w:w="60" w:type="dxa"/>
+              <w:left w:w="100" w:type="dxa"/>
+              <w:bottom w:w="60" w:type="dxa"/>
+              <w:right w:w="100" w:type="dxa"/>
+            </w:tcMar>
+          </w:tcPr>
+          <w:p>
+            <w:pPr>
+              <w:spacing w:before="0" w:after="0"/>
+            </w:pPr>
+            <w:r/>
+            <w:r>
+              <w:rPr>
+                <w:b/>
+                <w:sz w:val="18"/>
+              </w:rPr>
+              <w:t>内容</w:t>
+            </w:r>
+          </w:p>
+        </w:tc>
+      </w:tr>
+      <w:tr>
+        <w:trPr>
+          <w:cantSplit/>
+        </w:trPr>
+        <w:tc>
+          <w:tcPr>
+            <w:tcW w:type="dxa" w:w="1497"/>
+            <w:tcMar>
+              <w:top w:w="60" w:type="dxa"/>
+              <w:left w:w="100" w:type="dxa"/>
+              <w:bottom w:w="60" w:type="dxa"/>
+              <w:right w:w="100" w:type="dxa"/>
+            </w:tcMar>
+          </w:tcPr>
+          <w:p>
+            <w:pPr>
+              <w:spacing w:before="0" w:after="0"/>
+            </w:pPr>
+            <w:r/>
+            <w:r>
+              <w:rPr>
+                <w:sz w:val="18"/>
+              </w:rPr>
+              <w:t>送る相手</w:t>
+            </w:r>
+          </w:p>
+        </w:tc>
+        <w:tc>
+          <w:tcPr>
+            <w:tcW w:type="dxa" w:w="7861"/>
+            <w:tcMar>
+              <w:top w:w="60" w:type="dxa"/>
+              <w:left w:w="100" w:type="dxa"/>
+              <w:bottom w:w="60" w:type="dxa"/>
+              <w:right w:w="100" w:type="dxa"/>
+            </w:tcMar>
+          </w:tcPr>
+          <w:p>
+            <w:pPr>
+              <w:spacing w:before="0" w:after="0"/>
+            </w:pPr>
+            <w:r/>
+            <w:r>
+              <w:rPr>
+                <w:sz w:val="18"/>
+              </w:rPr>
+              <w:t>故障通知と同じ人。MAIL_TO と LW_TO_USERS を合わせ、メールアドレスの形のものだけに送る。LINE WORKS のIDが病院のメールアドレスと同じ形なら、その人にもメールで届く。重複は1通にまとめる。</w:t>
+            </w:r>
+          </w:p>
+        </w:tc>
+      </w:tr>
+      <w:tr>
+        <w:trPr>
+          <w:cantSplit/>
+        </w:trPr>
+        <w:tc>
+          <w:tcPr>
+            <w:tcW w:type="dxa" w:w="1497"/>
+            <w:tcMar>
+              <w:top w:w="60" w:type="dxa"/>
+              <w:left w:w="100" w:type="dxa"/>
+              <w:bottom w:w="60" w:type="dxa"/>
+              <w:right w:w="100" w:type="dxa"/>
+            </w:tcMar>
+          </w:tcPr>
+          <w:p>
+            <w:pPr>
+              <w:spacing w:before="0" w:after="0"/>
+            </w:pPr>
+            <w:r/>
+            <w:r>
+              <w:rPr>
+                <w:sz w:val="18"/>
+              </w:rPr>
+              <w:t>送り方</w:t>
+            </w:r>
+          </w:p>
+        </w:tc>
+        <w:tc>
+          <w:tcPr>
+            <w:tcW w:type="dxa" w:w="7861"/>
+            <w:tcMar>
+              <w:top w:w="60" w:type="dxa"/>
+              <w:left w:w="100" w:type="dxa"/>
+              <w:bottom w:w="60" w:type="dxa"/>
+              <w:right w:w="100" w:type="dxa"/>
+            </w:tcMar>
+          </w:tcPr>
+          <w:p>
+            <w:pPr>
+              <w:spacing w:before="0" w:after="0"/>
+            </w:pPr>
+            <w:r/>
+            <w:r>
+              <w:rPr>
+                <w:sz w:val="18"/>
+              </w:rPr>
+              <w:t>メールだけ。1人ずつ別々に送る（ほかの宛先は見えない）。件名は【月次サマリー】医療機器DX台帳 2026年10月。差出人名・返信先・末尾の一文は故障通知のメールと同じ。</w:t>
+            </w:r>
+          </w:p>
+        </w:tc>
+      </w:tr>
+      <w:tr>
+        <w:trPr>
+          <w:cantSplit/>
+        </w:trPr>
+        <w:tc>
+          <w:tcPr>
+            <w:tcW w:type="dxa" w:w="1497"/>
+            <w:tcMar>
+              <w:top w:w="60" w:type="dxa"/>
+              <w:left w:w="100" w:type="dxa"/>
+              <w:bottom w:w="60" w:type="dxa"/>
+              <w:right w:w="100" w:type="dxa"/>
+            </w:tcMar>
+          </w:tcPr>
+          <w:p>
+            <w:pPr>
+              <w:spacing w:before="0" w:after="0"/>
+            </w:pPr>
+            <w:r/>
+            <w:r>
+              <w:rPr>
+                <w:sz w:val="18"/>
+              </w:rPr>
+              <w:t>数え方</w:t>
+            </w:r>
+          </w:p>
+        </w:tc>
+        <w:tc>
+          <w:tcPr>
+            <w:tcW w:type="dxa" w:w="7861"/>
+            <w:tcMar>
+              <w:top w:w="60" w:type="dxa"/>
+              <w:left w:w="100" w:type="dxa"/>
+              <w:bottom w:w="60" w:type="dxa"/>
+              <w:right w:w="100" w:type="dxa"/>
+            </w:tcMar>
+          </w:tcPr>
+          <w:p>
+            <w:pPr>
+              <w:spacing w:before="0" w:after="0"/>
+            </w:pPr>
+            <w:r/>
+            <w:r>
+              <w:rPr>
+                <w:sz w:val="18"/>
+              </w:rPr>
+              <w:t>実施率は帳票の保守点検計画（getMaintenancePlan、対象はすべての機器）と同じ。先月の列の PD（予定どおり実施）÷（PD＋M）。期限は due.gs と同じ決まり。サマリーと帳票・台帳で数字が食い違わないようにするため、計算は持たずに呼び出している。</w:t>
+            </w:r>
+          </w:p>
+        </w:tc>
+      </w:tr>
+      <w:tr>
+        <w:trPr>
+          <w:cantSplit/>
+        </w:trPr>
+        <w:tc>
+          <w:tcPr>
+            <w:tcW w:type="dxa" w:w="1497"/>
+            <w:tcMar>
+              <w:top w:w="60" w:type="dxa"/>
+              <w:left w:w="100" w:type="dxa"/>
+              <w:bottom w:w="60" w:type="dxa"/>
+              <w:right w:w="100" w:type="dxa"/>
+            </w:tcMar>
+          </w:tcPr>
+          <w:p>
+            <w:pPr>
+              <w:spacing w:before="0" w:after="0"/>
+            </w:pPr>
+            <w:r/>
+            <w:r>
+              <w:rPr>
+                <w:sz w:val="18"/>
+              </w:rPr>
+              <w:t>自動送信</w:t>
+            </w:r>
+          </w:p>
+        </w:tc>
+        <w:tc>
+          <w:tcPr>
+            <w:tcW w:type="dxa" w:w="7861"/>
+            <w:tcMar>
+              <w:top w:w="60" w:type="dxa"/>
+              <w:left w:w="100" w:type="dxa"/>
+              <w:bottom w:w="60" w:type="dxa"/>
+              <w:right w:w="100" w:type="dxa"/>
+            </w:tcMar>
+          </w:tcPr>
+          <w:p>
+            <w:pPr>
+              <w:spacing w:before="0" w:after="0"/>
+            </w:pPr>
+            <w:r/>
+            <w:r>
+              <w:rPr>
+                <w:sz w:val="18"/>
+              </w:rPr>
+              <w:t>トリガー summaryMonthly（毎月1日・8時台）。設定画面のボタンか smInstallTrigger で付ける。何度付けても1つになる。同じ月は SM_LAST を見て二度送らない。失敗したら __LOG に残して例外を投げ直す（Googleからトリガー失敗のメールも届く）。</w:t>
+            </w:r>
+          </w:p>
+        </w:tc>
+      </w:tr>
+      <w:tr>
+        <w:trPr>
+          <w:cantSplit/>
+        </w:trPr>
+        <w:tc>
+          <w:tcPr>
+            <w:tcW w:type="dxa" w:w="1497"/>
+            <w:tcMar>
+              <w:top w:w="60" w:type="dxa"/>
+              <w:left w:w="100" w:type="dxa"/>
+              <w:bottom w:w="60" w:type="dxa"/>
+              <w:right w:w="100" w:type="dxa"/>
+            </w:tcMar>
+          </w:tcPr>
+          <w:p>
+            <w:pPr>
+              <w:spacing w:before="0" w:after="0"/>
+            </w:pPr>
+            <w:r/>
+            <w:r>
+              <w:rPr>
+                <w:sz w:val="18"/>
+              </w:rPr>
+              <w:t>止め方</w:t>
+            </w:r>
+          </w:p>
+        </w:tc>
+        <w:tc>
+          <w:tcPr>
+            <w:tcW w:type="dxa" w:w="7861"/>
+            <w:tcMar>
+              <w:top w:w="60" w:type="dxa"/>
+              <w:left w:w="100" w:type="dxa"/>
+              <w:bottom w:w="60" w:type="dxa"/>
+              <w:right w:w="100" w:type="dxa"/>
+            </w:tcMar>
+          </w:tcPr>
+          <w:p>
+            <w:pPr>
+              <w:spacing w:before="0" w:after="0"/>
+            </w:pPr>
+            <w:r/>
+            <w:r>
+              <w:rPr>
+                <w:sz w:val="18"/>
+              </w:rPr>
+              <w:t>SUMMARY_OFF に "1"、または LW_OFF（通知を全部止める）。MAIL_OFF では止まらない（故障通知のメールとは別に止められるようにするため）。</w:t>
+            </w:r>
+          </w:p>
+        </w:tc>
+      </w:tr>
+      <w:tr>
+        <w:trPr>
+          <w:cantSplit/>
+        </w:trPr>
+        <w:tc>
+          <w:tcPr>
+            <w:tcW w:type="dxa" w:w="1497"/>
+            <w:tcMar>
+              <w:top w:w="60" w:type="dxa"/>
+              <w:left w:w="100" w:type="dxa"/>
+              <w:bottom w:w="60" w:type="dxa"/>
+              <w:right w:w="100" w:type="dxa"/>
+            </w:tcMar>
+          </w:tcPr>
+          <w:p>
+            <w:pPr>
+              <w:spacing w:before="0" w:after="0"/>
+            </w:pPr>
+            <w:r/>
+            <w:r>
+              <w:rPr>
+                <w:sz w:val="18"/>
+              </w:rPr>
+              <w:t>記録</w:t>
+            </w:r>
+          </w:p>
+        </w:tc>
+        <w:tc>
+          <w:tcPr>
+            <w:tcW w:type="dxa" w:w="7861"/>
+            <w:tcMar>
+              <w:top w:w="60" w:type="dxa"/>
+              <w:left w:w="100" w:type="dxa"/>
+              <w:bottom w:w="60" w:type="dxa"/>
+              <w:right w:w="100" w:type="dxa"/>
+            </w:tcMar>
+          </w:tcPr>
+          <w:p>
+            <w:pPr>
+              <w:spacing w:before="0" w:after="0"/>
+            </w:pPr>
+            <w:r/>
+            <w:r>
+              <w:rPr>
+                <w:sz w:val="18"/>
+              </w:rPr>
+              <w:t>__LOG に種別 SUMMARY で、送った月と人数、送れなかった相手を残す。</w:t>
             </w:r>
           </w:p>
         </w:tc>
@@ -11735,7 +15807,7 @@
               <w:rPr>
                 <w:sz w:val="18"/>
               </w:rPr>
-              <w:t>scope . 有効期限(ミリ秒) . 署名 の3つをドットで繋いだ文字列。</w:t>
+              <w:t>scope . 有効期限(ミリ秒) . 署名 の3つをドットで繋いだ文字列。Workers版だけは、間にパスワードの目印を挟んだ4つ（後述）。</w:t>
             </w:r>
           </w:p>
         </w:tc>
@@ -11786,7 +15858,58 @@
               <w:rPr>
                 <w:sz w:val="18"/>
               </w:rPr>
-              <w:t>HMAC-SHA256。鍵は TOKEN_SECRET。Base64（URLセーフ）。</w:t>
+              <w:t>HMAC-SHA256。鍵は TOKEN_SECRET。Base64（URLセーフ）。点検のトークンだけは、署名する中身に「パスワードの目印」を混ぜる（tokenSignBody_）。</w:t>
+            </w:r>
+          </w:p>
+        </w:tc>
+      </w:tr>
+      <w:tr>
+        <w:trPr>
+          <w:cantSplit/>
+        </w:trPr>
+        <w:tc>
+          <w:tcPr>
+            <w:tcW w:type="dxa" w:w="1591"/>
+            <w:tcMar>
+              <w:top w:w="60" w:type="dxa"/>
+              <w:left w:w="100" w:type="dxa"/>
+              <w:bottom w:w="60" w:type="dxa"/>
+              <w:right w:w="100" w:type="dxa"/>
+            </w:tcMar>
+          </w:tcPr>
+          <w:p>
+            <w:pPr>
+              <w:spacing w:before="0" w:after="0"/>
+            </w:pPr>
+            <w:r/>
+            <w:r>
+              <w:rPr>
+                <w:sz w:val="18"/>
+              </w:rPr>
+              <w:t>パスワードの目印</w:t>
+            </w:r>
+          </w:p>
+        </w:tc>
+        <w:tc>
+          <w:tcPr>
+            <w:tcW w:type="dxa" w:w="7767"/>
+            <w:tcMar>
+              <w:top w:w="60" w:type="dxa"/>
+              <w:left w:w="100" w:type="dxa"/>
+              <w:bottom w:w="60" w:type="dxa"/>
+              <w:right w:w="100" w:type="dxa"/>
+            </w:tcMar>
+          </w:tcPr>
+          <w:p>
+            <w:pPr>
+              <w:spacing w:before="0" w:after="0"/>
+            </w:pPr>
+            <w:r/>
+            <w:r>
+              <w:rPr>
+                <w:sz w:val="18"/>
+              </w:rPr>
+              <w:t>inspectPwVer_()。INSPECT_PW と TOKEN_SECRET をつないだもののSHA-256を16文字に縮めた値。パスワードそのものは復元できない。パスワードを変えると目印が変わり、それまでの点検のトークンは全部通らなくなる（＝現場は次の操作でログインし直し）。管理のトークンには混ぜないので影響しない。</w:t>
             </w:r>
           </w:p>
         </w:tc>
@@ -12010,7 +16133,7 @@
           <w:color w:val="7B8A84"/>
           <w:sz w:val="18"/>
         </w:rPr>
-        <w:t>形式と有効期間は同じですが、署名鍵は別々に持っています。GAS側は TOKEN_SECRET（スクリプトプロパティ）、Workers側は TOKEN_SECRET（Cloudflareのシークレット）で、片方を変えても、もう片方のログインは切れません。</w:t>
+        <w:t>有効期間は同じですが、署名鍵は別々に持っています。GAS側は TOKEN_SECRET（スクリプトプロパティ）、Workers側は TOKEN_SECRET（Cloudflareのシークレット）で、片方を変えても、もう片方のログインは切れません。点検パスワードの変更だけは、両方のログインが同時に切れます。</w:t>
       </w:r>
     </w:p>
     <w:p>
@@ -12676,7 +16799,7 @@
         <w:spacing w:after="120"/>
       </w:pPr>
       <w:r>
-        <w:t>Cloudflareのダッシュボードの Settings → Variables and Secrets に入れます。上の4つは Secret、下の2つは Text で構いません。</w:t>
+        <w:t>Cloudflareのダッシュボードの Settings → Variables and Secrets に入れます。上の3つは Secret、下の2つは Text で構いません。</w:t>
       </w:r>
     </w:p>
     <w:tbl>
@@ -12950,80 +17073,6 @@
               <w:rPr>
                 <w:sz w:val="18"/>
               </w:rPr>
-              <w:t>INSPECT_PW</w:t>
-            </w:r>
-          </w:p>
-        </w:tc>
-        <w:tc>
-          <w:tcPr>
-            <w:tcW w:type="dxa" w:w="1029"/>
-            <w:tcMar>
-              <w:top w:w="60" w:type="dxa"/>
-              <w:left w:w="100" w:type="dxa"/>
-              <w:bottom w:w="60" w:type="dxa"/>
-              <w:right w:w="100" w:type="dxa"/>
-            </w:tcMar>
-          </w:tcPr>
-          <w:p>
-            <w:pPr>
-              <w:spacing w:before="0" w:after="0"/>
-            </w:pPr>
-            <w:r/>
-            <w:r>
-              <w:rPr>
-                <w:sz w:val="18"/>
-              </w:rPr>
-              <w:t>Secret</w:t>
-            </w:r>
-          </w:p>
-        </w:tc>
-        <w:tc>
-          <w:tcPr>
-            <w:tcW w:type="dxa" w:w="6738"/>
-            <w:tcMar>
-              <w:top w:w="60" w:type="dxa"/>
-              <w:left w:w="100" w:type="dxa"/>
-              <w:bottom w:w="60" w:type="dxa"/>
-              <w:right w:w="100" w:type="dxa"/>
-            </w:tcMar>
-          </w:tcPr>
-          <w:p>
-            <w:pPr>
-              <w:spacing w:before="0" w:after="0"/>
-            </w:pPr>
-            <w:r/>
-            <w:r>
-              <w:rPr>
-                <w:sz w:val="18"/>
-              </w:rPr>
-              <w:t>点検画面のパスワード。現場共通。GAS側と揃えておくと混乱しない</w:t>
-            </w:r>
-          </w:p>
-        </w:tc>
-      </w:tr>
-      <w:tr>
-        <w:trPr>
-          <w:cantSplit/>
-        </w:trPr>
-        <w:tc>
-          <w:tcPr>
-            <w:tcW w:type="dxa" w:w="1591"/>
-            <w:tcMar>
-              <w:top w:w="60" w:type="dxa"/>
-              <w:left w:w="100" w:type="dxa"/>
-              <w:bottom w:w="60" w:type="dxa"/>
-              <w:right w:w="100" w:type="dxa"/>
-            </w:tcMar>
-          </w:tcPr>
-          <w:p>
-            <w:pPr>
-              <w:spacing w:before="0" w:after="0"/>
-            </w:pPr>
-            <w:r/>
-            <w:r>
-              <w:rPr>
-                <w:sz w:val="18"/>
-              </w:rPr>
               <w:t>TOKEN_SECRET</w:t>
             </w:r>
           </w:p>
@@ -13228,6 +17277,18 @@
       <w:pPr>
         <w:spacing w:after="160"/>
       </w:pPr>
+    </w:p>
+    <w:p>
+      <w:pPr>
+        <w:spacing w:after="120"/>
+      </w:pPr>
+      <w:r>
+        <w:rPr>
+          <w:color w:val="7B8A84"/>
+          <w:sz w:val="18"/>
+        </w:rPr>
+        <w:t>点検画面のパスワードは Workers には置きません。ログインのたびに GAS へ確かめに行き、GAS のスクリプトプロパティ INSPECT_PW を正とします。以前の INSPECT_PW（Workers 側）は、GAS側の cfapi.gs が古くてパスワードを確かめられないときだけ使う移行用の控えとして読みます。新しい cfapi.gs を入れたあとは消してください。</w:t>
+      </w:r>
     </w:p>
     <w:p>
       <w:pPr>
@@ -13676,7 +17737,7 @@
               <w:rPr>
                 <w:sz w:val="18"/>
               </w:rPr>
-              <w:t>パスワード照合とCookieの発行・破棄・確認</w:t>
+              <w:t>パスワード照合（GASの login に確かめる）とCookieの発行・破棄・確認</w:t>
             </w:r>
           </w:p>
         </w:tc>
@@ -13778,7 +17839,58 @@
               <w:rPr>
                 <w:sz w:val="18"/>
               </w:rPr>
-              <w:t>機器1台を開く</w:t>
+              <w:t>機器1台を開く。点検期限（due）も一緒に返る</w:t>
+            </w:r>
+          </w:p>
+        </w:tc>
+      </w:tr>
+      <w:tr>
+        <w:trPr>
+          <w:cantSplit/>
+        </w:trPr>
+        <w:tc>
+          <w:tcPr>
+            <w:tcW w:type="dxa" w:w="2808"/>
+            <w:tcMar>
+              <w:top w:w="60" w:type="dxa"/>
+              <w:left w:w="100" w:type="dxa"/>
+              <w:bottom w:w="60" w:type="dxa"/>
+              <w:right w:w="100" w:type="dxa"/>
+            </w:tcMar>
+          </w:tcPr>
+          <w:p>
+            <w:pPr>
+              <w:spacing w:before="0" w:after="0"/>
+            </w:pPr>
+            <w:r/>
+            <w:r>
+              <w:rPr>
+                <w:sz w:val="18"/>
+              </w:rPr>
+              <w:t>/api/due?dept=</w:t>
+            </w:r>
+          </w:p>
+        </w:tc>
+        <w:tc>
+          <w:tcPr>
+            <w:tcW w:type="dxa" w:w="6551"/>
+            <w:tcMar>
+              <w:top w:w="60" w:type="dxa"/>
+              <w:left w:w="100" w:type="dxa"/>
+              <w:bottom w:w="60" w:type="dxa"/>
+              <w:right w:w="100" w:type="dxa"/>
+            </w:tcMar>
+          </w:tcPr>
+          <w:p>
+            <w:pPr>
+              <w:spacing w:before="0" w:after="0"/>
+            </w:pPr>
+            <w:r/>
+            <w:r>
+              <w:rPr>
+                <w:sz w:val="18"/>
+              </w:rPr>
+              <w:t>部署ごとの「期限が近い機器」（部署点検だけ）</w:t>
             </w:r>
           </w:p>
         </w:tc>
@@ -14812,7 +18924,58 @@
               <w:rPr>
                 <w:sz w:val="18"/>
               </w:rPr>
-              <w:t>inspect . 有効期限(ミリ秒) . 署名。GAS版と同じ形式</w:t>
+              <w:t>inspect . 有効期限(ミリ秒) . パスワードの目印 . 署名 の4つ。目印はログインしたときに GAS から受け取ったもの（パスワードそのものではない）</w:t>
+            </w:r>
+          </w:p>
+        </w:tc>
+      </w:tr>
+      <w:tr>
+        <w:trPr>
+          <w:cantSplit/>
+        </w:trPr>
+        <w:tc>
+          <w:tcPr>
+            <w:tcW w:type="dxa" w:w="1591"/>
+            <w:tcMar>
+              <w:top w:w="60" w:type="dxa"/>
+              <w:left w:w="100" w:type="dxa"/>
+              <w:bottom w:w="60" w:type="dxa"/>
+              <w:right w:w="100" w:type="dxa"/>
+            </w:tcMar>
+          </w:tcPr>
+          <w:p>
+            <w:pPr>
+              <w:spacing w:before="0" w:after="0"/>
+            </w:pPr>
+            <w:r/>
+            <w:r>
+              <w:rPr>
+                <w:sz w:val="18"/>
+              </w:rPr>
+              <w:t>パスワードの確認</w:t>
+            </w:r>
+          </w:p>
+        </w:tc>
+        <w:tc>
+          <w:tcPr>
+            <w:tcW w:type="dxa" w:w="7767"/>
+            <w:tcMar>
+              <w:top w:w="60" w:type="dxa"/>
+              <w:left w:w="100" w:type="dxa"/>
+              <w:bottom w:w="60" w:type="dxa"/>
+              <w:right w:w="100" w:type="dxa"/>
+            </w:tcMar>
+          </w:tcPr>
+          <w:p>
+            <w:pPr>
+              <w:spacing w:before="0" w:after="0"/>
+            </w:pPr>
+            <w:r/>
+            <w:r>
+              <w:rPr>
+                <w:sz w:val="18"/>
+              </w:rPr>
+              <w:t>/api/login で GAS の login に確かめてもらう。ログイン後の GAS 呼び出しには必ず目印（pwv）を添え、GAS が今の目印と違えば PWCHANGED を返す。Workers は Cookie を消して 401 を返し、画面はログイン画面に戻る</w:t>
             </w:r>
           </w:p>
         </w:tc>
@@ -14924,6 +19087,18 @@
       <w:pPr>
         <w:spacing w:after="160"/>
       </w:pPr>
+    </w:p>
+    <w:p>
+      <w:pPr>
+        <w:spacing w:after="120"/>
+      </w:pPr>
+      <w:r>
+        <w:rPr>
+          <w:color w:val="7B8A84"/>
+          <w:sz w:val="18"/>
+        </w:rPr>
+        <w:t>トークンを4つの形に変えたため、この版に入れ替えた直後だけ、ログイン中の人は1回ログインし直しになります（3つの形の古いトークンは通さない）。</w:t>
+      </w:r>
     </w:p>
     <w:p>
       <w:pPr>
@@ -14964,7 +19139,7 @@
         <w:spacing w:after="120"/>
       </w:pPr>
       <w:r>
-        <w:t>GASプロジェクト内のファイルです。GASは .gs と .html を同じ名前空間で扱うため、ledger.gs があると ledger.html が作れません。そのため画面側は ledgers.html / historys.html という名前にしています。</w:t>
+        <w:t>GASプロジェクト内のファイルです。GASは .gs と .html を同じ名前空間で扱うため、ledger.gs があると ledger.html が作れません。そのため画面側は ledgers.html / historys.html / reports.html / settingui.html という名前にしています。</w:t>
       </w:r>
     </w:p>
     <w:p>
@@ -15607,6 +19782,210 @@
                 <w:sz w:val="18"/>
               </w:rPr>
               <w:t>Cloudflare Workers 版の点検画面からの呼び出しを受ける窓口。doPost で受け、合言葉を照合してから既存の関数へ振り分ける。この1ファイルを足すだけで、データ側の作りは変わらない。</w:t>
+            </w:r>
+          </w:p>
+        </w:tc>
+      </w:tr>
+      <w:tr>
+        <w:trPr>
+          <w:cantSplit/>
+        </w:trPr>
+        <w:tc>
+          <w:tcPr>
+            <w:tcW w:type="dxa" w:w="1872"/>
+            <w:tcMar>
+              <w:top w:w="60" w:type="dxa"/>
+              <w:left w:w="100" w:type="dxa"/>
+              <w:bottom w:w="60" w:type="dxa"/>
+              <w:right w:w="100" w:type="dxa"/>
+            </w:tcMar>
+          </w:tcPr>
+          <w:p>
+            <w:pPr>
+              <w:spacing w:before="0" w:after="0"/>
+            </w:pPr>
+            <w:r/>
+            <w:r>
+              <w:rPr>
+                <w:sz w:val="18"/>
+              </w:rPr>
+              <w:t>report.gs</w:t>
+            </w:r>
+          </w:p>
+        </w:tc>
+        <w:tc>
+          <w:tcPr>
+            <w:tcW w:type="dxa" w:w="7487"/>
+            <w:tcMar>
+              <w:top w:w="60" w:type="dxa"/>
+              <w:left w:w="100" w:type="dxa"/>
+              <w:bottom w:w="60" w:type="dxa"/>
+              <w:right w:w="100" w:type="dxa"/>
+            </w:tcMar>
+          </w:tcPr>
+          <w:p>
+            <w:pPr>
+              <w:spacing w:before="0" w:after="0"/>
+            </w:pPr>
+            <w:r/>
+            <w:r>
+              <w:rPr>
+                <w:sz w:val="18"/>
+              </w:rPr>
+              <w:t>立入検査向けの帳票。保守点検計画と、保守点検・修理の記録のデータを作る。読むだけ。</w:t>
+            </w:r>
+          </w:p>
+        </w:tc>
+      </w:tr>
+      <w:tr>
+        <w:trPr>
+          <w:cantSplit/>
+        </w:trPr>
+        <w:tc>
+          <w:tcPr>
+            <w:tcW w:type="dxa" w:w="1872"/>
+            <w:tcMar>
+              <w:top w:w="60" w:type="dxa"/>
+              <w:left w:w="100" w:type="dxa"/>
+              <w:bottom w:w="60" w:type="dxa"/>
+              <w:right w:w="100" w:type="dxa"/>
+            </w:tcMar>
+          </w:tcPr>
+          <w:p>
+            <w:pPr>
+              <w:spacing w:before="0" w:after="0"/>
+            </w:pPr>
+            <w:r/>
+            <w:r>
+              <w:rPr>
+                <w:sz w:val="18"/>
+              </w:rPr>
+              <w:t>due.gs</w:t>
+            </w:r>
+          </w:p>
+        </w:tc>
+        <w:tc>
+          <w:tcPr>
+            <w:tcW w:type="dxa" w:w="7487"/>
+            <w:tcMar>
+              <w:top w:w="60" w:type="dxa"/>
+              <w:left w:w="100" w:type="dxa"/>
+              <w:bottom w:w="60" w:type="dxa"/>
+              <w:right w:w="100" w:type="dxa"/>
+            </w:tcMar>
+          </w:tcPr>
+          <w:p>
+            <w:pPr>
+              <w:spacing w:before="0" w:after="0"/>
+            </w:pPr>
+            <w:r/>
+            <w:r>
+              <w:rPr>
+                <w:sz w:val="18"/>
+              </w:rPr>
+              <w:t>点検期限の3段階（期限切れ・7日以内・期限が近い）。台帳ビューの目印、点検画面の機器カードと「期限が近い機器」の一覧。読むだけ。</w:t>
+            </w:r>
+          </w:p>
+        </w:tc>
+      </w:tr>
+      <w:tr>
+        <w:trPr>
+          <w:cantSplit/>
+        </w:trPr>
+        <w:tc>
+          <w:tcPr>
+            <w:tcW w:type="dxa" w:w="1872"/>
+            <w:tcMar>
+              <w:top w:w="60" w:type="dxa"/>
+              <w:left w:w="100" w:type="dxa"/>
+              <w:bottom w:w="60" w:type="dxa"/>
+              <w:right w:w="100" w:type="dxa"/>
+            </w:tcMar>
+          </w:tcPr>
+          <w:p>
+            <w:pPr>
+              <w:spacing w:before="0" w:after="0"/>
+            </w:pPr>
+            <w:r/>
+            <w:r>
+              <w:rPr>
+                <w:sz w:val="18"/>
+              </w:rPr>
+              <w:t>settings.gs</w:t>
+            </w:r>
+          </w:p>
+        </w:tc>
+        <w:tc>
+          <w:tcPr>
+            <w:tcW w:type="dxa" w:w="7487"/>
+            <w:tcMar>
+              <w:top w:w="60" w:type="dxa"/>
+              <w:left w:w="100" w:type="dxa"/>
+              <w:bottom w:w="60" w:type="dxa"/>
+              <w:right w:w="100" w:type="dxa"/>
+            </w:tcMar>
+          </w:tcPr>
+          <w:p>
+            <w:pPr>
+              <w:spacing w:before="0" w:after="0"/>
+            </w:pPr>
+            <w:r/>
+            <w:r>
+              <w:rPr>
+                <w:sz w:val="18"/>
+              </w:rPr>
+              <w:t>設定画面。変えてよいスクリプトプロパティの一覧、入力チェック、保存、変更の記録、テスト送信、月次サマリーの操作。</w:t>
+            </w:r>
+          </w:p>
+        </w:tc>
+      </w:tr>
+      <w:tr>
+        <w:trPr>
+          <w:cantSplit/>
+        </w:trPr>
+        <w:tc>
+          <w:tcPr>
+            <w:tcW w:type="dxa" w:w="1872"/>
+            <w:tcMar>
+              <w:top w:w="60" w:type="dxa"/>
+              <w:left w:w="100" w:type="dxa"/>
+              <w:bottom w:w="60" w:type="dxa"/>
+              <w:right w:w="100" w:type="dxa"/>
+            </w:tcMar>
+          </w:tcPr>
+          <w:p>
+            <w:pPr>
+              <w:spacing w:before="0" w:after="0"/>
+            </w:pPr>
+            <w:r/>
+            <w:r>
+              <w:rPr>
+                <w:sz w:val="18"/>
+              </w:rPr>
+              <w:t>summary.gs</w:t>
+            </w:r>
+          </w:p>
+        </w:tc>
+        <w:tc>
+          <w:tcPr>
+            <w:tcW w:type="dxa" w:w="7487"/>
+            <w:tcMar>
+              <w:top w:w="60" w:type="dxa"/>
+              <w:left w:w="100" w:type="dxa"/>
+              <w:bottom w:w="60" w:type="dxa"/>
+              <w:right w:w="100" w:type="dxa"/>
+            </w:tcMar>
+          </w:tcPr>
+          <w:p>
+            <w:pPr>
+              <w:spacing w:before="0" w:after="0"/>
+            </w:pPr>
+            <w:r/>
+            <w:r>
+              <w:rPr>
+                <w:sz w:val="18"/>
+              </w:rPr>
+              <w:t>月次サマリー。先月のまとめを作り、故障通知と同じ人へメールで送る。毎月1日8時台のトリガーと、その付け外し。</w:t>
             </w:r>
           </w:p>
         </w:tc>
@@ -16205,7 +20584,7 @@
               <w:rPr>
                 <w:sz w:val="18"/>
               </w:rPr>
-              <w:t>共通ナビ。5画面のリンク。現在の画面を navNow で受けて色を変える。5画面すべてがこれを include している。</w:t>
+              <w:t>共通ナビ。7画面のリンク。現在の画面を navNow で受けて色を変える。7画面すべてがこれを include している。</w:t>
             </w:r>
           </w:p>
         </w:tc>
@@ -16359,6 +20738,108 @@
                 <w:sz w:val="18"/>
               </w:rPr>
               <w:t>QRラベル印刷。QRの中身（管理番号のみ／点検画面のURL）と1行の枚数（2〜4枚）を選べる。選んだ設定はブラウザに覚えさせる。</w:t>
+            </w:r>
+          </w:p>
+        </w:tc>
+      </w:tr>
+      <w:tr>
+        <w:trPr>
+          <w:cantSplit/>
+        </w:trPr>
+        <w:tc>
+          <w:tcPr>
+            <w:tcW w:type="dxa" w:w="1872"/>
+            <w:tcMar>
+              <w:top w:w="60" w:type="dxa"/>
+              <w:left w:w="100" w:type="dxa"/>
+              <w:bottom w:w="60" w:type="dxa"/>
+              <w:right w:w="100" w:type="dxa"/>
+            </w:tcMar>
+          </w:tcPr>
+          <w:p>
+            <w:pPr>
+              <w:spacing w:before="0" w:after="0"/>
+            </w:pPr>
+            <w:r/>
+            <w:r>
+              <w:rPr>
+                <w:sz w:val="18"/>
+              </w:rPr>
+              <w:t>reports.html</w:t>
+            </w:r>
+          </w:p>
+        </w:tc>
+        <w:tc>
+          <w:tcPr>
+            <w:tcW w:type="dxa" w:w="7487"/>
+            <w:tcMar>
+              <w:top w:w="60" w:type="dxa"/>
+              <w:left w:w="100" w:type="dxa"/>
+              <w:bottom w:w="60" w:type="dxa"/>
+              <w:right w:w="100" w:type="dxa"/>
+            </w:tcMar>
+          </w:tcPr>
+          <w:p>
+            <w:pPr>
+              <w:spacing w:before="0" w:after="0"/>
+            </w:pPr>
+            <w:r/>
+            <w:r>
+              <w:rPr>
+                <w:sz w:val="18"/>
+              </w:rPr>
+              <w:t>帳票画面。HTML・CSS・JSを1ファイルに持つ。印刷の向きは帳票ごとに @page を差し替える。report.gs があるため report.html という名前は使えない。</w:t>
+            </w:r>
+          </w:p>
+        </w:tc>
+      </w:tr>
+      <w:tr>
+        <w:trPr>
+          <w:cantSplit/>
+        </w:trPr>
+        <w:tc>
+          <w:tcPr>
+            <w:tcW w:type="dxa" w:w="1872"/>
+            <w:tcMar>
+              <w:top w:w="60" w:type="dxa"/>
+              <w:left w:w="100" w:type="dxa"/>
+              <w:bottom w:w="60" w:type="dxa"/>
+              <w:right w:w="100" w:type="dxa"/>
+            </w:tcMar>
+          </w:tcPr>
+          <w:p>
+            <w:pPr>
+              <w:spacing w:before="0" w:after="0"/>
+            </w:pPr>
+            <w:r/>
+            <w:r>
+              <w:rPr>
+                <w:sz w:val="18"/>
+              </w:rPr>
+              <w:t>settingui.html</w:t>
+            </w:r>
+          </w:p>
+        </w:tc>
+        <w:tc>
+          <w:tcPr>
+            <w:tcW w:type="dxa" w:w="7487"/>
+            <w:tcMar>
+              <w:top w:w="60" w:type="dxa"/>
+              <w:left w:w="100" w:type="dxa"/>
+              <w:bottom w:w="60" w:type="dxa"/>
+              <w:right w:w="100" w:type="dxa"/>
+            </w:tcMar>
+          </w:tcPr>
+          <w:p>
+            <w:pPr>
+              <w:spacing w:before="0" w:after="0"/>
+            </w:pPr>
+            <w:r/>
+            <w:r>
+              <w:rPr>
+                <w:sz w:val="18"/>
+              </w:rPr>
+              <w:t>設定画面。HTML・CSS・JSを1ファイルに持つ。settings.gs があるため settings.html という名前は使えない。</w:t>
             </w:r>
           </w:p>
         </w:tc>
@@ -16991,7 +21472,7 @@
               <w:rPr>
                 <w:sz w:val="18"/>
               </w:rPr>
-              <w:t>点検画面は現場共通（INSPECT_PW）、管理系4画面は管理パスワード（ADMIN_PW）。総当たり対策として、照合のたびに0.4秒待つ。</w:t>
+              <w:t>点検画面は現場共通（INSPECT_PW）、管理系の画面は管理パスワード（ADMIN_PW）。どちらもGASのスクリプトプロパティだけに置く。総当たり対策として、照合のたびに0.4秒待つ。</w:t>
             </w:r>
           </w:p>
         </w:tc>
@@ -17627,6 +22108,57 @@
                 <w:sz w:val="18"/>
               </w:rPr>
               <w:t>マスタの編集、アクション登録、台帳・履歴の閲覧、QRラベル</w:t>
+            </w:r>
+          </w:p>
+        </w:tc>
+        <w:tc>
+          <w:tcPr>
+            <w:tcW w:type="dxa" w:w="3744"/>
+            <w:tcMar>
+              <w:top w:w="60" w:type="dxa"/>
+              <w:left w:w="100" w:type="dxa"/>
+              <w:bottom w:w="60" w:type="dxa"/>
+              <w:right w:w="100" w:type="dxa"/>
+            </w:tcMar>
+          </w:tcPr>
+          <w:p>
+            <w:pPr>
+              <w:spacing w:before="0" w:after="0"/>
+            </w:pPr>
+            <w:r/>
+            <w:r>
+              <w:rPr>
+                <w:sz w:val="18"/>
+              </w:rPr>
+              <w:t>admin</w:t>
+            </w:r>
+          </w:p>
+        </w:tc>
+      </w:tr>
+      <w:tr>
+        <w:trPr>
+          <w:cantSplit/>
+        </w:trPr>
+        <w:tc>
+          <w:tcPr>
+            <w:tcW w:type="dxa" w:w="5615"/>
+            <w:tcMar>
+              <w:top w:w="60" w:type="dxa"/>
+              <w:left w:w="100" w:type="dxa"/>
+              <w:bottom w:w="60" w:type="dxa"/>
+              <w:right w:w="100" w:type="dxa"/>
+            </w:tcMar>
+          </w:tcPr>
+          <w:p>
+            <w:pPr>
+              <w:spacing w:before="0" w:after="0"/>
+            </w:pPr>
+            <w:r/>
+            <w:r>
+              <w:rPr>
+                <w:sz w:val="18"/>
+              </w:rPr>
+              <w:t>帳票の作成、設定の閲覧・変更・テスト送信</w:t>
             </w:r>
           </w:p>
         </w:tc>
@@ -18103,6 +22635,57 @@
               <w:rPr>
                 <w:sz w:val="18"/>
               </w:rPr>
+              <w:t>月次サマリー</w:t>
+            </w:r>
+          </w:p>
+        </w:tc>
+        <w:tc>
+          <w:tcPr>
+            <w:tcW w:type="dxa" w:w="7767"/>
+            <w:tcMar>
+              <w:top w:w="60" w:type="dxa"/>
+              <w:left w:w="100" w:type="dxa"/>
+              <w:bottom w:w="60" w:type="dxa"/>
+              <w:right w:w="100" w:type="dxa"/>
+            </w:tcMar>
+          </w:tcPr>
+          <w:p>
+            <w:pPr>
+              <w:spacing w:before="0" w:after="0"/>
+            </w:pPr>
+            <w:r/>
+            <w:r>
+              <w:rPr>
+                <w:sz w:val="18"/>
+              </w:rPr>
+              <w:t>台数・件数・部署名と、30日を超えて故障中の機器の管理番号・機器名。報告者の氏名や故障の中身は載せない。送り先は故障通知と同じ人（メールのみ）。</w:t>
+            </w:r>
+          </w:p>
+        </w:tc>
+      </w:tr>
+      <w:tr>
+        <w:trPr>
+          <w:cantSplit/>
+        </w:trPr>
+        <w:tc>
+          <w:tcPr>
+            <w:tcW w:type="dxa" w:w="1591"/>
+            <w:tcMar>
+              <w:top w:w="60" w:type="dxa"/>
+              <w:left w:w="100" w:type="dxa"/>
+              <w:bottom w:w="60" w:type="dxa"/>
+              <w:right w:w="100" w:type="dxa"/>
+            </w:tcMar>
+          </w:tcPr>
+          <w:p>
+            <w:pPr>
+              <w:spacing w:before="0" w:after="0"/>
+            </w:pPr>
+            <w:r/>
+            <w:r>
+              <w:rPr>
+                <w:sz w:val="18"/>
+              </w:rPr>
               <w:t>止め方</w:t>
             </w:r>
           </w:p>
@@ -18126,7 +22709,7 @@
               <w:rPr>
                 <w:sz w:val="18"/>
               </w:rPr>
-              <w:t>LW_OFF に "1" で両方、MAIL_OFF に "1" でメールだけ。即座に送らなくなる。</w:t>
+              <w:t>LW_OFF に "1" で両方、MAIL_OFF に "1" でメールだけ。即座に送らなくなる。月次サマリーは SUMMARY_OFF に "1"。</w:t>
             </w:r>
           </w:p>
         </w:tc>
@@ -18169,7 +22752,7 @@
         <w:spacing w:after="80"/>
       </w:pPr>
       <w:r>
-        <w:t>扱うのは職員の職員番号・氏名・部署・権限のみ。患者情報は一切持たない</w:t>
+        <w:t>扱うのは職員の職員番号・氏名・部署のみ。患者情報は一切持たない</w:t>
       </w:r>
     </w:p>
     <w:p>
@@ -21505,7 +26088,7 @@
               <w:rPr>
                 <w:sz w:val="18"/>
               </w:rPr>
-              <w:t>ルーティング。?p= で5画面を切り替える。?id= と ?hid= をテンプレートへ渡す。</w:t>
+              <w:t>ルーティング。?p= で7画面を切り替える。?id= と ?hid= をテンプレートへ渡す。</w:t>
             </w:r>
           </w:p>
         </w:tc>
@@ -21635,6 +26218,57 @@
               <w:rPr>
                 <w:sz w:val="18"/>
               </w:rPr>
+              <w:t>inspectPwVer_ / tokenSignBody_</w:t>
+            </w:r>
+          </w:p>
+        </w:tc>
+        <w:tc>
+          <w:tcPr>
+            <w:tcW w:type="dxa" w:w="7299"/>
+            <w:tcMar>
+              <w:top w:w="60" w:type="dxa"/>
+              <w:left w:w="100" w:type="dxa"/>
+              <w:bottom w:w="60" w:type="dxa"/>
+              <w:right w:w="100" w:type="dxa"/>
+            </w:tcMar>
+          </w:tcPr>
+          <w:p>
+            <w:pPr>
+              <w:spacing w:before="0" w:after="0"/>
+            </w:pPr>
+            <w:r/>
+            <w:r>
+              <w:rPr>
+                <w:sz w:val="18"/>
+              </w:rPr>
+              <w:t>点検パスワードの目印を作る。点検のトークンだけ、署名する中身に目印を混ぜる。cfapi.gs もこの目印を使う。</w:t>
+            </w:r>
+          </w:p>
+        </w:tc>
+      </w:tr>
+      <w:tr>
+        <w:trPr>
+          <w:cantSplit/>
+        </w:trPr>
+        <w:tc>
+          <w:tcPr>
+            <w:tcW w:type="dxa" w:w="2059"/>
+            <w:tcMar>
+              <w:top w:w="60" w:type="dxa"/>
+              <w:left w:w="100" w:type="dxa"/>
+              <w:bottom w:w="60" w:type="dxa"/>
+              <w:right w:w="100" w:type="dxa"/>
+            </w:tcMar>
+          </w:tcPr>
+          <w:p>
+            <w:pPr>
+              <w:spacing w:before="0" w:after="0"/>
+            </w:pPr>
+            <w:r/>
+            <w:r>
+              <w:rPr>
+                <w:sz w:val="18"/>
+              </w:rPr>
               <w:t>checkTokenAny_</w:t>
             </w:r>
           </w:p>
@@ -21760,7 +26394,7 @@
               <w:rPr>
                 <w:sz w:val="18"/>
               </w:rPr>
-              <w:t>apiGetContext / apiSubmitInspection / apiSubmitTrouble / apiUpdateInspection / apiUpdateTrouble / apiSubmitOther / apiUpdateOther</w:t>
+              <w:t>apiGetContext / apiSubmitInspection / apiSubmitTrouble / apiUpdateInspection / apiUpdateTrouble / apiSubmitOther / apiUpdateOther / apiGetDueList。apiGetContext は点検期限（due）も足して返す</w:t>
             </w:r>
           </w:p>
         </w:tc>
@@ -21862,7 +26496,7 @@
               <w:rPr>
                 <w:sz w:val="18"/>
               </w:rPr>
-              <w:t>apiGetLedger / apiGetHistory / apiGetHistoryDetail / apiAdminUpdateInspection / apiAdminUpdateTrouble</w:t>
+              <w:t>apiGetLedger / apiGetHistory / apiGetHistoryDetail / apiAdminUpdateInspection / apiAdminUpdateTrouble。apiGetLedger は getLedger() の結果に点検期限の目印を足して返す</w:t>
             </w:r>
           </w:p>
         </w:tc>
@@ -22067,6 +26701,108 @@
                 <w:sz w:val="18"/>
               </w:rPr>
               <w:t>QRラベル印刷用のデータ。</w:t>
+            </w:r>
+          </w:p>
+        </w:tc>
+      </w:tr>
+      <w:tr>
+        <w:trPr>
+          <w:cantSplit/>
+        </w:trPr>
+        <w:tc>
+          <w:tcPr>
+            <w:tcW w:type="dxa" w:w="2059"/>
+            <w:tcMar>
+              <w:top w:w="60" w:type="dxa"/>
+              <w:left w:w="100" w:type="dxa"/>
+              <w:bottom w:w="60" w:type="dxa"/>
+              <w:right w:w="100" w:type="dxa"/>
+            </w:tcMar>
+          </w:tcPr>
+          <w:p>
+            <w:pPr>
+              <w:spacing w:before="0" w:after="0"/>
+            </w:pPr>
+            <w:r/>
+            <w:r>
+              <w:rPr>
+                <w:sz w:val="18"/>
+              </w:rPr>
+              <w:t>api～（帳票）</w:t>
+            </w:r>
+          </w:p>
+        </w:tc>
+        <w:tc>
+          <w:tcPr>
+            <w:tcW w:type="dxa" w:w="7299"/>
+            <w:tcMar>
+              <w:top w:w="60" w:type="dxa"/>
+              <w:left w:w="100" w:type="dxa"/>
+              <w:bottom w:w="60" w:type="dxa"/>
+              <w:right w:w="100" w:type="dxa"/>
+            </w:tcMar>
+          </w:tcPr>
+          <w:p>
+            <w:pPr>
+              <w:spacing w:before="0" w:after="0"/>
+            </w:pPr>
+            <w:r/>
+            <w:r>
+              <w:rPr>
+                <w:sz w:val="18"/>
+              </w:rPr>
+              <w:t>apiGetReportBase / apiGetPlan / apiGetRecords</w:t>
+            </w:r>
+          </w:p>
+        </w:tc>
+      </w:tr>
+      <w:tr>
+        <w:trPr>
+          <w:cantSplit/>
+        </w:trPr>
+        <w:tc>
+          <w:tcPr>
+            <w:tcW w:type="dxa" w:w="2059"/>
+            <w:tcMar>
+              <w:top w:w="60" w:type="dxa"/>
+              <w:left w:w="100" w:type="dxa"/>
+              <w:bottom w:w="60" w:type="dxa"/>
+              <w:right w:w="100" w:type="dxa"/>
+            </w:tcMar>
+          </w:tcPr>
+          <w:p>
+            <w:pPr>
+              <w:spacing w:before="0" w:after="0"/>
+            </w:pPr>
+            <w:r/>
+            <w:r>
+              <w:rPr>
+                <w:sz w:val="18"/>
+              </w:rPr>
+              <w:t>api～（設定）</w:t>
+            </w:r>
+          </w:p>
+        </w:tc>
+        <w:tc>
+          <w:tcPr>
+            <w:tcW w:type="dxa" w:w="7299"/>
+            <w:tcMar>
+              <w:top w:w="60" w:type="dxa"/>
+              <w:left w:w="100" w:type="dxa"/>
+              <w:bottom w:w="60" w:type="dxa"/>
+              <w:right w:w="100" w:type="dxa"/>
+            </w:tcMar>
+          </w:tcPr>
+          <w:p>
+            <w:pPr>
+              <w:spacing w:before="0" w:after="0"/>
+            </w:pPr>
+            <w:r/>
+            <w:r>
+              <w:rPr>
+                <w:sz w:val="18"/>
+              </w:rPr>
+              <w:t>apiGetSettings / apiSaveSettings / apiTestLw / apiTestMail / apiSummary（月次サマリーの install・remove・preview・test）</w:t>
             </w:r>
           </w:p>
         </w:tc>
@@ -22438,6 +27174,108 @@
               <w:rPr>
                 <w:sz w:val="18"/>
               </w:rPr>
+              <w:t>renderDue / dueText_</w:t>
+            </w:r>
+          </w:p>
+        </w:tc>
+        <w:tc>
+          <w:tcPr>
+            <w:tcW w:type="dxa" w:w="6925"/>
+            <w:tcMar>
+              <w:top w:w="60" w:type="dxa"/>
+              <w:left w:w="100" w:type="dxa"/>
+              <w:bottom w:w="60" w:type="dxa"/>
+              <w:right w:w="100" w:type="dxa"/>
+            </w:tcMar>
+          </w:tcPr>
+          <w:p>
+            <w:pPr>
+              <w:spacing w:before="0" w:after="0"/>
+            </w:pPr>
+            <w:r/>
+            <w:r>
+              <w:rPr>
+                <w:sz w:val="18"/>
+              </w:rPr>
+              <w:t>機器カードの中に、次回予定日と目印の帯を差し込む。</w:t>
+            </w:r>
+          </w:p>
+        </w:tc>
+      </w:tr>
+      <w:tr>
+        <w:trPr>
+          <w:cantSplit/>
+        </w:trPr>
+        <w:tc>
+          <w:tcPr>
+            <w:tcW w:type="dxa" w:w="2433"/>
+            <w:tcMar>
+              <w:top w:w="60" w:type="dxa"/>
+              <w:left w:w="100" w:type="dxa"/>
+              <w:bottom w:w="60" w:type="dxa"/>
+              <w:right w:w="100" w:type="dxa"/>
+            </w:tcMar>
+          </w:tcPr>
+          <w:p>
+            <w:pPr>
+              <w:spacing w:before="0" w:after="0"/>
+            </w:pPr>
+            <w:r/>
+            <w:r>
+              <w:rPr>
+                <w:sz w:val="18"/>
+              </w:rPr>
+              <w:t>dueOnFind_ / loadDue / renderDueCard / setDueDept / dueFetch_</w:t>
+            </w:r>
+          </w:p>
+        </w:tc>
+        <w:tc>
+          <w:tcPr>
+            <w:tcW w:type="dxa" w:w="6925"/>
+            <w:tcMar>
+              <w:top w:w="60" w:type="dxa"/>
+              <w:left w:w="100" w:type="dxa"/>
+              <w:bottom w:w="60" w:type="dxa"/>
+              <w:right w:w="100" w:type="dxa"/>
+            </w:tcMar>
+          </w:tcPr>
+          <w:p>
+            <w:pPr>
+              <w:spacing w:before="0" w:after="0"/>
+            </w:pPr>
+            <w:r/>
+            <w:r>
+              <w:rPr>
+                <w:sz w:val="18"/>
+              </w:rPr>
+              <w:t>機器を選ぶ画面の上の「🗓 点検の期限」。show('vFind') のたびに呼ばれる。CSSは dueCss_() がJSで差し込むので、inspect.html と css.html には手を入れていない。Workers版（worker.js）にも同じコードが入っていて、違うのは dueFetch_ の取り方だけ。</w:t>
+            </w:r>
+          </w:p>
+        </w:tc>
+      </w:tr>
+      <w:tr>
+        <w:trPr>
+          <w:cantSplit/>
+        </w:trPr>
+        <w:tc>
+          <w:tcPr>
+            <w:tcW w:type="dxa" w:w="2433"/>
+            <w:tcMar>
+              <w:top w:w="60" w:type="dxa"/>
+              <w:left w:w="100" w:type="dxa"/>
+              <w:bottom w:w="60" w:type="dxa"/>
+              <w:right w:w="100" w:type="dxa"/>
+            </w:tcMar>
+          </w:tcPr>
+          <w:p>
+            <w:pPr>
+              <w:spacing w:before="0" w:after="0"/>
+            </w:pPr>
+            <w:r/>
+            <w:r>
+              <w:rPr>
+                <w:sz w:val="18"/>
+              </w:rPr>
               <w:t>loadThumb / paintThumb_ / openThumb</w:t>
             </w:r>
           </w:p>
@@ -24462,7 +29300,7 @@
               <w:rPr>
                 <w:sz w:val="18"/>
               </w:rPr>
-              <w:t>トークンの発行・検証と、Cookieの組み立て。HMAC-SHA256はWeb Cryptoで計算する。</w:t>
+              <w:t>トークンの発行・検証と、Cookieの組み立て。HMAC-SHA256はWeb Cryptoで計算する。loggedIn は目印を返し、handleApi はそれを添えて GAS を呼ぶ（gas()）。</w:t>
             </w:r>
           </w:p>
         </w:tc>
@@ -24819,7 +29657,7 @@
               <w:rPr>
                 <w:sz w:val="18"/>
               </w:rPr>
-              <w:t>Workers からの呼び出しを受ける。合言葉が違えば AUTH を返して何もしない。</w:t>
+              <w:t>Workers からの呼び出しを受ける。合言葉が違えば AUTH を返して何もしない。パスワードの目印（pwv）が付いていて今の目印と違えば PWCHANGED を返す。</w:t>
             </w:r>
           </w:p>
         </w:tc>
@@ -24847,6 +29685,57 @@
               <w:rPr>
                 <w:sz w:val="18"/>
               </w:rPr>
+              <w:t>login（cfapi.gs の操作）</w:t>
+            </w:r>
+          </w:p>
+        </w:tc>
+        <w:tc>
+          <w:tcPr>
+            <w:tcW w:type="dxa" w:w="6925"/>
+            <w:tcMar>
+              <w:top w:w="60" w:type="dxa"/>
+              <w:left w:w="100" w:type="dxa"/>
+              <w:bottom w:w="60" w:type="dxa"/>
+              <w:right w:w="100" w:type="dxa"/>
+            </w:tcMar>
+          </w:tcPr>
+          <w:p>
+            <w:pPr>
+              <w:spacing w:before="0" w:after="0"/>
+            </w:pPr>
+            <w:r/>
+            <w:r>
+              <w:rPr>
+                <w:sz w:val="18"/>
+              </w:rPr>
+              <w:t>点検パスワードを INSPECT_PW と照らし、合えば目印を返す。</w:t>
+            </w:r>
+          </w:p>
+        </w:tc>
+      </w:tr>
+      <w:tr>
+        <w:trPr>
+          <w:cantSplit/>
+        </w:trPr>
+        <w:tc>
+          <w:tcPr>
+            <w:tcW w:type="dxa" w:w="2433"/>
+            <w:tcMar>
+              <w:top w:w="60" w:type="dxa"/>
+              <w:left w:w="100" w:type="dxa"/>
+              <w:bottom w:w="60" w:type="dxa"/>
+              <w:right w:w="100" w:type="dxa"/>
+            </w:tcMar>
+          </w:tcPr>
+          <w:p>
+            <w:pPr>
+              <w:spacing w:before="0" w:after="0"/>
+            </w:pPr>
+            <w:r/>
+            <w:r>
+              <w:rPr>
+                <w:sz w:val="18"/>
+              </w:rPr>
               <w:t>cfDispatch_（cfapi.gs）</w:t>
             </w:r>
           </w:p>
@@ -24921,7 +29810,7 @@
               <w:rPr>
                 <w:sz w:val="18"/>
               </w:rPr>
-              <w:t>診断用。CF_SECRETの有無、ping、jsqrの文字数、機器1台ぶんの読み込みをログに出す。</w:t>
+              <w:t>診断用。CF_SECRET と INSPECT_PW の有無、ping、jsqrの文字数、機器1台ぶんの読み込みをログに出す。</w:t>
             </w:r>
           </w:p>
         </w:tc>
@@ -26250,7 +31139,1791 @@
         <w:spacing w:before="240" w:after="80"/>
       </w:pPr>
       <w:r>
-        <w:t>7-14. 主な定数</w:t>
+        <w:t>7-14. settings.gs ── 設定画面</w:t>
+      </w:r>
+    </w:p>
+    <w:tbl>
+      <w:tblPr>
+        <w:tblW w:w="9360" w:type="dxa"/>
+        <w:tblBorders>
+          <w:top w:val="single" w:sz="4" w:space="0" w:color="D4DAD7"/>
+          <w:left w:val="single" w:sz="4" w:space="0" w:color="D4DAD7"/>
+          <w:bottom w:val="single" w:sz="4" w:space="0" w:color="D4DAD7"/>
+          <w:right w:val="single" w:sz="4" w:space="0" w:color="D4DAD7"/>
+          <w:insideH w:val="single" w:sz="2" w:space="0" w:color="E3EAE7"/>
+          <w:insideV w:val="single" w:sz="2" w:space="0" w:color="E3EAE7"/>
+        </w:tblBorders>
+        <w:tblLayout w:type="fixed"/>
+        <w:tblLook w:firstColumn="1" w:firstRow="1" w:lastColumn="0" w:lastRow="0" w:noHBand="0" w:noVBand="1" w:val="04A0"/>
+      </w:tblPr>
+      <w:tblGrid>
+        <w:gridCol w:w="2433"/>
+        <w:gridCol w:w="6926"/>
+      </w:tblGrid>
+      <w:tr>
+        <w:trPr>
+          <w:tblHeader/>
+          <w:cantSplit/>
+        </w:trPr>
+        <w:tc>
+          <w:tcPr>
+            <w:tcW w:type="dxa" w:w="2433"/>
+            <w:shd w:val="clear" w:color="auto" w:fill="EDF6F3"/>
+            <w:tcMar>
+              <w:top w:w="60" w:type="dxa"/>
+              <w:left w:w="100" w:type="dxa"/>
+              <w:bottom w:w="60" w:type="dxa"/>
+              <w:right w:w="100" w:type="dxa"/>
+            </w:tcMar>
+          </w:tcPr>
+          <w:p>
+            <w:pPr>
+              <w:spacing w:before="0" w:after="0"/>
+            </w:pPr>
+            <w:r/>
+            <w:r>
+              <w:rPr>
+                <w:b/>
+                <w:sz w:val="18"/>
+              </w:rPr>
+              <w:t>関数</w:t>
+            </w:r>
+          </w:p>
+        </w:tc>
+        <w:tc>
+          <w:tcPr>
+            <w:tcW w:type="dxa" w:w="6925"/>
+            <w:shd w:val="clear" w:color="auto" w:fill="EDF6F3"/>
+            <w:tcMar>
+              <w:top w:w="60" w:type="dxa"/>
+              <w:left w:w="100" w:type="dxa"/>
+              <w:bottom w:w="60" w:type="dxa"/>
+              <w:right w:w="100" w:type="dxa"/>
+            </w:tcMar>
+          </w:tcPr>
+          <w:p>
+            <w:pPr>
+              <w:spacing w:before="0" w:after="0"/>
+            </w:pPr>
+            <w:r/>
+            <w:r>
+              <w:rPr>
+                <w:b/>
+                <w:sz w:val="18"/>
+              </w:rPr>
+              <w:t>処理内容</w:t>
+            </w:r>
+          </w:p>
+        </w:tc>
+      </w:tr>
+      <w:tr>
+        <w:trPr>
+          <w:cantSplit/>
+        </w:trPr>
+        <w:tc>
+          <w:tcPr>
+            <w:tcW w:type="dxa" w:w="2433"/>
+            <w:tcMar>
+              <w:top w:w="60" w:type="dxa"/>
+              <w:left w:w="100" w:type="dxa"/>
+              <w:bottom w:w="60" w:type="dxa"/>
+              <w:right w:w="100" w:type="dxa"/>
+            </w:tcMar>
+          </w:tcPr>
+          <w:p>
+            <w:pPr>
+              <w:spacing w:before="0" w:after="0"/>
+            </w:pPr>
+            <w:r/>
+            <w:r>
+              <w:rPr>
+                <w:sz w:val="18"/>
+              </w:rPr>
+              <w:t>getSettings</w:t>
+            </w:r>
+          </w:p>
+        </w:tc>
+        <w:tc>
+          <w:tcPr>
+            <w:tcW w:type="dxa" w:w="6925"/>
+            <w:tcMar>
+              <w:top w:w="60" w:type="dxa"/>
+              <w:left w:w="100" w:type="dxa"/>
+              <w:bottom w:w="60" w:type="dxa"/>
+              <w:right w:w="100" w:type="dxa"/>
+            </w:tcMar>
+          </w:tcPr>
+          <w:p>
+            <w:pPr>
+              <w:spacing w:before="0" w:after="0"/>
+            </w:pPr>
+            <w:r/>
+            <w:r>
+              <w:rPr>
+                <w:sz w:val="18"/>
+              </w:rPr>
+              <w:t>画面に渡すもの。変えられる項目の値、見るだけの項目の状態、目印（stamp）、メールの残り送信数、変更者の候補、変更の記録30件。</w:t>
+            </w:r>
+          </w:p>
+        </w:tc>
+      </w:tr>
+      <w:tr>
+        <w:trPr>
+          <w:cantSplit/>
+        </w:trPr>
+        <w:tc>
+          <w:tcPr>
+            <w:tcW w:type="dxa" w:w="2433"/>
+            <w:tcMar>
+              <w:top w:w="60" w:type="dxa"/>
+              <w:left w:w="100" w:type="dxa"/>
+              <w:bottom w:w="60" w:type="dxa"/>
+              <w:right w:w="100" w:type="dxa"/>
+            </w:tcMar>
+          </w:tcPr>
+          <w:p>
+            <w:pPr>
+              <w:spacing w:before="0" w:after="0"/>
+            </w:pPr>
+            <w:r/>
+            <w:r>
+              <w:rPr>
+                <w:sz w:val="18"/>
+              </w:rPr>
+              <w:t>saveSettings</w:t>
+            </w:r>
+          </w:p>
+        </w:tc>
+        <w:tc>
+          <w:tcPr>
+            <w:tcW w:type="dxa" w:w="6925"/>
+            <w:tcMar>
+              <w:top w:w="60" w:type="dxa"/>
+              <w:left w:w="100" w:type="dxa"/>
+              <w:bottom w:w="60" w:type="dxa"/>
+              <w:right w:w="100" w:type="dxa"/>
+            </w:tcMar>
+          </w:tcPr>
+          <w:p>
+            <w:pPr>
+              <w:spacing w:before="0" w:after="0"/>
+            </w:pPr>
+            <w:r/>
+            <w:r>
+              <w:rPr>
+                <w:sz w:val="18"/>
+              </w:rPr>
+              <w:t>保存。項目を絞り、入力チェック、目印の照合、変わった項目だけの書き換え、記録。</w:t>
+            </w:r>
+          </w:p>
+        </w:tc>
+      </w:tr>
+      <w:tr>
+        <w:trPr>
+          <w:cantSplit/>
+        </w:trPr>
+        <w:tc>
+          <w:tcPr>
+            <w:tcW w:type="dxa" w:w="2433"/>
+            <w:tcMar>
+              <w:top w:w="60" w:type="dxa"/>
+              <w:left w:w="100" w:type="dxa"/>
+              <w:bottom w:w="60" w:type="dxa"/>
+              <w:right w:w="100" w:type="dxa"/>
+            </w:tcMar>
+          </w:tcPr>
+          <w:p>
+            <w:pPr>
+              <w:spacing w:before="0" w:after="0"/>
+            </w:pPr>
+            <w:r/>
+            <w:r>
+              <w:rPr>
+                <w:sz w:val="18"/>
+              </w:rPr>
+              <w:t>stgValidate_ / stgDedup_</w:t>
+            </w:r>
+          </w:p>
+        </w:tc>
+        <w:tc>
+          <w:tcPr>
+            <w:tcW w:type="dxa" w:w="6925"/>
+            <w:tcMar>
+              <w:top w:w="60" w:type="dxa"/>
+              <w:left w:w="100" w:type="dxa"/>
+              <w:bottom w:w="60" w:type="dxa"/>
+              <w:right w:w="100" w:type="dxa"/>
+            </w:tcMar>
+          </w:tcPr>
+          <w:p>
+            <w:pPr>
+              <w:spacing w:before="0" w:after="0"/>
+            </w:pPr>
+            <w:r/>
+            <w:r>
+              <w:rPr>
+                <w:sz w:val="18"/>
+              </w:rPr>
+              <w:t>入力チェック。重複は大文字小文字を区別せず1つにまとめる。</w:t>
+            </w:r>
+          </w:p>
+        </w:tc>
+      </w:tr>
+      <w:tr>
+        <w:trPr>
+          <w:cantSplit/>
+        </w:trPr>
+        <w:tc>
+          <w:tcPr>
+            <w:tcW w:type="dxa" w:w="2433"/>
+            <w:tcMar>
+              <w:top w:w="60" w:type="dxa"/>
+              <w:left w:w="100" w:type="dxa"/>
+              <w:bottom w:w="60" w:type="dxa"/>
+              <w:right w:w="100" w:type="dxa"/>
+            </w:tcMar>
+          </w:tcPr>
+          <w:p>
+            <w:pPr>
+              <w:spacing w:before="0" w:after="0"/>
+            </w:pPr>
+            <w:r/>
+            <w:r>
+              <w:rPr>
+                <w:sz w:val="18"/>
+              </w:rPr>
+              <w:t>stgRead_ / stgWrite_ / stgSplit_</w:t>
+            </w:r>
+          </w:p>
+        </w:tc>
+        <w:tc>
+          <w:tcPr>
+            <w:tcW w:type="dxa" w:w="6925"/>
+            <w:tcMar>
+              <w:top w:w="60" w:type="dxa"/>
+              <w:left w:w="100" w:type="dxa"/>
+              <w:bottom w:w="60" w:type="dxa"/>
+              <w:right w:w="100" w:type="dxa"/>
+            </w:tcMar>
+          </w:tcPr>
+          <w:p>
+            <w:pPr>
+              <w:spacing w:before="0" w:after="0"/>
+            </w:pPr>
+            <w:r/>
+            <w:r>
+              <w:rPr>
+                <w:sz w:val="18"/>
+              </w:rPr>
+              <w:t>保存の形（カンマ区切り・"1"）と画面の形（配列・真偽値）の行き来。</w:t>
+            </w:r>
+          </w:p>
+        </w:tc>
+      </w:tr>
+      <w:tr>
+        <w:trPr>
+          <w:cantSplit/>
+        </w:trPr>
+        <w:tc>
+          <w:tcPr>
+            <w:tcW w:type="dxa" w:w="2433"/>
+            <w:tcMar>
+              <w:top w:w="60" w:type="dxa"/>
+              <w:left w:w="100" w:type="dxa"/>
+              <w:bottom w:w="60" w:type="dxa"/>
+              <w:right w:w="100" w:type="dxa"/>
+            </w:tcMar>
+          </w:tcPr>
+          <w:p>
+            <w:pPr>
+              <w:spacing w:before="0" w:after="0"/>
+            </w:pPr>
+            <w:r/>
+            <w:r>
+              <w:rPr>
+                <w:sz w:val="18"/>
+              </w:rPr>
+              <w:t>stgStamp_</w:t>
+            </w:r>
+          </w:p>
+        </w:tc>
+        <w:tc>
+          <w:tcPr>
+            <w:tcW w:type="dxa" w:w="6925"/>
+            <w:tcMar>
+              <w:top w:w="60" w:type="dxa"/>
+              <w:left w:w="100" w:type="dxa"/>
+              <w:bottom w:w="60" w:type="dxa"/>
+              <w:right w:w="100" w:type="dxa"/>
+            </w:tcMar>
+          </w:tcPr>
+          <w:p>
+            <w:pPr>
+              <w:spacing w:before="0" w:after="0"/>
+            </w:pPr>
+            <w:r/>
+            <w:r>
+              <w:rPr>
+                <w:sz w:val="18"/>
+              </w:rPr>
+              <w:t>変えられる項目の今の値から作るMD5の目印。</w:t>
+            </w:r>
+          </w:p>
+        </w:tc>
+      </w:tr>
+      <w:tr>
+        <w:trPr>
+          <w:cantSplit/>
+        </w:trPr>
+        <w:tc>
+          <w:tcPr>
+            <w:tcW w:type="dxa" w:w="2433"/>
+            <w:tcMar>
+              <w:top w:w="60" w:type="dxa"/>
+              <w:left w:w="100" w:type="dxa"/>
+              <w:bottom w:w="60" w:type="dxa"/>
+              <w:right w:w="100" w:type="dxa"/>
+            </w:tcMar>
+          </w:tcPr>
+          <w:p>
+            <w:pPr>
+              <w:spacing w:before="0" w:after="0"/>
+            </w:pPr>
+            <w:r/>
+            <w:r>
+              <w:rPr>
+                <w:sz w:val="18"/>
+              </w:rPr>
+              <w:t>stgDiffText_</w:t>
+            </w:r>
+          </w:p>
+        </w:tc>
+        <w:tc>
+          <w:tcPr>
+            <w:tcW w:type="dxa" w:w="6925"/>
+            <w:tcMar>
+              <w:top w:w="60" w:type="dxa"/>
+              <w:left w:w="100" w:type="dxa"/>
+              <w:bottom w:w="60" w:type="dxa"/>
+              <w:right w:w="100" w:type="dxa"/>
+            </w:tcMar>
+          </w:tcPr>
+          <w:p>
+            <w:pPr>
+              <w:spacing w:before="0" w:after="0"/>
+            </w:pPr>
+            <w:r/>
+            <w:r>
+              <w:rPr>
+                <w:sz w:val="18"/>
+              </w:rPr>
+              <w:t>変更の中身を「追加 ○○ ／ 削除 ○○（計 n 人）」「オフ → オン」の形にする。</w:t>
+            </w:r>
+          </w:p>
+        </w:tc>
+      </w:tr>
+      <w:tr>
+        <w:trPr>
+          <w:cantSplit/>
+        </w:trPr>
+        <w:tc>
+          <w:tcPr>
+            <w:tcW w:type="dxa" w:w="2433"/>
+            <w:tcMar>
+              <w:top w:w="60" w:type="dxa"/>
+              <w:left w:w="100" w:type="dxa"/>
+              <w:bottom w:w="60" w:type="dxa"/>
+              <w:right w:w="100" w:type="dxa"/>
+            </w:tcMar>
+          </w:tcPr>
+          <w:p>
+            <w:pPr>
+              <w:spacing w:before="0" w:after="0"/>
+            </w:pPr>
+            <w:r/>
+            <w:r>
+              <w:rPr>
+                <w:sz w:val="18"/>
+              </w:rPr>
+              <w:t>stgLog_ / stgLogRead_</w:t>
+            </w:r>
+          </w:p>
+        </w:tc>
+        <w:tc>
+          <w:tcPr>
+            <w:tcW w:type="dxa" w:w="6925"/>
+            <w:tcMar>
+              <w:top w:w="60" w:type="dxa"/>
+              <w:left w:w="100" w:type="dxa"/>
+              <w:bottom w:w="60" w:type="dxa"/>
+              <w:right w:w="100" w:type="dxa"/>
+            </w:tcMar>
+          </w:tcPr>
+          <w:p>
+            <w:pPr>
+              <w:spacing w:before="0" w:after="0"/>
+            </w:pPr>
+            <w:r/>
+            <w:r>
+              <w:rPr>
+                <w:sz w:val="18"/>
+              </w:rPr>
+              <w:t>__LOG への記録と、SETTINGS の行だけを末尾2000行から新しい順に拾う。</w:t>
+            </w:r>
+          </w:p>
+        </w:tc>
+      </w:tr>
+      <w:tr>
+        <w:trPr>
+          <w:cantSplit/>
+        </w:trPr>
+        <w:tc>
+          <w:tcPr>
+            <w:tcW w:type="dxa" w:w="2433"/>
+            <w:tcMar>
+              <w:top w:w="60" w:type="dxa"/>
+              <w:left w:w="100" w:type="dxa"/>
+              <w:bottom w:w="60" w:type="dxa"/>
+              <w:right w:w="100" w:type="dxa"/>
+            </w:tcMar>
+          </w:tcPr>
+          <w:p>
+            <w:pPr>
+              <w:spacing w:before="0" w:after="0"/>
+            </w:pPr>
+            <w:r/>
+            <w:r>
+              <w:rPr>
+                <w:sz w:val="18"/>
+              </w:rPr>
+              <w:t>settingsTestLw / settingsTestMail</w:t>
+            </w:r>
+          </w:p>
+        </w:tc>
+        <w:tc>
+          <w:tcPr>
+            <w:tcW w:type="dxa" w:w="6925"/>
+            <w:tcMar>
+              <w:top w:w="60" w:type="dxa"/>
+              <w:left w:w="100" w:type="dxa"/>
+              <w:bottom w:w="60" w:type="dxa"/>
+              <w:right w:w="100" w:type="dxa"/>
+            </w:tcMar>
+          </w:tcPr>
+          <w:p>
+            <w:pPr>
+              <w:spacing w:before="0" w:after="0"/>
+            </w:pPr>
+            <w:r/>
+            <w:r>
+              <w:rPr>
+                <w:sz w:val="18"/>
+              </w:rPr>
+              <w:t>保存済みの設定でテスト送信し、結果の文面を返す。結果も記録する。</w:t>
+            </w:r>
+          </w:p>
+        </w:tc>
+      </w:tr>
+    </w:tbl>
+    <w:p>
+      <w:pPr>
+        <w:spacing w:after="160"/>
+      </w:pPr>
+    </w:p>
+    <w:p>
+      <w:pPr>
+        <w:pStyle w:val="2"/>
+        <w:spacing w:before="240" w:after="80"/>
+      </w:pPr>
+      <w:r>
+        <w:t>7-15. report.gs ── 立入検査向けの帳票</w:t>
+      </w:r>
+    </w:p>
+    <w:tbl>
+      <w:tblPr>
+        <w:tblW w:w="9360" w:type="dxa"/>
+        <w:tblBorders>
+          <w:top w:val="single" w:sz="4" w:space="0" w:color="D4DAD7"/>
+          <w:left w:val="single" w:sz="4" w:space="0" w:color="D4DAD7"/>
+          <w:bottom w:val="single" w:sz="4" w:space="0" w:color="D4DAD7"/>
+          <w:right w:val="single" w:sz="4" w:space="0" w:color="D4DAD7"/>
+          <w:insideH w:val="single" w:sz="2" w:space="0" w:color="E3EAE7"/>
+          <w:insideV w:val="single" w:sz="2" w:space="0" w:color="E3EAE7"/>
+        </w:tblBorders>
+        <w:tblLayout w:type="fixed"/>
+        <w:tblLook w:firstColumn="1" w:firstRow="1" w:lastColumn="0" w:lastRow="0" w:noHBand="0" w:noVBand="1" w:val="04A0"/>
+      </w:tblPr>
+      <w:tblGrid>
+        <w:gridCol w:w="2433"/>
+        <w:gridCol w:w="6926"/>
+      </w:tblGrid>
+      <w:tr>
+        <w:trPr>
+          <w:tblHeader/>
+          <w:cantSplit/>
+        </w:trPr>
+        <w:tc>
+          <w:tcPr>
+            <w:tcW w:type="dxa" w:w="2433"/>
+            <w:shd w:val="clear" w:color="auto" w:fill="EDF6F3"/>
+            <w:tcMar>
+              <w:top w:w="60" w:type="dxa"/>
+              <w:left w:w="100" w:type="dxa"/>
+              <w:bottom w:w="60" w:type="dxa"/>
+              <w:right w:w="100" w:type="dxa"/>
+            </w:tcMar>
+          </w:tcPr>
+          <w:p>
+            <w:pPr>
+              <w:spacing w:before="0" w:after="0"/>
+            </w:pPr>
+            <w:r/>
+            <w:r>
+              <w:rPr>
+                <w:b/>
+                <w:sz w:val="18"/>
+              </w:rPr>
+              <w:t>関数</w:t>
+            </w:r>
+          </w:p>
+        </w:tc>
+        <w:tc>
+          <w:tcPr>
+            <w:tcW w:type="dxa" w:w="6925"/>
+            <w:shd w:val="clear" w:color="auto" w:fill="EDF6F3"/>
+            <w:tcMar>
+              <w:top w:w="60" w:type="dxa"/>
+              <w:left w:w="100" w:type="dxa"/>
+              <w:bottom w:w="60" w:type="dxa"/>
+              <w:right w:w="100" w:type="dxa"/>
+            </w:tcMar>
+          </w:tcPr>
+          <w:p>
+            <w:pPr>
+              <w:spacing w:before="0" w:after="0"/>
+            </w:pPr>
+            <w:r/>
+            <w:r>
+              <w:rPr>
+                <w:b/>
+                <w:sz w:val="18"/>
+              </w:rPr>
+              <w:t>処理内容</w:t>
+            </w:r>
+          </w:p>
+        </w:tc>
+      </w:tr>
+      <w:tr>
+        <w:trPr>
+          <w:cantSplit/>
+        </w:trPr>
+        <w:tc>
+          <w:tcPr>
+            <w:tcW w:type="dxa" w:w="2433"/>
+            <w:tcMar>
+              <w:top w:w="60" w:type="dxa"/>
+              <w:left w:w="100" w:type="dxa"/>
+              <w:bottom w:w="60" w:type="dxa"/>
+              <w:right w:w="100" w:type="dxa"/>
+            </w:tcMar>
+          </w:tcPr>
+          <w:p>
+            <w:pPr>
+              <w:spacing w:before="0" w:after="0"/>
+            </w:pPr>
+            <w:r/>
+            <w:r>
+              <w:rPr>
+                <w:sz w:val="18"/>
+              </w:rPr>
+              <w:t>getReportBase</w:t>
+            </w:r>
+          </w:p>
+        </w:tc>
+        <w:tc>
+          <w:tcPr>
+            <w:tcW w:type="dxa" w:w="6925"/>
+            <w:tcMar>
+              <w:top w:w="60" w:type="dxa"/>
+              <w:left w:w="100" w:type="dxa"/>
+              <w:bottom w:w="60" w:type="dxa"/>
+              <w:right w:w="100" w:type="dxa"/>
+            </w:tcMar>
+          </w:tcPr>
+          <w:p>
+            <w:pPr>
+              <w:spacing w:before="0" w:after="0"/>
+            </w:pPr>
+            <w:r/>
+            <w:r>
+              <w:rPr>
+                <w:sz w:val="18"/>
+              </w:rPr>
+              <w:t>画面の選択肢。拠点・部署・機器区分、年度（履歴の最古〜来年度、最大10年）、今の年度。</w:t>
+            </w:r>
+          </w:p>
+        </w:tc>
+      </w:tr>
+      <w:tr>
+        <w:trPr>
+          <w:cantSplit/>
+        </w:trPr>
+        <w:tc>
+          <w:tcPr>
+            <w:tcW w:type="dxa" w:w="2433"/>
+            <w:tcMar>
+              <w:top w:w="60" w:type="dxa"/>
+              <w:left w:w="100" w:type="dxa"/>
+              <w:bottom w:w="60" w:type="dxa"/>
+              <w:right w:w="100" w:type="dxa"/>
+            </w:tcMar>
+          </w:tcPr>
+          <w:p>
+            <w:pPr>
+              <w:spacing w:before="0" w:after="0"/>
+            </w:pPr>
+            <w:r/>
+            <w:r>
+              <w:rPr>
+                <w:sz w:val="18"/>
+              </w:rPr>
+              <w:t>getMaintenancePlan</w:t>
+            </w:r>
+          </w:p>
+        </w:tc>
+        <w:tc>
+          <w:tcPr>
+            <w:tcW w:type="dxa" w:w="6925"/>
+            <w:tcMar>
+              <w:top w:w="60" w:type="dxa"/>
+              <w:left w:w="100" w:type="dxa"/>
+              <w:bottom w:w="60" w:type="dxa"/>
+              <w:right w:w="100" w:type="dxa"/>
+            </w:tcMar>
+          </w:tcPr>
+          <w:p>
+            <w:pPr>
+              <w:spacing w:before="0" w:after="0"/>
+            </w:pPr>
+            <w:r/>
+            <w:r>
+              <w:rPr>
+                <w:sz w:val="18"/>
+              </w:rPr>
+              <w:t>保守点検計画。opt = { fy, since, scope, site, dept, cat }。機器ごと・点検の種類ごとに12か月のセル（P／D／PD／M／O）、最終実施日、次回、備考。集計と、確認が必要な機器の一覧も返す。</w:t>
+            </w:r>
+          </w:p>
+        </w:tc>
+      </w:tr>
+      <w:tr>
+        <w:trPr>
+          <w:cantSplit/>
+        </w:trPr>
+        <w:tc>
+          <w:tcPr>
+            <w:tcW w:type="dxa" w:w="2433"/>
+            <w:tcMar>
+              <w:top w:w="60" w:type="dxa"/>
+              <w:left w:w="100" w:type="dxa"/>
+              <w:bottom w:w="60" w:type="dxa"/>
+              <w:right w:w="100" w:type="dxa"/>
+            </w:tcMar>
+          </w:tcPr>
+          <w:p>
+            <w:pPr>
+              <w:spacing w:before="0" w:after="0"/>
+            </w:pPr>
+            <w:r/>
+            <w:r>
+              <w:rPr>
+                <w:sz w:val="18"/>
+              </w:rPr>
+              <w:t>getMaintenanceRecords</w:t>
+            </w:r>
+          </w:p>
+        </w:tc>
+        <w:tc>
+          <w:tcPr>
+            <w:tcW w:type="dxa" w:w="6925"/>
+            <w:tcMar>
+              <w:top w:w="60" w:type="dxa"/>
+              <w:left w:w="100" w:type="dxa"/>
+              <w:bottom w:w="60" w:type="dxa"/>
+              <w:right w:w="100" w:type="dxa"/>
+            </w:tcMar>
+          </w:tcPr>
+          <w:p>
+            <w:pPr>
+              <w:spacing w:before="0" w:after="0"/>
+            </w:pPr>
+            <w:r/>
+            <w:r>
+              <w:rPr>
+                <w:sz w:val="18"/>
+              </w:rPr>
+              <w:t>保守点検・修理の記録。opt = { from, to, scope, site, dept, cat, withDept, withEmpty }。部署点検の×項目は、期間内の履歴IDだけ点検結果から拾う。</w:t>
+            </w:r>
+          </w:p>
+        </w:tc>
+      </w:tr>
+      <w:tr>
+        <w:trPr>
+          <w:cantSplit/>
+        </w:trPr>
+        <w:tc>
+          <w:tcPr>
+            <w:tcW w:type="dxa" w:w="2433"/>
+            <w:tcMar>
+              <w:top w:w="60" w:type="dxa"/>
+              <w:left w:w="100" w:type="dxa"/>
+              <w:bottom w:w="60" w:type="dxa"/>
+              <w:right w:w="100" w:type="dxa"/>
+            </w:tcMar>
+          </w:tcPr>
+          <w:p>
+            <w:pPr>
+              <w:spacing w:before="0" w:after="0"/>
+            </w:pPr>
+            <w:r/>
+            <w:r>
+              <w:rPr>
+                <w:sz w:val="18"/>
+              </w:rPr>
+              <w:t>rpLoad_ / rpPick_ / rpHisByDev_</w:t>
+            </w:r>
+          </w:p>
+        </w:tc>
+        <w:tc>
+          <w:tcPr>
+            <w:tcW w:type="dxa" w:w="6925"/>
+            <w:tcMar>
+              <w:top w:w="60" w:type="dxa"/>
+              <w:left w:w="100" w:type="dxa"/>
+              <w:bottom w:w="60" w:type="dxa"/>
+              <w:right w:w="100" w:type="dxa"/>
+            </w:tcMar>
+          </w:tcPr>
+          <w:p>
+            <w:pPr>
+              <w:spacing w:before="0" w:after="0"/>
+            </w:pPr>
+            <w:r/>
+            <w:r>
+              <w:rPr>
+                <w:sz w:val="18"/>
+              </w:rPr>
+              <w:t>下ごしらえ。マスタと履歴を1回だけ読み、対象の機器を絞って部署・区分・管理番号の順に並べ、履歴を機器ごと日付順に束ねる。</w:t>
+            </w:r>
+          </w:p>
+        </w:tc>
+      </w:tr>
+      <w:tr>
+        <w:trPr>
+          <w:cantSplit/>
+        </w:trPr>
+        <w:tc>
+          <w:tcPr>
+            <w:tcW w:type="dxa" w:w="2433"/>
+            <w:tcMar>
+              <w:top w:w="60" w:type="dxa"/>
+              <w:left w:w="100" w:type="dxa"/>
+              <w:bottom w:w="60" w:type="dxa"/>
+              <w:right w:w="100" w:type="dxa"/>
+            </w:tcMar>
+          </w:tcPr>
+          <w:p>
+            <w:pPr>
+              <w:spacing w:before="0" w:after="0"/>
+            </w:pPr>
+            <w:r/>
+            <w:r>
+              <w:rPr>
+                <w:sz w:val="18"/>
+              </w:rPr>
+              <w:t>rpDevHead_</w:t>
+            </w:r>
+          </w:p>
+        </w:tc>
+        <w:tc>
+          <w:tcPr>
+            <w:tcW w:type="dxa" w:w="6925"/>
+            <w:tcMar>
+              <w:top w:w="60" w:type="dxa"/>
+              <w:left w:w="100" w:type="dxa"/>
+              <w:bottom w:w="60" w:type="dxa"/>
+              <w:right w:w="100" w:type="dxa"/>
+            </w:tcMar>
+          </w:tcPr>
+          <w:p>
+            <w:pPr>
+              <w:spacing w:before="0" w:after="0"/>
+            </w:pPr>
+            <w:r/>
+            <w:r>
+              <w:rPr>
+                <w:sz w:val="18"/>
+              </w:rPr>
+              <w:t>帳票の頭に出す機器の基本情報（記載事項の①〜③）。</w:t>
+            </w:r>
+          </w:p>
+        </w:tc>
+      </w:tr>
+      <w:tr>
+        <w:trPr>
+          <w:cantSplit/>
+        </w:trPr>
+        <w:tc>
+          <w:tcPr>
+            <w:tcW w:type="dxa" w:w="2433"/>
+            <w:tcMar>
+              <w:top w:w="60" w:type="dxa"/>
+              <w:left w:w="100" w:type="dxa"/>
+              <w:bottom w:w="60" w:type="dxa"/>
+              <w:right w:w="100" w:type="dxa"/>
+            </w:tcMar>
+          </w:tcPr>
+          <w:p>
+            <w:pPr>
+              <w:spacing w:before="0" w:after="0"/>
+            </w:pPr>
+            <w:r/>
+            <w:r>
+              <w:rPr>
+                <w:sz w:val="18"/>
+              </w:rPr>
+              <w:t>rpDate_ / rpMonthIdx_ / rpThisFy_</w:t>
+            </w:r>
+          </w:p>
+        </w:tc>
+        <w:tc>
+          <w:tcPr>
+            <w:tcW w:type="dxa" w:w="6925"/>
+            <w:tcMar>
+              <w:top w:w="60" w:type="dxa"/>
+              <w:left w:w="100" w:type="dxa"/>
+              <w:bottom w:w="60" w:type="dxa"/>
+              <w:right w:w="100" w:type="dxa"/>
+            </w:tcMar>
+          </w:tcPr>
+          <w:p>
+            <w:pPr>
+              <w:spacing w:before="0" w:after="0"/>
+            </w:pPr>
+            <w:r/>
+            <w:r>
+              <w:rPr>
+                <w:sz w:val="18"/>
+              </w:rPr>
+              <w:t>日付の読み取り（Date でも文字列でも）、年×12＋月の通し番号、今の年度（4月始まり）。</w:t>
+            </w:r>
+          </w:p>
+        </w:tc>
+      </w:tr>
+    </w:tbl>
+    <w:p>
+      <w:pPr>
+        <w:spacing w:after="160"/>
+      </w:pPr>
+    </w:p>
+    <w:p>
+      <w:pPr>
+        <w:pStyle w:val="2"/>
+        <w:spacing w:before="240" w:after="80"/>
+      </w:pPr>
+      <w:r>
+        <w:t>7-16. due.gs ── 点検期限</w:t>
+      </w:r>
+    </w:p>
+    <w:tbl>
+      <w:tblPr>
+        <w:tblW w:w="9360" w:type="dxa"/>
+        <w:tblBorders>
+          <w:top w:val="single" w:sz="4" w:space="0" w:color="D4DAD7"/>
+          <w:left w:val="single" w:sz="4" w:space="0" w:color="D4DAD7"/>
+          <w:bottom w:val="single" w:sz="4" w:space="0" w:color="D4DAD7"/>
+          <w:right w:val="single" w:sz="4" w:space="0" w:color="D4DAD7"/>
+          <w:insideH w:val="single" w:sz="2" w:space="0" w:color="E3EAE7"/>
+          <w:insideV w:val="single" w:sz="2" w:space="0" w:color="E3EAE7"/>
+        </w:tblBorders>
+        <w:tblLayout w:type="fixed"/>
+        <w:tblLook w:firstColumn="1" w:firstRow="1" w:lastColumn="0" w:lastRow="0" w:noHBand="0" w:noVBand="1" w:val="04A0"/>
+      </w:tblPr>
+      <w:tblGrid>
+        <w:gridCol w:w="2433"/>
+        <w:gridCol w:w="6926"/>
+      </w:tblGrid>
+      <w:tr>
+        <w:trPr>
+          <w:tblHeader/>
+          <w:cantSplit/>
+        </w:trPr>
+        <w:tc>
+          <w:tcPr>
+            <w:tcW w:type="dxa" w:w="2433"/>
+            <w:shd w:val="clear" w:color="auto" w:fill="EDF6F3"/>
+            <w:tcMar>
+              <w:top w:w="60" w:type="dxa"/>
+              <w:left w:w="100" w:type="dxa"/>
+              <w:bottom w:w="60" w:type="dxa"/>
+              <w:right w:w="100" w:type="dxa"/>
+            </w:tcMar>
+          </w:tcPr>
+          <w:p>
+            <w:pPr>
+              <w:spacing w:before="0" w:after="0"/>
+            </w:pPr>
+            <w:r/>
+            <w:r>
+              <w:rPr>
+                <w:b/>
+                <w:sz w:val="18"/>
+              </w:rPr>
+              <w:t>関数</w:t>
+            </w:r>
+          </w:p>
+        </w:tc>
+        <w:tc>
+          <w:tcPr>
+            <w:tcW w:type="dxa" w:w="6925"/>
+            <w:shd w:val="clear" w:color="auto" w:fill="EDF6F3"/>
+            <w:tcMar>
+              <w:top w:w="60" w:type="dxa"/>
+              <w:left w:w="100" w:type="dxa"/>
+              <w:bottom w:w="60" w:type="dxa"/>
+              <w:right w:w="100" w:type="dxa"/>
+            </w:tcMar>
+          </w:tcPr>
+          <w:p>
+            <w:pPr>
+              <w:spacing w:before="0" w:after="0"/>
+            </w:pPr>
+            <w:r/>
+            <w:r>
+              <w:rPr>
+                <w:b/>
+                <w:sz w:val="18"/>
+              </w:rPr>
+              <w:t>処理内容</w:t>
+            </w:r>
+          </w:p>
+        </w:tc>
+      </w:tr>
+      <w:tr>
+        <w:trPr>
+          <w:cantSplit/>
+        </w:trPr>
+        <w:tc>
+          <w:tcPr>
+            <w:tcW w:type="dxa" w:w="2433"/>
+            <w:tcMar>
+              <w:top w:w="60" w:type="dxa"/>
+              <w:left w:w="100" w:type="dxa"/>
+              <w:bottom w:w="60" w:type="dxa"/>
+              <w:right w:w="100" w:type="dxa"/>
+            </w:tcMar>
+          </w:tcPr>
+          <w:p>
+            <w:pPr>
+              <w:spacing w:before="0" w:after="0"/>
+            </w:pPr>
+            <w:r/>
+            <w:r>
+              <w:rPr>
+                <w:sz w:val="18"/>
+              </w:rPr>
+              <w:t>dueWindow_ / dueLevel_</w:t>
+            </w:r>
+          </w:p>
+        </w:tc>
+        <w:tc>
+          <w:tcPr>
+            <w:tcW w:type="dxa" w:w="6925"/>
+            <w:tcMar>
+              <w:top w:w="60" w:type="dxa"/>
+              <w:left w:w="100" w:type="dxa"/>
+              <w:bottom w:w="60" w:type="dxa"/>
+              <w:right w:w="100" w:type="dxa"/>
+            </w:tcMar>
+          </w:tcPr>
+          <w:p>
+            <w:pPr>
+              <w:spacing w:before="0" w:after="0"/>
+            </w:pPr>
+            <w:r/>
+            <w:r>
+              <w:rPr>
+                <w:sz w:val="18"/>
+              </w:rPr>
+              <w:t>周期から「期限が近い」の幅、残り日数と周期から目印を出す。</w:t>
+            </w:r>
+          </w:p>
+        </w:tc>
+      </w:tr>
+      <w:tr>
+        <w:trPr>
+          <w:cantSplit/>
+        </w:trPr>
+        <w:tc>
+          <w:tcPr>
+            <w:tcW w:type="dxa" w:w="2433"/>
+            <w:tcMar>
+              <w:top w:w="60" w:type="dxa"/>
+              <w:left w:w="100" w:type="dxa"/>
+              <w:bottom w:w="60" w:type="dxa"/>
+              <w:right w:w="100" w:type="dxa"/>
+            </w:tcMar>
+          </w:tcPr>
+          <w:p>
+            <w:pPr>
+              <w:spacing w:before="0" w:after="0"/>
+            </w:pPr>
+            <w:r/>
+            <w:r>
+              <w:rPr>
+                <w:sz w:val="18"/>
+              </w:rPr>
+              <w:t>dueBase_ / dueOf_</w:t>
+            </w:r>
+          </w:p>
+        </w:tc>
+        <w:tc>
+          <w:tcPr>
+            <w:tcW w:type="dxa" w:w="6925"/>
+            <w:tcMar>
+              <w:top w:w="60" w:type="dxa"/>
+              <w:left w:w="100" w:type="dxa"/>
+              <w:bottom w:w="60" w:type="dxa"/>
+              <w:right w:w="100" w:type="dxa"/>
+            </w:tcMar>
+          </w:tcPr>
+          <w:p>
+            <w:pPr>
+              <w:spacing w:before="0" w:after="0"/>
+            </w:pPr>
+            <w:r/>
+            <w:r>
+              <w:rPr>
+                <w:sz w:val="18"/>
+              </w:rPr>
+              <w:t>機器区分と履歴を1回だけ読み、機器ごとの部署点検・業者点検の次回予定日と目印を出す。</w:t>
+            </w:r>
+          </w:p>
+        </w:tc>
+      </w:tr>
+      <w:tr>
+        <w:trPr>
+          <w:cantSplit/>
+        </w:trPr>
+        <w:tc>
+          <w:tcPr>
+            <w:tcW w:type="dxa" w:w="2433"/>
+            <w:tcMar>
+              <w:top w:w="60" w:type="dxa"/>
+              <w:left w:w="100" w:type="dxa"/>
+              <w:bottom w:w="60" w:type="dxa"/>
+              <w:right w:w="100" w:type="dxa"/>
+            </w:tcMar>
+          </w:tcPr>
+          <w:p>
+            <w:pPr>
+              <w:spacing w:before="0" w:after="0"/>
+            </w:pPr>
+            <w:r/>
+            <w:r>
+              <w:rPr>
+                <w:sz w:val="18"/>
+              </w:rPr>
+              <w:t>dueForDevice_</w:t>
+            </w:r>
+          </w:p>
+        </w:tc>
+        <w:tc>
+          <w:tcPr>
+            <w:tcW w:type="dxa" w:w="6925"/>
+            <w:tcMar>
+              <w:top w:w="60" w:type="dxa"/>
+              <w:left w:w="100" w:type="dxa"/>
+              <w:bottom w:w="60" w:type="dxa"/>
+              <w:right w:w="100" w:type="dxa"/>
+            </w:tcMar>
+          </w:tcPr>
+          <w:p>
+            <w:pPr>
+              <w:spacing w:before="0" w:after="0"/>
+            </w:pPr>
+            <w:r/>
+            <w:r>
+              <w:rPr>
+                <w:sz w:val="18"/>
+              </w:rPr>
+              <w:t>点検画面の機器カード用。1台ぶん。</w:t>
+            </w:r>
+          </w:p>
+        </w:tc>
+      </w:tr>
+      <w:tr>
+        <w:trPr>
+          <w:cantSplit/>
+        </w:trPr>
+        <w:tc>
+          <w:tcPr>
+            <w:tcW w:type="dxa" w:w="2433"/>
+            <w:tcMar>
+              <w:top w:w="60" w:type="dxa"/>
+              <w:left w:w="100" w:type="dxa"/>
+              <w:bottom w:w="60" w:type="dxa"/>
+              <w:right w:w="100" w:type="dxa"/>
+            </w:tcMar>
+          </w:tcPr>
+          <w:p>
+            <w:pPr>
+              <w:spacing w:before="0" w:after="0"/>
+            </w:pPr>
+            <w:r/>
+            <w:r>
+              <w:rPr>
+                <w:sz w:val="18"/>
+              </w:rPr>
+              <w:t>getDueList</w:t>
+            </w:r>
+          </w:p>
+        </w:tc>
+        <w:tc>
+          <w:tcPr>
+            <w:tcW w:type="dxa" w:w="6925"/>
+            <w:tcMar>
+              <w:top w:w="60" w:type="dxa"/>
+              <w:left w:w="100" w:type="dxa"/>
+              <w:bottom w:w="60" w:type="dxa"/>
+              <w:right w:w="100" w:type="dxa"/>
+            </w:tcMar>
+          </w:tcPr>
+          <w:p>
+            <w:pPr>
+              <w:spacing w:before="0" w:after="0"/>
+            </w:pPr>
+            <w:r/>
+            <w:r>
+              <w:rPr>
+                <w:sz w:val="18"/>
+              </w:rPr>
+              <w:t>点検画面の一覧用。部署を絞り、部署点検の目印の付いた機器を残り日数順に返す。</w:t>
+            </w:r>
+          </w:p>
+        </w:tc>
+      </w:tr>
+      <w:tr>
+        <w:trPr>
+          <w:cantSplit/>
+        </w:trPr>
+        <w:tc>
+          <w:tcPr>
+            <w:tcW w:type="dxa" w:w="2433"/>
+            <w:tcMar>
+              <w:top w:w="60" w:type="dxa"/>
+              <w:left w:w="100" w:type="dxa"/>
+              <w:bottom w:w="60" w:type="dxa"/>
+              <w:right w:w="100" w:type="dxa"/>
+            </w:tcMar>
+          </w:tcPr>
+          <w:p>
+            <w:pPr>
+              <w:spacing w:before="0" w:after="0"/>
+            </w:pPr>
+            <w:r/>
+            <w:r>
+              <w:rPr>
+                <w:sz w:val="18"/>
+              </w:rPr>
+              <w:t>dueAugmentLedger_</w:t>
+            </w:r>
+          </w:p>
+        </w:tc>
+        <w:tc>
+          <w:tcPr>
+            <w:tcW w:type="dxa" w:w="6925"/>
+            <w:tcMar>
+              <w:top w:w="60" w:type="dxa"/>
+              <w:left w:w="100" w:type="dxa"/>
+              <w:bottom w:w="60" w:type="dxa"/>
+              <w:right w:w="100" w:type="dxa"/>
+            </w:tcMar>
+          </w:tcPr>
+          <w:p>
+            <w:pPr>
+              <w:spacing w:before="0" w:after="0"/>
+            </w:pPr>
+            <w:r/>
+            <w:r>
+              <w:rPr>
+                <w:sz w:val="18"/>
+              </w:rPr>
+              <w:t>台帳ビュー用。台帳の各行に _dueDept / _dueMaker（目印と残り日数）を足す。</w:t>
+            </w:r>
+          </w:p>
+        </w:tc>
+      </w:tr>
+      <w:tr>
+        <w:trPr>
+          <w:cantSplit/>
+        </w:trPr>
+        <w:tc>
+          <w:tcPr>
+            <w:tcW w:type="dxa" w:w="2433"/>
+            <w:tcMar>
+              <w:top w:w="60" w:type="dxa"/>
+              <w:left w:w="100" w:type="dxa"/>
+              <w:bottom w:w="60" w:type="dxa"/>
+              <w:right w:w="100" w:type="dxa"/>
+            </w:tcMar>
+          </w:tcPr>
+          <w:p>
+            <w:pPr>
+              <w:spacing w:before="0" w:after="0"/>
+            </w:pPr>
+            <w:r/>
+            <w:r>
+              <w:rPr>
+                <w:sz w:val="18"/>
+              </w:rPr>
+              <w:t>dueAddMonths_ / dueDayNum_ / dueRuleText_</w:t>
+            </w:r>
+          </w:p>
+        </w:tc>
+        <w:tc>
+          <w:tcPr>
+            <w:tcW w:type="dxa" w:w="6925"/>
+            <w:tcMar>
+              <w:top w:w="60" w:type="dxa"/>
+              <w:left w:w="100" w:type="dxa"/>
+              <w:bottom w:w="60" w:type="dxa"/>
+              <w:right w:w="100" w:type="dxa"/>
+            </w:tcMar>
+          </w:tcPr>
+          <w:p>
+            <w:pPr>
+              <w:spacing w:before="0" w:after="0"/>
+            </w:pPr>
+            <w:r/>
+            <w:r>
+              <w:rPr>
+                <w:sz w:val="18"/>
+              </w:rPr>
+              <w:t>月の加算（月末に丸める）、日本時間の通し日数、画面に出す決まりの説明。</w:t>
+            </w:r>
+          </w:p>
+        </w:tc>
+      </w:tr>
+    </w:tbl>
+    <w:p>
+      <w:pPr>
+        <w:spacing w:after="160"/>
+      </w:pPr>
+    </w:p>
+    <w:p>
+      <w:pPr>
+        <w:pStyle w:val="2"/>
+        <w:spacing w:before="240" w:after="80"/>
+      </w:pPr>
+      <w:r>
+        <w:t>7-17. summary.gs ── 月次サマリー</w:t>
+      </w:r>
+    </w:p>
+    <w:tbl>
+      <w:tblPr>
+        <w:tblW w:w="9360" w:type="dxa"/>
+        <w:tblBorders>
+          <w:top w:val="single" w:sz="4" w:space="0" w:color="D4DAD7"/>
+          <w:left w:val="single" w:sz="4" w:space="0" w:color="D4DAD7"/>
+          <w:bottom w:val="single" w:sz="4" w:space="0" w:color="D4DAD7"/>
+          <w:right w:val="single" w:sz="4" w:space="0" w:color="D4DAD7"/>
+          <w:insideH w:val="single" w:sz="2" w:space="0" w:color="E3EAE7"/>
+          <w:insideV w:val="single" w:sz="2" w:space="0" w:color="E3EAE7"/>
+        </w:tblBorders>
+        <w:tblLayout w:type="fixed"/>
+        <w:tblLook w:firstColumn="1" w:firstRow="1" w:lastColumn="0" w:lastRow="0" w:noHBand="0" w:noVBand="1" w:val="04A0"/>
+      </w:tblPr>
+      <w:tblGrid>
+        <w:gridCol w:w="2433"/>
+        <w:gridCol w:w="6926"/>
+      </w:tblGrid>
+      <w:tr>
+        <w:trPr>
+          <w:tblHeader/>
+          <w:cantSplit/>
+        </w:trPr>
+        <w:tc>
+          <w:tcPr>
+            <w:tcW w:type="dxa" w:w="2433"/>
+            <w:shd w:val="clear" w:color="auto" w:fill="EDF6F3"/>
+            <w:tcMar>
+              <w:top w:w="60" w:type="dxa"/>
+              <w:left w:w="100" w:type="dxa"/>
+              <w:bottom w:w="60" w:type="dxa"/>
+              <w:right w:w="100" w:type="dxa"/>
+            </w:tcMar>
+          </w:tcPr>
+          <w:p>
+            <w:pPr>
+              <w:spacing w:before="0" w:after="0"/>
+            </w:pPr>
+            <w:r/>
+            <w:r>
+              <w:rPr>
+                <w:b/>
+                <w:sz w:val="18"/>
+              </w:rPr>
+              <w:t>関数</w:t>
+            </w:r>
+          </w:p>
+        </w:tc>
+        <w:tc>
+          <w:tcPr>
+            <w:tcW w:type="dxa" w:w="6925"/>
+            <w:shd w:val="clear" w:color="auto" w:fill="EDF6F3"/>
+            <w:tcMar>
+              <w:top w:w="60" w:type="dxa"/>
+              <w:left w:w="100" w:type="dxa"/>
+              <w:bottom w:w="60" w:type="dxa"/>
+              <w:right w:w="100" w:type="dxa"/>
+            </w:tcMar>
+          </w:tcPr>
+          <w:p>
+            <w:pPr>
+              <w:spacing w:before="0" w:after="0"/>
+            </w:pPr>
+            <w:r/>
+            <w:r>
+              <w:rPr>
+                <w:b/>
+                <w:sz w:val="18"/>
+              </w:rPr>
+              <w:t>処理内容</w:t>
+            </w:r>
+          </w:p>
+        </w:tc>
+      </w:tr>
+      <w:tr>
+        <w:trPr>
+          <w:cantSplit/>
+        </w:trPr>
+        <w:tc>
+          <w:tcPr>
+            <w:tcW w:type="dxa" w:w="2433"/>
+            <w:tcMar>
+              <w:top w:w="60" w:type="dxa"/>
+              <w:left w:w="100" w:type="dxa"/>
+              <w:bottom w:w="60" w:type="dxa"/>
+              <w:right w:w="100" w:type="dxa"/>
+            </w:tcMar>
+          </w:tcPr>
+          <w:p>
+            <w:pPr>
+              <w:spacing w:before="0" w:after="0"/>
+            </w:pPr>
+            <w:r/>
+            <w:r>
+              <w:rPr>
+                <w:sz w:val="18"/>
+              </w:rPr>
+              <w:t>summaryMonthly</w:t>
+            </w:r>
+          </w:p>
+        </w:tc>
+        <w:tc>
+          <w:tcPr>
+            <w:tcW w:type="dxa" w:w="6925"/>
+            <w:tcMar>
+              <w:top w:w="60" w:type="dxa"/>
+              <w:left w:w="100" w:type="dxa"/>
+              <w:bottom w:w="60" w:type="dxa"/>
+              <w:right w:w="100" w:type="dxa"/>
+            </w:tcMar>
+          </w:tcPr>
+          <w:p>
+            <w:pPr>
+              <w:spacing w:before="0" w:after="0"/>
+            </w:pPr>
+            <w:r/>
+            <w:r>
+              <w:rPr>
+                <w:sz w:val="18"/>
+              </w:rPr>
+              <w:t>トリガーから呼ばれる。止めていないか、先月分を送っていないかを見てから送る。</w:t>
+            </w:r>
+          </w:p>
+        </w:tc>
+      </w:tr>
+      <w:tr>
+        <w:trPr>
+          <w:cantSplit/>
+        </w:trPr>
+        <w:tc>
+          <w:tcPr>
+            <w:tcW w:type="dxa" w:w="2433"/>
+            <w:tcMar>
+              <w:top w:w="60" w:type="dxa"/>
+              <w:left w:w="100" w:type="dxa"/>
+              <w:bottom w:w="60" w:type="dxa"/>
+              <w:right w:w="100" w:type="dxa"/>
+            </w:tcMar>
+          </w:tcPr>
+          <w:p>
+            <w:pPr>
+              <w:spacing w:before="0" w:after="0"/>
+            </w:pPr>
+            <w:r/>
+            <w:r>
+              <w:rPr>
+                <w:sz w:val="18"/>
+              </w:rPr>
+              <w:t>smCollect_</w:t>
+            </w:r>
+          </w:p>
+        </w:tc>
+        <w:tc>
+          <w:tcPr>
+            <w:tcW w:type="dxa" w:w="6925"/>
+            <w:tcMar>
+              <w:top w:w="60" w:type="dxa"/>
+              <w:left w:w="100" w:type="dxa"/>
+              <w:bottom w:w="60" w:type="dxa"/>
+              <w:right w:w="100" w:type="dxa"/>
+            </w:tcMar>
+          </w:tcPr>
+          <w:p>
+            <w:pPr>
+              <w:spacing w:before="0" w:after="0"/>
+            </w:pPr>
+            <w:r/>
+            <w:r>
+              <w:rPr>
+                <w:sz w:val="18"/>
+              </w:rPr>
+              <w:t>先月の数字を集める。帳票の計画（先月の列）、due.gs の期限、履歴の故障とその他報告、いまの故障中・修理中。</w:t>
+            </w:r>
+          </w:p>
+        </w:tc>
+      </w:tr>
+      <w:tr>
+        <w:trPr>
+          <w:cantSplit/>
+        </w:trPr>
+        <w:tc>
+          <w:tcPr>
+            <w:tcW w:type="dxa" w:w="2433"/>
+            <w:tcMar>
+              <w:top w:w="60" w:type="dxa"/>
+              <w:left w:w="100" w:type="dxa"/>
+              <w:bottom w:w="60" w:type="dxa"/>
+              <w:right w:w="100" w:type="dxa"/>
+            </w:tcMar>
+          </w:tcPr>
+          <w:p>
+            <w:pPr>
+              <w:spacing w:before="0" w:after="0"/>
+            </w:pPr>
+            <w:r/>
+            <w:r>
+              <w:rPr>
+                <w:sz w:val="18"/>
+              </w:rPr>
+              <w:t>smBuild_</w:t>
+            </w:r>
+          </w:p>
+        </w:tc>
+        <w:tc>
+          <w:tcPr>
+            <w:tcW w:type="dxa" w:w="6925"/>
+            <w:tcMar>
+              <w:top w:w="60" w:type="dxa"/>
+              <w:left w:w="100" w:type="dxa"/>
+              <w:bottom w:w="60" w:type="dxa"/>
+              <w:right w:w="100" w:type="dxa"/>
+            </w:tcMar>
+          </w:tcPr>
+          <w:p>
+            <w:pPr>
+              <w:spacing w:before="0" w:after="0"/>
+            </w:pPr>
+            <w:r/>
+            <w:r>
+              <w:rPr>
+                <w:sz w:val="18"/>
+              </w:rPr>
+              <w:t>件名と本文を組む。</w:t>
+            </w:r>
+          </w:p>
+        </w:tc>
+      </w:tr>
+      <w:tr>
+        <w:trPr>
+          <w:cantSplit/>
+        </w:trPr>
+        <w:tc>
+          <w:tcPr>
+            <w:tcW w:type="dxa" w:w="2433"/>
+            <w:tcMar>
+              <w:top w:w="60" w:type="dxa"/>
+              <w:left w:w="100" w:type="dxa"/>
+              <w:bottom w:w="60" w:type="dxa"/>
+              <w:right w:w="100" w:type="dxa"/>
+            </w:tcMar>
+          </w:tcPr>
+          <w:p>
+            <w:pPr>
+              <w:spacing w:before="0" w:after="0"/>
+            </w:pPr>
+            <w:r/>
+            <w:r>
+              <w:rPr>
+                <w:sz w:val="18"/>
+              </w:rPr>
+              <w:t>smSend_</w:t>
+            </w:r>
+          </w:p>
+        </w:tc>
+        <w:tc>
+          <w:tcPr>
+            <w:tcW w:type="dxa" w:w="6925"/>
+            <w:tcMar>
+              <w:top w:w="60" w:type="dxa"/>
+              <w:left w:w="100" w:type="dxa"/>
+              <w:bottom w:w="60" w:type="dxa"/>
+              <w:right w:w="100" w:type="dxa"/>
+            </w:tcMar>
+          </w:tcPr>
+          <w:p>
+            <w:pPr>
+              <w:spacing w:before="0" w:after="0"/>
+            </w:pPr>
+            <w:r/>
+            <w:r>
+              <w:rPr>
+                <w:sz w:val="18"/>
+              </w:rPr>
+              <w:t>送る相手全員に1人ずつ送る。残りの送信数を先に見る。結果を __LOG に残す。</w:t>
+            </w:r>
+          </w:p>
+        </w:tc>
+      </w:tr>
+      <w:tr>
+        <w:trPr>
+          <w:cantSplit/>
+        </w:trPr>
+        <w:tc>
+          <w:tcPr>
+            <w:tcW w:type="dxa" w:w="2433"/>
+            <w:tcMar>
+              <w:top w:w="60" w:type="dxa"/>
+              <w:left w:w="100" w:type="dxa"/>
+              <w:bottom w:w="60" w:type="dxa"/>
+              <w:right w:w="100" w:type="dxa"/>
+            </w:tcMar>
+          </w:tcPr>
+          <w:p>
+            <w:pPr>
+              <w:spacing w:before="0" w:after="0"/>
+            </w:pPr>
+            <w:r/>
+            <w:r>
+              <w:rPr>
+                <w:sz w:val="18"/>
+              </w:rPr>
+              <w:t>smRecipients_ / smSince_</w:t>
+            </w:r>
+          </w:p>
+        </w:tc>
+        <w:tc>
+          <w:tcPr>
+            <w:tcW w:type="dxa" w:w="6925"/>
+            <w:tcMar>
+              <w:top w:w="60" w:type="dxa"/>
+              <w:left w:w="100" w:type="dxa"/>
+              <w:bottom w:w="60" w:type="dxa"/>
+              <w:right w:w="100" w:type="dxa"/>
+            </w:tcMar>
+          </w:tcPr>
+          <w:p>
+            <w:pPr>
+              <w:spacing w:before="0" w:after="0"/>
+            </w:pPr>
+            <w:r/>
+            <w:r>
+              <w:rPr>
+                <w:sz w:val="18"/>
+              </w:rPr>
+              <w:t>送る相手（MAIL_TO ＋ LW_TO_USERS のメールアドレスの形のもの）と、記録し始めた月。</w:t>
+            </w:r>
+          </w:p>
+        </w:tc>
+      </w:tr>
+      <w:tr>
+        <w:trPr>
+          <w:cantSplit/>
+        </w:trPr>
+        <w:tc>
+          <w:tcPr>
+            <w:tcW w:type="dxa" w:w="2433"/>
+            <w:tcMar>
+              <w:top w:w="60" w:type="dxa"/>
+              <w:left w:w="100" w:type="dxa"/>
+              <w:bottom w:w="60" w:type="dxa"/>
+              <w:right w:w="100" w:type="dxa"/>
+            </w:tcMar>
+          </w:tcPr>
+          <w:p>
+            <w:pPr>
+              <w:spacing w:before="0" w:after="0"/>
+            </w:pPr>
+            <w:r/>
+            <w:r>
+              <w:rPr>
+                <w:sz w:val="18"/>
+              </w:rPr>
+              <w:t>smInstallTrigger / smRemoveTrigger / smStatus_</w:t>
+            </w:r>
+          </w:p>
+        </w:tc>
+        <w:tc>
+          <w:tcPr>
+            <w:tcW w:type="dxa" w:w="6925"/>
+            <w:tcMar>
+              <w:top w:w="60" w:type="dxa"/>
+              <w:left w:w="100" w:type="dxa"/>
+              <w:bottom w:w="60" w:type="dxa"/>
+              <w:right w:w="100" w:type="dxa"/>
+            </w:tcMar>
+          </w:tcPr>
+          <w:p>
+            <w:pPr>
+              <w:spacing w:before="0" w:after="0"/>
+            </w:pPr>
+            <w:r/>
+            <w:r>
+              <w:rPr>
+                <w:sz w:val="18"/>
+              </w:rPr>
+              <w:t>自動送信の付け外しと、設定画面に出す状態。</w:t>
+            </w:r>
+          </w:p>
+        </w:tc>
+      </w:tr>
+      <w:tr>
+        <w:trPr>
+          <w:cantSplit/>
+        </w:trPr>
+        <w:tc>
+          <w:tcPr>
+            <w:tcW w:type="dxa" w:w="2433"/>
+            <w:tcMar>
+              <w:top w:w="60" w:type="dxa"/>
+              <w:left w:w="100" w:type="dxa"/>
+              <w:bottom w:w="60" w:type="dxa"/>
+              <w:right w:w="100" w:type="dxa"/>
+            </w:tcMar>
+          </w:tcPr>
+          <w:p>
+            <w:pPr>
+              <w:spacing w:before="0" w:after="0"/>
+            </w:pPr>
+            <w:r/>
+            <w:r>
+              <w:rPr>
+                <w:sz w:val="18"/>
+              </w:rPr>
+              <w:t>summaryPreview / summarySendTest</w:t>
+            </w:r>
+          </w:p>
+        </w:tc>
+        <w:tc>
+          <w:tcPr>
+            <w:tcW w:type="dxa" w:w="6925"/>
+            <w:tcMar>
+              <w:top w:w="60" w:type="dxa"/>
+              <w:left w:w="100" w:type="dxa"/>
+              <w:bottom w:w="60" w:type="dxa"/>
+              <w:right w:w="100" w:type="dxa"/>
+            </w:tcMar>
+          </w:tcPr>
+          <w:p>
+            <w:pPr>
+              <w:spacing w:before="0" w:after="0"/>
+            </w:pPr>
+            <w:r/>
+            <w:r>
+              <w:rPr>
+                <w:sz w:val="18"/>
+              </w:rPr>
+              <w:t>エディタからの確認用。本文をログに出す／【テスト】を付けて送る。</w:t>
+            </w:r>
+          </w:p>
+        </w:tc>
+      </w:tr>
+      <w:tr>
+        <w:trPr>
+          <w:cantSplit/>
+        </w:trPr>
+        <w:tc>
+          <w:tcPr>
+            <w:tcW w:type="dxa" w:w="2433"/>
+            <w:tcMar>
+              <w:top w:w="60" w:type="dxa"/>
+              <w:left w:w="100" w:type="dxa"/>
+              <w:bottom w:w="60" w:type="dxa"/>
+              <w:right w:w="100" w:type="dxa"/>
+            </w:tcMar>
+          </w:tcPr>
+          <w:p>
+            <w:pPr>
+              <w:spacing w:before="0" w:after="0"/>
+            </w:pPr>
+            <w:r/>
+            <w:r>
+              <w:rPr>
+                <w:sz w:val="18"/>
+              </w:rPr>
+              <w:t>settingsSummary（settings.gs）</w:t>
+            </w:r>
+          </w:p>
+        </w:tc>
+        <w:tc>
+          <w:tcPr>
+            <w:tcW w:type="dxa" w:w="6925"/>
+            <w:tcMar>
+              <w:top w:w="60" w:type="dxa"/>
+              <w:left w:w="100" w:type="dxa"/>
+              <w:bottom w:w="60" w:type="dxa"/>
+              <w:right w:w="100" w:type="dxa"/>
+            </w:tcMar>
+          </w:tcPr>
+          <w:p>
+            <w:pPr>
+              <w:spacing w:before="0" w:after="0"/>
+            </w:pPr>
+            <w:r/>
+            <w:r>
+              <w:rPr>
+                <w:sz w:val="18"/>
+              </w:rPr>
+              <w:t>設定画面のボタンから上の操作を呼ぶ。操作した人を __LOG に残す。</w:t>
+            </w:r>
+          </w:p>
+        </w:tc>
+      </w:tr>
+    </w:tbl>
+    <w:p>
+      <w:pPr>
+        <w:spacing w:after="160"/>
+      </w:pPr>
+    </w:p>
+    <w:p>
+      <w:pPr>
+        <w:pStyle w:val="2"/>
+        <w:spacing w:before="240" w:after="80"/>
+      </w:pPr>
+      <w:r>
+        <w:t>7-18. 主な定数</w:t>
       </w:r>
     </w:p>
     <w:tbl>
@@ -27639,6 +34312,524 @@
                 <w:sz w:val="18"/>
               </w:rPr>
               <w:t>自動で回す曜日と時刻。</w:t>
+            </w:r>
+          </w:p>
+        </w:tc>
+      </w:tr>
+      <w:tr>
+        <w:trPr>
+          <w:cantSplit/>
+        </w:trPr>
+        <w:tc>
+          <w:tcPr>
+            <w:tcW w:type="dxa" w:w="2433"/>
+            <w:tcMar>
+              <w:top w:w="60" w:type="dxa"/>
+              <w:left w:w="100" w:type="dxa"/>
+              <w:bottom w:w="60" w:type="dxa"/>
+              <w:right w:w="100" w:type="dxa"/>
+            </w:tcMar>
+          </w:tcPr>
+          <w:p>
+            <w:pPr>
+              <w:spacing w:before="0" w:after="0"/>
+            </w:pPr>
+            <w:r/>
+            <w:r>
+              <w:rPr>
+                <w:sz w:val="18"/>
+              </w:rPr>
+              <w:t>SM_DAY / SM_HOUR</w:t>
+            </w:r>
+          </w:p>
+        </w:tc>
+        <w:tc>
+          <w:tcPr>
+            <w:tcW w:type="dxa" w:w="1591"/>
+            <w:tcMar>
+              <w:top w:w="60" w:type="dxa"/>
+              <w:left w:w="100" w:type="dxa"/>
+              <w:bottom w:w="60" w:type="dxa"/>
+              <w:right w:w="100" w:type="dxa"/>
+            </w:tcMar>
+          </w:tcPr>
+          <w:p>
+            <w:pPr>
+              <w:spacing w:before="0" w:after="0"/>
+            </w:pPr>
+            <w:r/>
+            <w:r>
+              <w:rPr>
+                <w:sz w:val="18"/>
+              </w:rPr>
+              <w:t>1 / 8</w:t>
+            </w:r>
+          </w:p>
+        </w:tc>
+        <w:tc>
+          <w:tcPr>
+            <w:tcW w:type="dxa" w:w="5334"/>
+            <w:tcMar>
+              <w:top w:w="60" w:type="dxa"/>
+              <w:left w:w="100" w:type="dxa"/>
+              <w:bottom w:w="60" w:type="dxa"/>
+              <w:right w:w="100" w:type="dxa"/>
+            </w:tcMar>
+          </w:tcPr>
+          <w:p>
+            <w:pPr>
+              <w:spacing w:before="0" w:after="0"/>
+            </w:pPr>
+            <w:r/>
+            <w:r>
+              <w:rPr>
+                <w:sz w:val="18"/>
+              </w:rPr>
+              <w:t>月次サマリーを送る日と時刻。</w:t>
+            </w:r>
+          </w:p>
+        </w:tc>
+      </w:tr>
+      <w:tr>
+        <w:trPr>
+          <w:cantSplit/>
+        </w:trPr>
+        <w:tc>
+          <w:tcPr>
+            <w:tcW w:type="dxa" w:w="2433"/>
+            <w:tcMar>
+              <w:top w:w="60" w:type="dxa"/>
+              <w:left w:w="100" w:type="dxa"/>
+              <w:bottom w:w="60" w:type="dxa"/>
+              <w:right w:w="100" w:type="dxa"/>
+            </w:tcMar>
+          </w:tcPr>
+          <w:p>
+            <w:pPr>
+              <w:spacing w:before="0" w:after="0"/>
+            </w:pPr>
+            <w:r/>
+            <w:r>
+              <w:rPr>
+                <w:sz w:val="18"/>
+              </w:rPr>
+              <w:t>SM_LONG</w:t>
+            </w:r>
+          </w:p>
+        </w:tc>
+        <w:tc>
+          <w:tcPr>
+            <w:tcW w:type="dxa" w:w="1591"/>
+            <w:tcMar>
+              <w:top w:w="60" w:type="dxa"/>
+              <w:left w:w="100" w:type="dxa"/>
+              <w:bottom w:w="60" w:type="dxa"/>
+              <w:right w:w="100" w:type="dxa"/>
+            </w:tcMar>
+          </w:tcPr>
+          <w:p>
+            <w:pPr>
+              <w:spacing w:before="0" w:after="0"/>
+            </w:pPr>
+            <w:r/>
+            <w:r>
+              <w:rPr>
+                <w:sz w:val="18"/>
+              </w:rPr>
+              <w:t>30</w:t>
+            </w:r>
+          </w:p>
+        </w:tc>
+        <w:tc>
+          <w:tcPr>
+            <w:tcW w:type="dxa" w:w="5334"/>
+            <w:tcMar>
+              <w:top w:w="60" w:type="dxa"/>
+              <w:left w:w="100" w:type="dxa"/>
+              <w:bottom w:w="60" w:type="dxa"/>
+              <w:right w:w="100" w:type="dxa"/>
+            </w:tcMar>
+          </w:tcPr>
+          <w:p>
+            <w:pPr>
+              <w:spacing w:before="0" w:after="0"/>
+            </w:pPr>
+            <w:r/>
+            <w:r>
+              <w:rPr>
+                <w:sz w:val="18"/>
+              </w:rPr>
+              <w:t>故障中・修理中がこの日数を超えたら、サマリーで名指しする。</w:t>
+            </w:r>
+          </w:p>
+        </w:tc>
+      </w:tr>
+      <w:tr>
+        <w:trPr>
+          <w:cantSplit/>
+        </w:trPr>
+        <w:tc>
+          <w:tcPr>
+            <w:tcW w:type="dxa" w:w="2433"/>
+            <w:tcMar>
+              <w:top w:w="60" w:type="dxa"/>
+              <w:left w:w="100" w:type="dxa"/>
+              <w:bottom w:w="60" w:type="dxa"/>
+              <w:right w:w="100" w:type="dxa"/>
+            </w:tcMar>
+          </w:tcPr>
+          <w:p>
+            <w:pPr>
+              <w:spacing w:before="0" w:after="0"/>
+            </w:pPr>
+            <w:r/>
+            <w:r>
+              <w:rPr>
+                <w:sz w:val="18"/>
+              </w:rPr>
+              <w:t>SM_LOW_DEPT / SM_MIN_PLAN</w:t>
+            </w:r>
+          </w:p>
+        </w:tc>
+        <w:tc>
+          <w:tcPr>
+            <w:tcW w:type="dxa" w:w="1591"/>
+            <w:tcMar>
+              <w:top w:w="60" w:type="dxa"/>
+              <w:left w:w="100" w:type="dxa"/>
+              <w:bottom w:w="60" w:type="dxa"/>
+              <w:right w:w="100" w:type="dxa"/>
+            </w:tcMar>
+          </w:tcPr>
+          <w:p>
+            <w:pPr>
+              <w:spacing w:before="0" w:after="0"/>
+            </w:pPr>
+            <w:r/>
+            <w:r>
+              <w:rPr>
+                <w:sz w:val="18"/>
+              </w:rPr>
+              <w:t>3 / 3</w:t>
+            </w:r>
+          </w:p>
+        </w:tc>
+        <w:tc>
+          <w:tcPr>
+            <w:tcW w:type="dxa" w:w="5334"/>
+            <w:tcMar>
+              <w:top w:w="60" w:type="dxa"/>
+              <w:left w:w="100" w:type="dxa"/>
+              <w:bottom w:w="60" w:type="dxa"/>
+              <w:right w:w="100" w:type="dxa"/>
+            </w:tcMar>
+          </w:tcPr>
+          <w:p>
+            <w:pPr>
+              <w:spacing w:before="0" w:after="0"/>
+            </w:pPr>
+            <w:r/>
+            <w:r>
+              <w:rPr>
+                <w:sz w:val="18"/>
+              </w:rPr>
+              <w:t>実施率の低い部署を何件出すか／比べる部署の最低の予定回数。</w:t>
+            </w:r>
+          </w:p>
+        </w:tc>
+      </w:tr>
+      <w:tr>
+        <w:trPr>
+          <w:cantSplit/>
+        </w:trPr>
+        <w:tc>
+          <w:tcPr>
+            <w:tcW w:type="dxa" w:w="2433"/>
+            <w:tcMar>
+              <w:top w:w="60" w:type="dxa"/>
+              <w:left w:w="100" w:type="dxa"/>
+              <w:bottom w:w="60" w:type="dxa"/>
+              <w:right w:w="100" w:type="dxa"/>
+            </w:tcMar>
+          </w:tcPr>
+          <w:p>
+            <w:pPr>
+              <w:spacing w:before="0" w:after="0"/>
+            </w:pPr>
+            <w:r/>
+            <w:r>
+              <w:rPr>
+                <w:sz w:val="18"/>
+              </w:rPr>
+              <w:t>STG_MAX_LIST</w:t>
+            </w:r>
+          </w:p>
+        </w:tc>
+        <w:tc>
+          <w:tcPr>
+            <w:tcW w:type="dxa" w:w="1591"/>
+            <w:tcMar>
+              <w:top w:w="60" w:type="dxa"/>
+              <w:left w:w="100" w:type="dxa"/>
+              <w:bottom w:w="60" w:type="dxa"/>
+              <w:right w:w="100" w:type="dxa"/>
+            </w:tcMar>
+          </w:tcPr>
+          <w:p>
+            <w:pPr>
+              <w:spacing w:before="0" w:after="0"/>
+            </w:pPr>
+            <w:r/>
+            <w:r>
+              <w:rPr>
+                <w:sz w:val="18"/>
+              </w:rPr>
+              <w:t>50</w:t>
+            </w:r>
+          </w:p>
+        </w:tc>
+        <w:tc>
+          <w:tcPr>
+            <w:tcW w:type="dxa" w:w="5334"/>
+            <w:tcMar>
+              <w:top w:w="60" w:type="dxa"/>
+              <w:left w:w="100" w:type="dxa"/>
+              <w:bottom w:w="60" w:type="dxa"/>
+              <w:right w:w="100" w:type="dxa"/>
+            </w:tcMar>
+          </w:tcPr>
+          <w:p>
+            <w:pPr>
+              <w:spacing w:before="0" w:after="0"/>
+            </w:pPr>
+            <w:r/>
+            <w:r>
+              <w:rPr>
+                <w:sz w:val="18"/>
+              </w:rPr>
+              <w:t>設定画面の一覧に入れられる人数の上限。</w:t>
+            </w:r>
+          </w:p>
+        </w:tc>
+      </w:tr>
+      <w:tr>
+        <w:trPr>
+          <w:cantSplit/>
+        </w:trPr>
+        <w:tc>
+          <w:tcPr>
+            <w:tcW w:type="dxa" w:w="2433"/>
+            <w:tcMar>
+              <w:top w:w="60" w:type="dxa"/>
+              <w:left w:w="100" w:type="dxa"/>
+              <w:bottom w:w="60" w:type="dxa"/>
+              <w:right w:w="100" w:type="dxa"/>
+            </w:tcMar>
+          </w:tcPr>
+          <w:p>
+            <w:pPr>
+              <w:spacing w:before="0" w:after="0"/>
+            </w:pPr>
+            <w:r/>
+            <w:r>
+              <w:rPr>
+                <w:sz w:val="18"/>
+              </w:rPr>
+              <w:t>STG_LOG_SHOW</w:t>
+            </w:r>
+          </w:p>
+        </w:tc>
+        <w:tc>
+          <w:tcPr>
+            <w:tcW w:type="dxa" w:w="1591"/>
+            <w:tcMar>
+              <w:top w:w="60" w:type="dxa"/>
+              <w:left w:w="100" w:type="dxa"/>
+              <w:bottom w:w="60" w:type="dxa"/>
+              <w:right w:w="100" w:type="dxa"/>
+            </w:tcMar>
+          </w:tcPr>
+          <w:p>
+            <w:pPr>
+              <w:spacing w:before="0" w:after="0"/>
+            </w:pPr>
+            <w:r/>
+            <w:r>
+              <w:rPr>
+                <w:sz w:val="18"/>
+              </w:rPr>
+              <w:t>30</w:t>
+            </w:r>
+          </w:p>
+        </w:tc>
+        <w:tc>
+          <w:tcPr>
+            <w:tcW w:type="dxa" w:w="5334"/>
+            <w:tcMar>
+              <w:top w:w="60" w:type="dxa"/>
+              <w:left w:w="100" w:type="dxa"/>
+              <w:bottom w:w="60" w:type="dxa"/>
+              <w:right w:w="100" w:type="dxa"/>
+            </w:tcMar>
+          </w:tcPr>
+          <w:p>
+            <w:pPr>
+              <w:spacing w:before="0" w:after="0"/>
+            </w:pPr>
+            <w:r/>
+            <w:r>
+              <w:rPr>
+                <w:sz w:val="18"/>
+              </w:rPr>
+              <w:t>設定画面に出す変更の記録の件数。</w:t>
+            </w:r>
+          </w:p>
+        </w:tc>
+      </w:tr>
+      <w:tr>
+        <w:trPr>
+          <w:cantSplit/>
+        </w:trPr>
+        <w:tc>
+          <w:tcPr>
+            <w:tcW w:type="dxa" w:w="2433"/>
+            <w:tcMar>
+              <w:top w:w="60" w:type="dxa"/>
+              <w:left w:w="100" w:type="dxa"/>
+              <w:bottom w:w="60" w:type="dxa"/>
+              <w:right w:w="100" w:type="dxa"/>
+            </w:tcMar>
+          </w:tcPr>
+          <w:p>
+            <w:pPr>
+              <w:spacing w:before="0" w:after="0"/>
+            </w:pPr>
+            <w:r/>
+            <w:r>
+              <w:rPr>
+                <w:sz w:val="18"/>
+              </w:rPr>
+              <w:t>DUE_WEEK</w:t>
+            </w:r>
+          </w:p>
+        </w:tc>
+        <w:tc>
+          <w:tcPr>
+            <w:tcW w:type="dxa" w:w="1591"/>
+            <w:tcMar>
+              <w:top w:w="60" w:type="dxa"/>
+              <w:left w:w="100" w:type="dxa"/>
+              <w:bottom w:w="60" w:type="dxa"/>
+              <w:right w:w="100" w:type="dxa"/>
+            </w:tcMar>
+          </w:tcPr>
+          <w:p>
+            <w:pPr>
+              <w:spacing w:before="0" w:after="0"/>
+            </w:pPr>
+            <w:r/>
+            <w:r>
+              <w:rPr>
+                <w:sz w:val="18"/>
+              </w:rPr>
+              <w:t>7</w:t>
+            </w:r>
+          </w:p>
+        </w:tc>
+        <w:tc>
+          <w:tcPr>
+            <w:tcW w:type="dxa" w:w="5334"/>
+            <w:tcMar>
+              <w:top w:w="60" w:type="dxa"/>
+              <w:left w:w="100" w:type="dxa"/>
+              <w:bottom w:w="60" w:type="dxa"/>
+              <w:right w:w="100" w:type="dxa"/>
+            </w:tcMar>
+          </w:tcPr>
+          <w:p>
+            <w:pPr>
+              <w:spacing w:before="0" w:after="0"/>
+            </w:pPr>
+            <w:r/>
+            <w:r>
+              <w:rPr>
+                <w:sz w:val="18"/>
+              </w:rPr>
+              <w:t>「7日以内」の日数。</w:t>
+            </w:r>
+          </w:p>
+        </w:tc>
+      </w:tr>
+      <w:tr>
+        <w:trPr>
+          <w:cantSplit/>
+        </w:trPr>
+        <w:tc>
+          <w:tcPr>
+            <w:tcW w:type="dxa" w:w="2433"/>
+            <w:tcMar>
+              <w:top w:w="60" w:type="dxa"/>
+              <w:left w:w="100" w:type="dxa"/>
+              <w:bottom w:w="60" w:type="dxa"/>
+              <w:right w:w="100" w:type="dxa"/>
+            </w:tcMar>
+          </w:tcPr>
+          <w:p>
+            <w:pPr>
+              <w:spacing w:before="0" w:after="0"/>
+            </w:pPr>
+            <w:r/>
+            <w:r>
+              <w:rPr>
+                <w:sz w:val="18"/>
+              </w:rPr>
+              <w:t>DUE_RATIO / DUE_MIN / DUE_MAX</w:t>
+            </w:r>
+          </w:p>
+        </w:tc>
+        <w:tc>
+          <w:tcPr>
+            <w:tcW w:type="dxa" w:w="1591"/>
+            <w:tcMar>
+              <w:top w:w="60" w:type="dxa"/>
+              <w:left w:w="100" w:type="dxa"/>
+              <w:bottom w:w="60" w:type="dxa"/>
+              <w:right w:w="100" w:type="dxa"/>
+            </w:tcMar>
+          </w:tcPr>
+          <w:p>
+            <w:pPr>
+              <w:spacing w:before="0" w:after="0"/>
+            </w:pPr>
+            <w:r/>
+            <w:r>
+              <w:rPr>
+                <w:sz w:val="18"/>
+              </w:rPr>
+              <w:t>0.25 / 7 / 60</w:t>
+            </w:r>
+          </w:p>
+        </w:tc>
+        <w:tc>
+          <w:tcPr>
+            <w:tcW w:type="dxa" w:w="5334"/>
+            <w:tcMar>
+              <w:top w:w="60" w:type="dxa"/>
+              <w:left w:w="100" w:type="dxa"/>
+              <w:bottom w:w="60" w:type="dxa"/>
+              <w:right w:w="100" w:type="dxa"/>
+            </w:tcMar>
+          </w:tcPr>
+          <w:p>
+            <w:pPr>
+              <w:spacing w:before="0" w:after="0"/>
+            </w:pPr>
+            <w:r/>
+            <w:r>
+              <w:rPr>
+                <w:sz w:val="18"/>
+              </w:rPr>
+              <w:t>「期限が近い」は周期のこの割合。最短・最長の日数。</w:t>
             </w:r>
           </w:p>
         </w:tc>
@@ -27858,6 +35049,19 @@
         <w:spacing w:after="80"/>
       </w:pPr>
       <w:r>
+        <w:t>通知の宛先の入れ替えと一時停止は、管理画面の「🛠 設定」から行う。スクリプトエディタで直接変えても動くが、その場合は __LOG に変更の記録が残らない</w:t>
+      </w:r>
+    </w:p>
+    <w:p>
+      <w:pPr>
+        <w:pStyle w:val="a4"/>
+        <w:numPr>
+          <w:ilvl w:val="0"/>
+          <w:numId w:val="2"/>
+        </w:numPr>
+        <w:spacing w:after="80"/>
+      </w:pPr>
+      <w:r>
         <w:t>通知を止めたいときは LW_OFF に "1"。コードの差し替えもデプロイも要らない。受け取る人から「多すぎる」と言われたとき、LINE WORKS側で何か起きたときの逃げ道</w:t>
       </w:r>
     </w:p>
@@ -27945,6 +35149,647 @@
         <w:spacing w:before="240" w:after="80"/>
       </w:pPr>
       <w:r>
+        <w:t>2026年10月に整理した列</w:t>
+      </w:r>
+    </w:p>
+    <w:p>
+      <w:pPr>
+        <w:spacing w:after="120"/>
+      </w:pPr>
+      <w:r>
+        <w:t>二重に持っていた情報と、使われていなかった列を整理しました。</w:t>
+      </w:r>
+    </w:p>
+    <w:tbl>
+      <w:tblPr>
+        <w:tblW w:w="9360" w:type="dxa"/>
+        <w:tblBorders>
+          <w:top w:val="single" w:sz="4" w:space="0" w:color="D4DAD7"/>
+          <w:left w:val="single" w:sz="4" w:space="0" w:color="D4DAD7"/>
+          <w:bottom w:val="single" w:sz="4" w:space="0" w:color="D4DAD7"/>
+          <w:right w:val="single" w:sz="4" w:space="0" w:color="D4DAD7"/>
+          <w:insideH w:val="single" w:sz="2" w:space="0" w:color="E3EAE7"/>
+          <w:insideV w:val="single" w:sz="2" w:space="0" w:color="E3EAE7"/>
+        </w:tblBorders>
+        <w:tblLayout w:type="fixed"/>
+        <w:tblLook w:firstColumn="1" w:firstRow="1" w:lastColumn="0" w:lastRow="0" w:noHBand="0" w:noVBand="1" w:val="04A0"/>
+      </w:tblPr>
+      <w:tblGrid>
+        <w:gridCol w:w="1872"/>
+        <w:gridCol w:w="2808"/>
+        <w:gridCol w:w="4680"/>
+      </w:tblGrid>
+      <w:tr>
+        <w:trPr>
+          <w:tblHeader/>
+          <w:cantSplit/>
+        </w:trPr>
+        <w:tc>
+          <w:tcPr>
+            <w:tcW w:type="dxa" w:w="1872"/>
+            <w:shd w:val="clear" w:color="auto" w:fill="EDF6F3"/>
+            <w:tcMar>
+              <w:top w:w="60" w:type="dxa"/>
+              <w:left w:w="100" w:type="dxa"/>
+              <w:bottom w:w="60" w:type="dxa"/>
+              <w:right w:w="100" w:type="dxa"/>
+            </w:tcMar>
+          </w:tcPr>
+          <w:p>
+            <w:pPr>
+              <w:spacing w:before="0" w:after="0"/>
+            </w:pPr>
+            <w:r/>
+            <w:r>
+              <w:rPr>
+                <w:b/>
+                <w:sz w:val="18"/>
+              </w:rPr>
+              <w:t>シート</w:t>
+            </w:r>
+          </w:p>
+        </w:tc>
+        <w:tc>
+          <w:tcPr>
+            <w:tcW w:type="dxa" w:w="2808"/>
+            <w:shd w:val="clear" w:color="auto" w:fill="EDF6F3"/>
+            <w:tcMar>
+              <w:top w:w="60" w:type="dxa"/>
+              <w:left w:w="100" w:type="dxa"/>
+              <w:bottom w:w="60" w:type="dxa"/>
+              <w:right w:w="100" w:type="dxa"/>
+            </w:tcMar>
+          </w:tcPr>
+          <w:p>
+            <w:pPr>
+              <w:spacing w:before="0" w:after="0"/>
+            </w:pPr>
+            <w:r/>
+            <w:r>
+              <w:rPr>
+                <w:b/>
+                <w:sz w:val="18"/>
+              </w:rPr>
+              <w:t>変更</w:t>
+            </w:r>
+          </w:p>
+        </w:tc>
+        <w:tc>
+          <w:tcPr>
+            <w:tcW w:type="dxa" w:w="4679"/>
+            <w:shd w:val="clear" w:color="auto" w:fill="EDF6F3"/>
+            <w:tcMar>
+              <w:top w:w="60" w:type="dxa"/>
+              <w:left w:w="100" w:type="dxa"/>
+              <w:bottom w:w="60" w:type="dxa"/>
+              <w:right w:w="100" w:type="dxa"/>
+            </w:tcMar>
+          </w:tcPr>
+          <w:p>
+            <w:pPr>
+              <w:spacing w:before="0" w:after="0"/>
+            </w:pPr>
+            <w:r/>
+            <w:r>
+              <w:rPr>
+                <w:b/>
+                <w:sz w:val="18"/>
+              </w:rPr>
+              <w:t>理由</w:t>
+            </w:r>
+          </w:p>
+        </w:tc>
+      </w:tr>
+      <w:tr>
+        <w:trPr>
+          <w:cantSplit/>
+        </w:trPr>
+        <w:tc>
+          <w:tcPr>
+            <w:tcW w:type="dxa" w:w="1872"/>
+            <w:tcMar>
+              <w:top w:w="60" w:type="dxa"/>
+              <w:left w:w="100" w:type="dxa"/>
+              <w:bottom w:w="60" w:type="dxa"/>
+              <w:right w:w="100" w:type="dxa"/>
+            </w:tcMar>
+          </w:tcPr>
+          <w:p>
+            <w:pPr>
+              <w:spacing w:before="0" w:after="0"/>
+            </w:pPr>
+            <w:r/>
+            <w:r>
+              <w:rPr>
+                <w:sz w:val="18"/>
+              </w:rPr>
+              <w:t>部署マスタ</w:t>
+            </w:r>
+          </w:p>
+        </w:tc>
+        <w:tc>
+          <w:tcPr>
+            <w:tcW w:type="dxa" w:w="2808"/>
+            <w:tcMar>
+              <w:top w:w="60" w:type="dxa"/>
+              <w:left w:w="100" w:type="dxa"/>
+              <w:bottom w:w="60" w:type="dxa"/>
+              <w:right w:w="100" w:type="dxa"/>
+            </w:tcMar>
+          </w:tcPr>
+          <w:p>
+            <w:pPr>
+              <w:spacing w:before="0" w:after="0"/>
+            </w:pPr>
+            <w:r/>
+            <w:r>
+              <w:rPr>
+                <w:sz w:val="18"/>
+              </w:rPr>
+              <w:t>担当者１・担当者２ を削除</w:t>
+            </w:r>
+          </w:p>
+        </w:tc>
+        <w:tc>
+          <w:tcPr>
+            <w:tcW w:type="dxa" w:w="4679"/>
+            <w:tcMar>
+              <w:top w:w="60" w:type="dxa"/>
+              <w:left w:w="100" w:type="dxa"/>
+              <w:bottom w:w="60" w:type="dxa"/>
+              <w:right w:w="100" w:type="dxa"/>
+            </w:tcMar>
+          </w:tcPr>
+          <w:p>
+            <w:pPr>
+              <w:spacing w:before="0" w:after="0"/>
+            </w:pPr>
+            <w:r/>
+            <w:r>
+              <w:rPr>
+                <w:sz w:val="18"/>
+              </w:rPr>
+              <w:t>ユーザーマスタと同じ人を2か所に書いていて、異動や改姓でずれるため。コードからも使っていなかった。</w:t>
+            </w:r>
+          </w:p>
+        </w:tc>
+      </w:tr>
+      <w:tr>
+        <w:trPr>
+          <w:cantSplit/>
+        </w:trPr>
+        <w:tc>
+          <w:tcPr>
+            <w:tcW w:type="dxa" w:w="1872"/>
+            <w:tcMar>
+              <w:top w:w="60" w:type="dxa"/>
+              <w:left w:w="100" w:type="dxa"/>
+              <w:bottom w:w="60" w:type="dxa"/>
+              <w:right w:w="100" w:type="dxa"/>
+            </w:tcMar>
+          </w:tcPr>
+          <w:p>
+            <w:pPr>
+              <w:spacing w:before="0" w:after="0"/>
+            </w:pPr>
+            <w:r/>
+            <w:r>
+              <w:rPr>
+                <w:sz w:val="18"/>
+              </w:rPr>
+              <w:t>ユーザーマスタ</w:t>
+            </w:r>
+          </w:p>
+        </w:tc>
+        <w:tc>
+          <w:tcPr>
+            <w:tcW w:type="dxa" w:w="2808"/>
+            <w:tcMar>
+              <w:top w:w="60" w:type="dxa"/>
+              <w:left w:w="100" w:type="dxa"/>
+              <w:bottom w:w="60" w:type="dxa"/>
+              <w:right w:w="100" w:type="dxa"/>
+            </w:tcMar>
+          </w:tcPr>
+          <w:p>
+            <w:pPr>
+              <w:spacing w:before="0" w:after="0"/>
+            </w:pPr>
+            <w:r/>
+            <w:r>
+              <w:rPr>
+                <w:sz w:val="18"/>
+              </w:rPr>
+              <w:t>権限 を削除</w:t>
+            </w:r>
+          </w:p>
+        </w:tc>
+        <w:tc>
+          <w:tcPr>
+            <w:tcW w:type="dxa" w:w="4679"/>
+            <w:tcMar>
+              <w:top w:w="60" w:type="dxa"/>
+              <w:left w:w="100" w:type="dxa"/>
+              <w:bottom w:w="60" w:type="dxa"/>
+              <w:right w:w="100" w:type="dxa"/>
+            </w:tcMar>
+          </w:tcPr>
+          <w:p>
+            <w:pPr>
+              <w:spacing w:before="0" w:after="0"/>
+            </w:pPr>
+            <w:r/>
+            <w:r>
+              <w:rPr>
+                <w:sz w:val="18"/>
+              </w:rPr>
+              <w:t>画面の入口はパスワードで分けていて、何にも効いていなかった。</w:t>
+            </w:r>
+          </w:p>
+        </w:tc>
+      </w:tr>
+      <w:tr>
+        <w:trPr>
+          <w:cantSplit/>
+        </w:trPr>
+        <w:tc>
+          <w:tcPr>
+            <w:tcW w:type="dxa" w:w="1872"/>
+            <w:tcMar>
+              <w:top w:w="60" w:type="dxa"/>
+              <w:left w:w="100" w:type="dxa"/>
+              <w:bottom w:w="60" w:type="dxa"/>
+              <w:right w:w="100" w:type="dxa"/>
+            </w:tcMar>
+          </w:tcPr>
+          <w:p>
+            <w:pPr>
+              <w:spacing w:before="0" w:after="0"/>
+            </w:pPr>
+            <w:r/>
+            <w:r>
+              <w:rPr>
+                <w:sz w:val="18"/>
+              </w:rPr>
+              <w:t>医療機器履歴</w:t>
+            </w:r>
+          </w:p>
+        </w:tc>
+        <w:tc>
+          <w:tcPr>
+            <w:tcW w:type="dxa" w:w="2808"/>
+            <w:tcMar>
+              <w:top w:w="60" w:type="dxa"/>
+              <w:left w:w="100" w:type="dxa"/>
+              <w:bottom w:w="60" w:type="dxa"/>
+              <w:right w:w="100" w:type="dxa"/>
+            </w:tcMar>
+          </w:tcPr>
+          <w:p>
+            <w:pPr>
+              <w:spacing w:before="0" w:after="0"/>
+            </w:pPr>
+            <w:r/>
+            <w:r>
+              <w:rPr>
+                <w:sz w:val="18"/>
+              </w:rPr>
+              <w:t>ファイルBOXID を削除</w:t>
+            </w:r>
+          </w:p>
+        </w:tc>
+        <w:tc>
+          <w:tcPr>
+            <w:tcW w:type="dxa" w:w="4679"/>
+            <w:tcMar>
+              <w:top w:w="60" w:type="dxa"/>
+              <w:left w:w="100" w:type="dxa"/>
+              <w:bottom w:w="60" w:type="dxa"/>
+              <w:right w:w="100" w:type="dxa"/>
+            </w:tcMar>
+          </w:tcPr>
+          <w:p>
+            <w:pPr>
+              <w:spacing w:before="0" w:after="0"/>
+            </w:pPr>
+            <w:r/>
+            <w:r>
+              <w:rPr>
+                <w:sz w:val="18"/>
+              </w:rPr>
+              <w:t>書類は機器単位（機器マスタのファイルBOXID）に集約していて、全行が空だった。</w:t>
+            </w:r>
+          </w:p>
+        </w:tc>
+      </w:tr>
+      <w:tr>
+        <w:trPr>
+          <w:cantSplit/>
+        </w:trPr>
+        <w:tc>
+          <w:tcPr>
+            <w:tcW w:type="dxa" w:w="1872"/>
+            <w:tcMar>
+              <w:top w:w="60" w:type="dxa"/>
+              <w:left w:w="100" w:type="dxa"/>
+              <w:bottom w:w="60" w:type="dxa"/>
+              <w:right w:w="100" w:type="dxa"/>
+            </w:tcMar>
+          </w:tcPr>
+          <w:p>
+            <w:pPr>
+              <w:spacing w:before="0" w:after="0"/>
+            </w:pPr>
+            <w:r/>
+            <w:r>
+              <w:rPr>
+                <w:sz w:val="18"/>
+              </w:rPr>
+              <w:t>点検表マスタ</w:t>
+            </w:r>
+          </w:p>
+        </w:tc>
+        <w:tc>
+          <w:tcPr>
+            <w:tcW w:type="dxa" w:w="2808"/>
+            <w:tcMar>
+              <w:top w:w="60" w:type="dxa"/>
+              <w:left w:w="100" w:type="dxa"/>
+              <w:bottom w:w="60" w:type="dxa"/>
+              <w:right w:w="100" w:type="dxa"/>
+            </w:tcMar>
+          </w:tcPr>
+          <w:p>
+            <w:pPr>
+              <w:spacing w:before="0" w:after="0"/>
+            </w:pPr>
+            <w:r/>
+            <w:r>
+              <w:rPr>
+                <w:sz w:val="18"/>
+              </w:rPr>
+              <w:t>機器区分ID を自動に</w:t>
+            </w:r>
+          </w:p>
+        </w:tc>
+        <w:tc>
+          <w:tcPr>
+            <w:tcW w:type="dxa" w:w="4679"/>
+            <w:tcMar>
+              <w:top w:w="60" w:type="dxa"/>
+              <w:left w:w="100" w:type="dxa"/>
+              <w:bottom w:w="60" w:type="dxa"/>
+              <w:right w:w="100" w:type="dxa"/>
+            </w:tcMar>
+          </w:tcPr>
+          <w:p>
+            <w:pPr>
+              <w:spacing w:before="0" w:after="0"/>
+            </w:pPr>
+            <w:r/>
+            <w:r>
+              <w:rPr>
+                <w:sz w:val="18"/>
+              </w:rPr>
+              <w:t>機器区分マスタの点検表IDと指し合っていて、ずれる余地があった。正を機器区分側に決め、保存のたびに合わせる。マスタ画面では見るだけ。</w:t>
+            </w:r>
+          </w:p>
+        </w:tc>
+      </w:tr>
+      <w:tr>
+        <w:trPr>
+          <w:cantSplit/>
+        </w:trPr>
+        <w:tc>
+          <w:tcPr>
+            <w:tcW w:type="dxa" w:w="1872"/>
+            <w:tcMar>
+              <w:top w:w="60" w:type="dxa"/>
+              <w:left w:w="100" w:type="dxa"/>
+              <w:bottom w:w="60" w:type="dxa"/>
+              <w:right w:w="100" w:type="dxa"/>
+            </w:tcMar>
+          </w:tcPr>
+          <w:p>
+            <w:pPr>
+              <w:spacing w:before="0" w:after="0"/>
+            </w:pPr>
+            <w:r/>
+            <w:r>
+              <w:rPr>
+                <w:sz w:val="18"/>
+              </w:rPr>
+              <w:t>アクションマスタ</w:t>
+            </w:r>
+          </w:p>
+        </w:tc>
+        <w:tc>
+          <w:tcPr>
+            <w:tcW w:type="dxa" w:w="2808"/>
+            <w:tcMar>
+              <w:top w:w="60" w:type="dxa"/>
+              <w:left w:w="100" w:type="dxa"/>
+              <w:bottom w:w="60" w:type="dxa"/>
+              <w:right w:w="100" w:type="dxa"/>
+            </w:tcMar>
+          </w:tcPr>
+          <w:p>
+            <w:pPr>
+              <w:spacing w:before="0" w:after="0"/>
+            </w:pPr>
+            <w:r/>
+            <w:r>
+              <w:rPr>
+                <w:sz w:val="18"/>
+              </w:rPr>
+              <w:t>ステータス更新・点検日更新 を見るだけに</w:t>
+            </w:r>
+          </w:p>
+        </w:tc>
+        <w:tc>
+          <w:tcPr>
+            <w:tcW w:type="dxa" w:w="4679"/>
+            <w:tcMar>
+              <w:top w:w="60" w:type="dxa"/>
+              <w:left w:w="100" w:type="dxa"/>
+              <w:bottom w:w="60" w:type="dxa"/>
+              <w:right w:w="100" w:type="dxa"/>
+            </w:tcMar>
+          </w:tcPr>
+          <w:p>
+            <w:pPr>
+              <w:spacing w:before="0" w:after="0"/>
+            </w:pPr>
+            <w:r/>
+            <w:r>
+              <w:rPr>
+                <w:sz w:val="18"/>
+              </w:rPr>
+              <w:t>書き換えても動きが変わらないのに、画面から直せて誤解を生むため。</w:t>
+            </w:r>
+          </w:p>
+        </w:tc>
+      </w:tr>
+      <w:tr>
+        <w:trPr>
+          <w:cantSplit/>
+        </w:trPr>
+        <w:tc>
+          <w:tcPr>
+            <w:tcW w:type="dxa" w:w="1872"/>
+            <w:tcMar>
+              <w:top w:w="60" w:type="dxa"/>
+              <w:left w:w="100" w:type="dxa"/>
+              <w:bottom w:w="60" w:type="dxa"/>
+              <w:right w:w="100" w:type="dxa"/>
+            </w:tcMar>
+          </w:tcPr>
+          <w:p>
+            <w:pPr>
+              <w:spacing w:before="0" w:after="0"/>
+            </w:pPr>
+            <w:r/>
+            <w:r>
+              <w:rPr>
+                <w:sz w:val="18"/>
+              </w:rPr>
+              <w:t>機器マスタ</w:t>
+            </w:r>
+          </w:p>
+        </w:tc>
+        <w:tc>
+          <w:tcPr>
+            <w:tcW w:type="dxa" w:w="2808"/>
+            <w:tcMar>
+              <w:top w:w="60" w:type="dxa"/>
+              <w:left w:w="100" w:type="dxa"/>
+              <w:bottom w:w="60" w:type="dxa"/>
+              <w:right w:w="100" w:type="dxa"/>
+            </w:tcMar>
+          </w:tcPr>
+          <w:p>
+            <w:pPr>
+              <w:spacing w:before="0" w:after="0"/>
+            </w:pPr>
+            <w:r/>
+            <w:r>
+              <w:rPr>
+                <w:sz w:val="18"/>
+              </w:rPr>
+              <w:t>部署と保管場所のチェックを追加</w:t>
+            </w:r>
+          </w:p>
+        </w:tc>
+        <w:tc>
+          <w:tcPr>
+            <w:tcW w:type="dxa" w:w="4679"/>
+            <w:tcMar>
+              <w:top w:w="60" w:type="dxa"/>
+              <w:left w:w="100" w:type="dxa"/>
+              <w:bottom w:w="60" w:type="dxa"/>
+              <w:right w:w="100" w:type="dxa"/>
+            </w:tcMar>
+          </w:tcPr>
+          <w:p>
+            <w:pPr>
+              <w:spacing w:before="0" w:after="0"/>
+            </w:pPr>
+            <w:r/>
+            <w:r>
+              <w:rPr>
+                <w:sz w:val="18"/>
+              </w:rPr>
+              <w:t>保管場所マスタも部署IDを持つため、食い違う組み合わせが作れた。機器マスタの保存と「移設」で assertLocDept_() が止める。</w:t>
+            </w:r>
+          </w:p>
+        </w:tc>
+      </w:tr>
+      <w:tr>
+        <w:trPr>
+          <w:cantSplit/>
+        </w:trPr>
+        <w:tc>
+          <w:tcPr>
+            <w:tcW w:type="dxa" w:w="1872"/>
+            <w:tcMar>
+              <w:top w:w="60" w:type="dxa"/>
+              <w:left w:w="100" w:type="dxa"/>
+              <w:bottom w:w="60" w:type="dxa"/>
+              <w:right w:w="100" w:type="dxa"/>
+            </w:tcMar>
+          </w:tcPr>
+          <w:p>
+            <w:pPr>
+              <w:spacing w:before="0" w:after="0"/>
+            </w:pPr>
+            <w:r/>
+            <w:r>
+              <w:rPr>
+                <w:sz w:val="18"/>
+              </w:rPr>
+              <w:t>医療機器管理台帳(View)</w:t>
+            </w:r>
+          </w:p>
+        </w:tc>
+        <w:tc>
+          <w:tcPr>
+            <w:tcW w:type="dxa" w:w="2808"/>
+            <w:tcMar>
+              <w:top w:w="60" w:type="dxa"/>
+              <w:left w:w="100" w:type="dxa"/>
+              <w:bottom w:w="60" w:type="dxa"/>
+              <w:right w:w="100" w:type="dxa"/>
+            </w:tcMar>
+          </w:tcPr>
+          <w:p>
+            <w:pPr>
+              <w:spacing w:before="0" w:after="0"/>
+            </w:pPr>
+            <w:r/>
+            <w:r>
+              <w:rPr>
+                <w:sz w:val="18"/>
+              </w:rPr>
+              <w:t>数式の参照範囲を行の終わりまで</w:t>
+            </w:r>
+          </w:p>
+        </w:tc>
+        <w:tc>
+          <w:tcPr>
+            <w:tcW w:type="dxa" w:w="4679"/>
+            <w:tcMar>
+              <w:top w:w="60" w:type="dxa"/>
+              <w:left w:w="100" w:type="dxa"/>
+              <w:bottom w:w="60" w:type="dxa"/>
+              <w:right w:w="100" w:type="dxa"/>
+            </w:tcMar>
+          </w:tcPr>
+          <w:p>
+            <w:pPr>
+              <w:spacing w:before="0" w:after="0"/>
+            </w:pPr>
+            <w:r/>
+            <w:r>
+              <w:rPr>
+                <w:sz w:val="18"/>
+              </w:rPr>
+              <w:t>履歴の499行目までしか見ていなかった。</w:t>
+            </w:r>
+          </w:p>
+        </w:tc>
+      </w:tr>
+    </w:tbl>
+    <w:p>
+      <w:pPr>
+        <w:spacing w:after="160"/>
+      </w:pPr>
+    </w:p>
+    <w:p>
+      <w:pPr>
+        <w:pStyle w:val="2"/>
+        <w:spacing w:before="240" w:after="80"/>
+      </w:pPr>
+      <w:r>
         <w:t>既知の制約</w:t>
       </w:r>
     </w:p>
@@ -28630,6 +36475,363 @@
                 <w:sz w:val="18"/>
               </w:rPr>
               <w:t>枚数は載せず、書類ボックスへのリンクを置いている。</w:t>
+            </w:r>
+          </w:p>
+        </w:tc>
+      </w:tr>
+      <w:tr>
+        <w:trPr>
+          <w:cantSplit/>
+        </w:trPr>
+        <w:tc>
+          <w:tcPr>
+            <w:tcW w:type="dxa" w:w="4304"/>
+            <w:tcMar>
+              <w:top w:w="60" w:type="dxa"/>
+              <w:left w:w="100" w:type="dxa"/>
+              <w:bottom w:w="60" w:type="dxa"/>
+              <w:right w:w="100" w:type="dxa"/>
+            </w:tcMar>
+          </w:tcPr>
+          <w:p>
+            <w:pPr>
+              <w:spacing w:before="0" w:after="0"/>
+            </w:pPr>
+            <w:r/>
+            <w:r>
+              <w:rPr>
+                <w:sz w:val="18"/>
+              </w:rPr>
+              <w:t>帳票の記載事項のうち、購入年は使用開始日、製造販売業者はメーカーマスタの名称で代用している。</w:t>
+            </w:r>
+          </w:p>
+        </w:tc>
+        <w:tc>
+          <w:tcPr>
+            <w:tcW w:type="dxa" w:w="5053"/>
+            <w:tcMar>
+              <w:top w:w="60" w:type="dxa"/>
+              <w:left w:w="100" w:type="dxa"/>
+              <w:bottom w:w="60" w:type="dxa"/>
+              <w:right w:w="100" w:type="dxa"/>
+            </w:tcMar>
+          </w:tcPr>
+          <w:p>
+            <w:pPr>
+              <w:spacing w:before="0" w:after="0"/>
+            </w:pPr>
+            <w:r/>
+            <w:r>
+              <w:rPr>
+                <w:sz w:val="18"/>
+              </w:rPr>
+              <w:t>帳票の注記に明記している。業者点検・修理の担当者欄は院内の登録者になるため、実施した業者名は対応内容か備考に書いてもらう。</w:t>
+            </w:r>
+          </w:p>
+        </w:tc>
+      </w:tr>
+      <w:tr>
+        <w:trPr>
+          <w:cantSplit/>
+        </w:trPr>
+        <w:tc>
+          <w:tcPr>
+            <w:tcW w:type="dxa" w:w="4304"/>
+            <w:tcMar>
+              <w:top w:w="60" w:type="dxa"/>
+              <w:left w:w="100" w:type="dxa"/>
+              <w:bottom w:w="60" w:type="dxa"/>
+              <w:right w:w="100" w:type="dxa"/>
+            </w:tcMar>
+          </w:tcPr>
+          <w:p>
+            <w:pPr>
+              <w:spacing w:before="0" w:after="0"/>
+            </w:pPr>
+            <w:r/>
+            <w:r>
+              <w:rPr>
+                <w:sz w:val="18"/>
+              </w:rPr>
+              <w:t>保守点検計画の予定は、周期から機械的に立てたもの。年度の途中で周期を変えると、その時点の周期で引き直される。</w:t>
+            </w:r>
+          </w:p>
+        </w:tc>
+        <w:tc>
+          <w:tcPr>
+            <w:tcW w:type="dxa" w:w="5053"/>
+            <w:tcMar>
+              <w:top w:w="60" w:type="dxa"/>
+              <w:left w:w="100" w:type="dxa"/>
+              <w:bottom w:w="60" w:type="dxa"/>
+              <w:right w:w="100" w:type="dxa"/>
+            </w:tcMar>
+          </w:tcPr>
+          <w:p>
+            <w:pPr>
+              <w:spacing w:before="0" w:after="0"/>
+            </w:pPr>
+            <w:r/>
+            <w:r>
+              <w:rPr>
+                <w:sz w:val="18"/>
+              </w:rPr>
+              <w:t>年度初めに印刷して責任者の確認を受け、その紙を「その年度の計画」として保管する運用にする。</w:t>
+            </w:r>
+          </w:p>
+        </w:tc>
+      </w:tr>
+      <w:tr>
+        <w:trPr>
+          <w:cantSplit/>
+        </w:trPr>
+        <w:tc>
+          <w:tcPr>
+            <w:tcW w:type="dxa" w:w="4304"/>
+            <w:tcMar>
+              <w:top w:w="60" w:type="dxa"/>
+              <w:left w:w="100" w:type="dxa"/>
+              <w:bottom w:w="60" w:type="dxa"/>
+              <w:right w:w="100" w:type="dxa"/>
+            </w:tcMar>
+          </w:tcPr>
+          <w:p>
+            <w:pPr>
+              <w:spacing w:before="0" w:after="0"/>
+            </w:pPr>
+            <w:r/>
+            <w:r>
+              <w:rPr>
+                <w:sz w:val="18"/>
+              </w:rPr>
+              <w:t>帳票の書式は法令で決まった様式ではない。保健所によって確認する点が違うことがある。</w:t>
+            </w:r>
+          </w:p>
+        </w:tc>
+        <w:tc>
+          <w:tcPr>
+            <w:tcW w:type="dxa" w:w="5053"/>
+            <w:tcMar>
+              <w:top w:w="60" w:type="dxa"/>
+              <w:left w:w="100" w:type="dxa"/>
+              <w:bottom w:w="60" w:type="dxa"/>
+              <w:right w:w="100" w:type="dxa"/>
+            </w:tcMar>
+          </w:tcPr>
+          <w:p>
+            <w:pPr>
+              <w:spacing w:before="0" w:after="0"/>
+            </w:pPr>
+            <w:r/>
+            <w:r>
+              <w:rPr>
+                <w:sz w:val="18"/>
+              </w:rPr>
+              <w:t>医療機器安全管理責任者と、保健所の指導内容を照らし合わせて使う。</w:t>
+            </w:r>
+          </w:p>
+        </w:tc>
+      </w:tr>
+      <w:tr>
+        <w:trPr>
+          <w:cantSplit/>
+        </w:trPr>
+        <w:tc>
+          <w:tcPr>
+            <w:tcW w:type="dxa" w:w="4304"/>
+            <w:tcMar>
+              <w:top w:w="60" w:type="dxa"/>
+              <w:left w:w="100" w:type="dxa"/>
+              <w:bottom w:w="60" w:type="dxa"/>
+              <w:right w:w="100" w:type="dxa"/>
+            </w:tcMar>
+          </w:tcPr>
+          <w:p>
+            <w:pPr>
+              <w:spacing w:before="0" w:after="0"/>
+            </w:pPr>
+            <w:r/>
+            <w:r>
+              <w:rPr>
+                <w:sz w:val="18"/>
+              </w:rPr>
+              <w:t>点検パスワードを変えると、ログイン中のスマホは全員ログインし直しになる。</w:t>
+            </w:r>
+          </w:p>
+        </w:tc>
+        <w:tc>
+          <w:tcPr>
+            <w:tcW w:type="dxa" w:w="5053"/>
+            <w:tcMar>
+              <w:top w:w="60" w:type="dxa"/>
+              <w:left w:w="100" w:type="dxa"/>
+              <w:bottom w:w="60" w:type="dxa"/>
+              <w:right w:w="100" w:type="dxa"/>
+            </w:tcMar>
+          </w:tcPr>
+          <w:p>
+            <w:pPr>
+              <w:spacing w:before="0" w:after="0"/>
+            </w:pPr>
+            <w:r/>
+            <w:r>
+              <w:rPr>
+                <w:sz w:val="18"/>
+              </w:rPr>
+              <w:t>パスワードが漏れたときに締め出せるよう、わざとそうしている。変える前に新しいパスワードを現場へ伝えておく。</w:t>
+            </w:r>
+          </w:p>
+        </w:tc>
+      </w:tr>
+      <w:tr>
+        <w:trPr>
+          <w:cantSplit/>
+        </w:trPr>
+        <w:tc>
+          <w:tcPr>
+            <w:tcW w:type="dxa" w:w="4304"/>
+            <w:tcMar>
+              <w:top w:w="60" w:type="dxa"/>
+              <w:left w:w="100" w:type="dxa"/>
+              <w:bottom w:w="60" w:type="dxa"/>
+              <w:right w:w="100" w:type="dxa"/>
+            </w:tcMar>
+          </w:tcPr>
+          <w:p>
+            <w:pPr>
+              <w:spacing w:before="0" w:after="0"/>
+            </w:pPr>
+            <w:r/>
+            <w:r>
+              <w:rPr>
+                <w:sz w:val="18"/>
+              </w:rPr>
+              <w:t>点検パスワードの確認は GAS に聞きに行くため、GAS が止まっていると Workers 版にもログインできない。</w:t>
+            </w:r>
+          </w:p>
+        </w:tc>
+        <w:tc>
+          <w:tcPr>
+            <w:tcW w:type="dxa" w:w="5053"/>
+            <w:tcMar>
+              <w:top w:w="60" w:type="dxa"/>
+              <w:left w:w="100" w:type="dxa"/>
+              <w:bottom w:w="60" w:type="dxa"/>
+              <w:right w:w="100" w:type="dxa"/>
+            </w:tcMar>
+          </w:tcPr>
+          <w:p>
+            <w:pPr>
+              <w:spacing w:before="0" w:after="0"/>
+            </w:pPr>
+            <w:r/>
+            <w:r>
+              <w:rPr>
+                <w:sz w:val="18"/>
+              </w:rPr>
+              <w:t>GAS が止まっていれば点検の登録もできないので、実害は同じ。GAS側のファイルに構文の誤りがある（同じ const が2回ある、など）と、画面に「GASからJSONが返りませんでした」と出る。エディタで cfApiTest を実行すると原因が出る。</w:t>
+            </w:r>
+          </w:p>
+        </w:tc>
+      </w:tr>
+      <w:tr>
+        <w:trPr>
+          <w:cantSplit/>
+        </w:trPr>
+        <w:tc>
+          <w:tcPr>
+            <w:tcW w:type="dxa" w:w="4304"/>
+            <w:tcMar>
+              <w:top w:w="60" w:type="dxa"/>
+              <w:left w:w="100" w:type="dxa"/>
+              <w:bottom w:w="60" w:type="dxa"/>
+              <w:right w:w="100" w:type="dxa"/>
+            </w:tcMar>
+          </w:tcPr>
+          <w:p>
+            <w:pPr>
+              <w:spacing w:before="0" w:after="0"/>
+            </w:pPr>
+            <w:r/>
+            <w:r>
+              <w:rPr>
+                <w:sz w:val="18"/>
+              </w:rPr>
+              <w:t>月次サマリーは LINE WORKS のIDにもメールで送る。IDが実在のメールアドレスでないと届かない。</w:t>
+            </w:r>
+          </w:p>
+        </w:tc>
+        <w:tc>
+          <w:tcPr>
+            <w:tcW w:type="dxa" w:w="5053"/>
+            <w:tcMar>
+              <w:top w:w="60" w:type="dxa"/>
+              <w:left w:w="100" w:type="dxa"/>
+              <w:bottom w:w="60" w:type="dxa"/>
+              <w:right w:w="100" w:type="dxa"/>
+            </w:tcMar>
+          </w:tcPr>
+          <w:p>
+            <w:pPr>
+              <w:spacing w:before="0" w:after="0"/>
+            </w:pPr>
+            <w:r/>
+            <w:r>
+              <w:rPr>
+                <w:sz w:val="18"/>
+              </w:rPr>
+              <w:t>届かなかった相手は __LOG（種別 SUMMARY）に残る。必要なら MAIL_TO に正しいアドレスを入れる（LW_TO_USERS と同じ文字列なら二重にはならない）。</w:t>
+            </w:r>
+          </w:p>
+        </w:tc>
+      </w:tr>
+      <w:tr>
+        <w:trPr>
+          <w:cantSplit/>
+        </w:trPr>
+        <w:tc>
+          <w:tcPr>
+            <w:tcW w:type="dxa" w:w="4304"/>
+            <w:tcMar>
+              <w:top w:w="60" w:type="dxa"/>
+              <w:left w:w="100" w:type="dxa"/>
+              <w:bottom w:w="60" w:type="dxa"/>
+              <w:right w:w="100" w:type="dxa"/>
+            </w:tcMar>
+          </w:tcPr>
+          <w:p>
+            <w:pPr>
+              <w:spacing w:before="0" w:after="0"/>
+            </w:pPr>
+            <w:r/>
+            <w:r>
+              <w:rPr>
+                <w:sz w:val="18"/>
+              </w:rPr>
+              <w:t>使い始めのうちは、実施率がかなり低く出る。計画上の予定に対して、システムの記録がまだ少ないため。</w:t>
+            </w:r>
+          </w:p>
+        </w:tc>
+        <w:tc>
+          <w:tcPr>
+            <w:tcW w:type="dxa" w:w="5053"/>
+            <w:tcMar>
+              <w:top w:w="60" w:type="dxa"/>
+              <w:left w:w="100" w:type="dxa"/>
+              <w:bottom w:w="60" w:type="dxa"/>
+              <w:right w:w="100" w:type="dxa"/>
+            </w:tcMar>
+          </w:tcPr>
+          <w:p>
+            <w:pPr>
+              <w:spacing w:before="0" w:after="0"/>
+            </w:pPr>
+            <w:r/>
+            <w:r>
+              <w:rPr>
+                <w:sz w:val="18"/>
+              </w:rPr>
+              <w:t>RECORD_SINCE に記録し始めた月を入れる。それより前は数えない。</w:t>
             </w:r>
           </w:p>
         </w:tc>
@@ -28991,7 +37193,20 @@
         <w:spacing w:after="80"/>
       </w:pPr>
       <w:r>
-        <w:t>点検期限が近い機器を担当部署へ自動で通知する（トリガー＋LINE WORKS）</w:t>
+        <w:t>点検期限が近い機器を担当部署へ自動で通知する（トリガー＋LINE WORKS）。長く修理中・貸出中のままの機器も一緒に載せる。期限の決まりは due.gs をそのまま使える</w:t>
+      </w:r>
+    </w:p>
+    <w:p>
+      <w:pPr>
+        <w:pStyle w:val="a4"/>
+        <w:numPr>
+          <w:ilvl w:val="0"/>
+          <w:numId w:val="2"/>
+        </w:numPr>
+        <w:spacing w:after="80"/>
+      </w:pPr>
+      <w:r>
+        <w:t>医療機器安全管理責任者が行う職員研修（人工呼吸器・除細動器など）の記録を持つ</w:t>
       </w:r>
     </w:p>
     <w:p>
